--- a/downloads/student/ai-6-week-20.docx
+++ b/downloads/student/ai-6-week-20.docx
@@ -777,6 +777,16 @@
     <w:p>
       <w:r>
         <w:t>The inventory cannot prove deletion from unknown locations; document scope and investigate untracked copies.</w:t>
+      </w:r>
+    </w:p>
+    <w:p>
+      <w:r>
+        <w:t>Read the labelled picture: Apply the seven-day boundary to T1 and T2. How many T2 locations need verification, and may deletion be called complete if its backup remains?</w:t>
+      </w:r>
+    </w:p>
+    <w:p>
+      <w:r>
+        <w:t>Change one thing: Primary deletion succeeds but backup deletion fails. Predict the result before checking the explanation. What remains the same?</w:t>
       </w:r>
     </w:p>
     <w:p>
@@ -1875,6 +1885,187 @@
         <w:t>Attempt the independent case before hints. Record whether you worked alone, used a hint or followed a model. After feedback, fix the first unsupported step and explain why it changed. A later check uses a changed case, not a copied answer.</w:t>
       </w:r>
     </w:p>
+    <w:p>
+      <w:pPr>
+        <w:pStyle w:val="Heading1"/>
+      </w:pPr>
+      <w:r>
+        <w:t>15. Your lesson route</w:t>
+      </w:r>
+    </w:p>
+    <w:p>
+      <w:r>
+        <w:t>Start with this question: Delete every listed copy. A fictional policy deletes transcripts at age seven days or older, including listed backups.</w:t>
+      </w:r>
+    </w:p>
+    <w:tbl>
+      <w:tblPr>
+        <w:tblStyle w:val="LightShading-Accent1"/>
+        <w:tblW w:type="auto" w:w="0"/>
+        <w:tblLook w:firstColumn="1" w:firstRow="1" w:lastColumn="0" w:lastRow="0" w:noHBand="0" w:noVBand="1" w:val="04A0"/>
+      </w:tblPr>
+      <w:tblGrid>
+        <w:gridCol w:w="5112"/>
+        <w:gridCol w:w="5112"/>
+      </w:tblGrid>
+      <w:tr>
+        <w:trPr>
+          <w:tblHeader/>
+        </w:trPr>
+        <w:tc>
+          <w:tcPr>
+            <w:tcW w:type="dxa" w:w="5112"/>
+          </w:tcPr>
+          <w:p>
+            <w:r>
+              <w:t>By the end, I can</w:t>
+            </w:r>
+          </w:p>
+        </w:tc>
+        <w:tc>
+          <w:tcPr>
+            <w:tcW w:type="dxa" w:w="5112"/>
+          </w:tcPr>
+          <w:p>
+            <w:r>
+              <w:t>How I will show it</w:t>
+            </w:r>
+          </w:p>
+        </w:tc>
+      </w:tr>
+      <w:tr>
+        <w:tc>
+          <w:tcPr>
+            <w:tcW w:type="dxa" w:w="5112"/>
+          </w:tcPr>
+          <w:p>
+            <w:r>
+              <w:t>Explain the mechanism and terminology of data retention and deletion</w:t>
+            </w:r>
+          </w:p>
+        </w:tc>
+        <w:tc>
+          <w:tcPr>
+            <w:tcW w:type="dxa" w:w="5112"/>
+          </w:tcPr>
+          <w:p>
+            <w:r>
+              <w:t>Explain the deciding step, show a trace or test, and state one limit.</w:t>
+            </w:r>
+          </w:p>
+        </w:tc>
+      </w:tr>
+      <w:tr>
+        <w:tc>
+          <w:tcPr>
+            <w:tcW w:type="dxa" w:w="5112"/>
+          </w:tcPr>
+          <w:p>
+            <w:r>
+              <w:t>Apply the stated procedure to a new case with a traceable result</w:t>
+            </w:r>
+          </w:p>
+        </w:tc>
+        <w:tc>
+          <w:tcPr>
+            <w:tcW w:type="dxa" w:w="5112"/>
+          </w:tcPr>
+          <w:p>
+            <w:r>
+              <w:t>Explain the deciding step, show a trace or test, and state one limit.</w:t>
+            </w:r>
+          </w:p>
+        </w:tc>
+      </w:tr>
+      <w:tr>
+        <w:tc>
+          <w:tcPr>
+            <w:tcW w:type="dxa" w:w="5112"/>
+          </w:tcPr>
+          <w:p>
+            <w:r>
+              <w:t>Identify an assumption or limitation and design a revealing follow-up</w:t>
+            </w:r>
+          </w:p>
+        </w:tc>
+        <w:tc>
+          <w:tcPr>
+            <w:tcW w:type="dxa" w:w="5112"/>
+          </w:tcPr>
+          <w:p>
+            <w:r>
+              <w:t>Explain the deciding step, show a trace or test, and state one limit.</w:t>
+            </w:r>
+          </w:p>
+        </w:tc>
+      </w:tr>
+    </w:tbl>
+    <w:p>
+      <w:r>
+        <w:t>Remember → watch and explain → try with help → investigate → try independently → keep project evidence. Your teacher may spread this lesson across several classes.</w:t>
+      </w:r>
+    </w:p>
+    <w:p>
+      <w:r>
+        <w:t>Keep your first prediction. Compare it with what the evidence shows and explain any change.</w:t>
+      </w:r>
+    </w:p>
+    <w:p>
+      <w:pPr>
+        <w:pStyle w:val="Heading1"/>
+      </w:pPr>
+      <w:r>
+        <w:t>16. Finish and return</w:t>
+      </w:r>
+    </w:p>
+    <w:p>
+      <w:r>
+        <w:t>Close your notes. Explain this goal in your own words: Explain the mechanism and terminology of data retention and deletion</w:t>
+      </w:r>
+    </w:p>
+    <w:p>
+      <w:pPr>
+        <w:pStyle w:val="Heading3"/>
+      </w:pPr>
+      <w:r>
+        <w:t>My deciding step, evidence and one remaining question</w:t>
+      </w:r>
+    </w:p>
+    <w:p>
+      <w:r>
+        <w:t>________________________________________________________________</w:t>
+      </w:r>
+    </w:p>
+    <w:p>
+      <w:r>
+        <w:t>________________________________________________________________</w:t>
+      </w:r>
+    </w:p>
+    <w:p>
+      <w:r>
+        <w:t>________________________________________________________________</w:t>
+      </w:r>
+    </w:p>
+    <w:p>
+      <w:r>
+        <w:t>________________________________________________________________</w:t>
+      </w:r>
+    </w:p>
+    <w:p>
+      <w:r>
+        <w:t>________________________________________________________________</w:t>
+      </w:r>
+    </w:p>
+    <w:p>
+      <w:r>
+        <w:t>If you are unsure, return to the worked picture and explain one arrow. If you are ready, change an input or assumption and justify your prediction.</w:t>
+      </w:r>
+    </w:p>
+    <w:p>
+      <w:r>
+        <w:t>Save your workbook evidence. At the next review, try a different case before opening your old answer.</w:t>
+      </w:r>
+    </w:p>
     <w:sectPr>
       <w:pgSz w:w="12240" w:h="15840"/>
       <w:pgMar w:top="936" w:right="1008" w:bottom="936" w:left="1008" w:header="720" w:footer="720" w:gutter="0"/>

--- a/downloads/student/ai-6-week-20.docx
+++ b/downloads/student/ai-6-week-20.docx
@@ -2066,6 +2066,202 @@
         <w:t>Save your workbook evidence. At the next review, try a different case before opening your old answer.</w:t>
       </w:r>
     </w:p>
+    <w:p>
+      <w:pPr>
+        <w:pStyle w:val="Heading1"/>
+      </w:pPr>
+      <w:r>
+        <w:t>17. Supported practice, repair and portfolio</w:t>
+      </w:r>
+    </w:p>
+    <w:p>
+      <w:r>
+        <w:t>Use this supported practice once, in the browser or on paper. Keep the reserved independent assessment for a separate first attempt before teacher feedback.</w:t>
+      </w:r>
+    </w:p>
+    <w:p>
+      <w:r>
+        <w:t>Delete every listed copy. A fictional policy deletes transcripts at age seven days or older, including listed backups.</w:t>
+      </w:r>
+    </w:p>
+    <w:p>
+      <w:pPr>
+        <w:pStyle w:val="Heading3"/>
+      </w:pPr>
+      <w:r>
+        <w:t>Practice 1: explain the deciding evidence</w:t>
+      </w:r>
+    </w:p>
+    <w:p>
+      <w:r>
+        <w:t>Which labelled step matches this detail? The scoped deletion passes only after both T2 copies are removed.</w:t>
+      </w:r>
+    </w:p>
+    <w:p>
+      <w:r>
+        <w:t>1. Check age</w:t>
+      </w:r>
+    </w:p>
+    <w:p>
+      <w:r>
+        <w:t>2. Find copies</w:t>
+      </w:r>
+    </w:p>
+    <w:p>
+      <w:r>
+        <w:t>3. Verify removal</w:t>
+      </w:r>
+    </w:p>
+    <w:p>
+      <w:pPr>
+        <w:pStyle w:val="Heading3"/>
+      </w:pPr>
+      <w:r>
+        <w:t>My selected conclusion, deciding fact and explanation</w:t>
+      </w:r>
+    </w:p>
+    <w:p>
+      <w:r>
+        <w:t>________________________________________________________________</w:t>
+      </w:r>
+    </w:p>
+    <w:p>
+      <w:r>
+        <w:t>________________________________________________________________</w:t>
+      </w:r>
+    </w:p>
+    <w:p>
+      <w:r>
+        <w:t>________________________________________________________________</w:t>
+      </w:r>
+    </w:p>
+    <w:p>
+      <w:r>
+        <w:t>________________________________________________________________</w:t>
+      </w:r>
+    </w:p>
+    <w:p>
+      <w:r>
+        <w:t>________________________________________________________________</w:t>
+      </w:r>
+    </w:p>
+    <w:p>
+      <w:r>
+        <w:t>Hint if needed: Read the steps in the pictorial case. Match the supplied detail to the stage that performs or records it.</w:t>
+      </w:r>
+    </w:p>
+    <w:p>
+      <w:r>
+        <w:t>After your attempt, compare with the supported explanation: Verify removal The scoped deletion passes only after both T2 copies are removed. Retention requires an age rule and an inventory. Deleting the visible copy alone does not demonstrate removal of listed backups.</w:t>
+      </w:r>
+    </w:p>
+    <w:p>
+      <w:pPr>
+        <w:pStyle w:val="Heading3"/>
+      </w:pPr>
+      <w:r>
+        <w:t>Practice 2: explain the deciding evidence</w:t>
+      </w:r>
+    </w:p>
+    <w:p>
+      <w:r>
+        <w:t>Changed-case practice: Primary deletion succeeds but backup deletion fails. Which conclusion is supported by the supplied facts?</w:t>
+      </w:r>
+    </w:p>
+    <w:p>
+      <w:r>
+        <w:t>1. Record incomplete deletion and follow the retry or escalation procedure.</w:t>
+      </w:r>
+    </w:p>
+    <w:p>
+      <w:r>
+        <w:t>2. We can decide the result without examining the changed input or the procedure.</w:t>
+      </w:r>
+    </w:p>
+    <w:p>
+      <w:r>
+        <w:t>3. This one example guarantees correct results for every future input.</w:t>
+      </w:r>
+    </w:p>
+    <w:p>
+      <w:pPr>
+        <w:pStyle w:val="Heading3"/>
+      </w:pPr>
+      <w:r>
+        <w:t>My selected conclusion, deciding fact and explanation</w:t>
+      </w:r>
+    </w:p>
+    <w:p>
+      <w:r>
+        <w:t>________________________________________________________________</w:t>
+      </w:r>
+    </w:p>
+    <w:p>
+      <w:r>
+        <w:t>________________________________________________________________</w:t>
+      </w:r>
+    </w:p>
+    <w:p>
+      <w:r>
+        <w:t>________________________________________________________________</w:t>
+      </w:r>
+    </w:p>
+    <w:p>
+      <w:r>
+        <w:t>________________________________________________________________</w:t>
+      </w:r>
+    </w:p>
+    <w:p>
+      <w:r>
+        <w:t>________________________________________________________________</w:t>
+      </w:r>
+    </w:p>
+    <w:p>
+      <w:r>
+        <w:t>Hint if needed: Use the changed condition and the deciding step in the pictorial trace. The answer must say what follows from those facts.</w:t>
+      </w:r>
+    </w:p>
+    <w:p>
+      <w:r>
+        <w:t>After your attempt, compare with the supported explanation: Record incomplete deletion and follow the retry or escalation procedure. One required copy remains in the declared scope.</w:t>
+      </w:r>
+    </w:p>
+    <w:p>
+      <w:pPr>
+        <w:pStyle w:val="Heading3"/>
+      </w:pPr>
+      <w:r>
+        <w:t>Repair a missing building block</w:t>
+      </w:r>
+    </w:p>
+    <w:p>
+      <w:r>
+        <w:t>Review Sandboxing and resource limits (ai-6/19). Goal: Explain the mechanism and terminology of sandboxing and resource limits. Short practice: Check A against both resource limits and B against network isolation. Why must A stop after three seconds even if its output remains only 2 MB?. Return to this week and explain what you changed.</w:t>
+      </w:r>
+    </w:p>
+    <w:p>
+      <w:r>
+        <w:t>Review External side effects and recovery (ai-6/17). Goal: Explain the mechanism and terminology of external side effects and recovery. Short practice: Distinguish a missing printer acknowledgement from confirmed failure. What should happen if J6 is complete, and what evidence changes when J6 is reliably reported absent?. Return to this week and explain what you changed.</w:t>
+      </w:r>
+    </w:p>
+    <w:p>
+      <w:r>
+        <w:t>Review Planning and action selection (ai-6/14). Goal: Explain the mechanism and terminology of planning and action selection. Short practice: Choose a permitted plan when no approved tower-height card exists. What new answer becomes supported after a card records 24 metres, and why could the bot not invent it earlier?. Return to this week and explain what you changed.</w:t>
+      </w:r>
+    </w:p>
+    <w:p>
+      <w:pPr>
+        <w:pStyle w:val="Heading3"/>
+      </w:pPr>
+      <w:r>
+        <w:t>Keep your completed work</w:t>
+      </w:r>
+    </w:p>
+    <w:p>
+      <w:r>
+        <w:t>Use Download completed work in the hosted lesson to export your answers, reflections, practice feedback and code-run evidence. Open the HTML copy to read or print it. Drafts stay in this browser when storage is available; clear drafts on a shared device.</w:t>
+      </w:r>
+    </w:p>
     <w:sectPr>
       <w:pgSz w:w="12240" w:h="15840"/>
       <w:pgMar w:top="936" w:right="1008" w:bottom="936" w:left="1008" w:header="720" w:footer="720" w:gutter="0"/>

--- a/downloads/student/ai-6-week-20.docx
+++ b/downloads/student/ai-6-week-20.docx
@@ -42,6 +42,11 @@
       </w:r>
     </w:p>
     <w:p>
+      <w:r>
+        <w:t>Start with the target: Explain the mechanism and terminology of data retention and deletion. Try the recall before opening notes.</w:t>
+      </w:r>
+    </w:p>
+    <w:p>
       <w:pPr>
         <w:pStyle w:val="Heading3"/>
       </w:pPr>
@@ -50,17 +55,47 @@
       </w:r>
     </w:p>
     <w:p>
-      <w:r>
-        <w:t>I can explain the mechanism and terminology of data retention and deletion.</w:t>
-      </w:r>
-    </w:p>
-    <w:p>
-      <w:r>
+      <w:pPr>
+        <w:spacing w:line="336" w:lineRule="auto" w:after="180"/>
+      </w:pPr>
+      <w:r>
+        <w:rPr>
+          <w:b w:val="0"/>
+        </w:rPr>
+        <w:t xml:space="preserve">I can explain the </w:t>
+      </w:r>
+      <w:r>
+        <w:rPr>
+          <w:b/>
+        </w:rPr>
+        <w:t>mechanism</w:t>
+      </w:r>
+      <w:r>
+        <w:rPr>
+          <w:b w:val="0"/>
+        </w:rPr>
+        <w:t xml:space="preserve"> and terminology of data retention and deletion.</w:t>
+      </w:r>
+    </w:p>
+    <w:p>
+      <w:pPr>
+        <w:spacing w:line="336" w:lineRule="auto" w:after="180"/>
+      </w:pPr>
+      <w:r>
+        <w:rPr>
+          <w:b w:val="0"/>
+        </w:rPr>
         <w:t>I can apply the stated procedure to a new case with a traceable result.</w:t>
       </w:r>
     </w:p>
     <w:p>
-      <w:r>
+      <w:pPr>
+        <w:spacing w:line="336" w:lineRule="auto" w:after="180"/>
+      </w:pPr>
+      <w:r>
+        <w:rPr>
+          <w:b w:val="0"/>
+        </w:rPr>
         <w:t>I can identify an assumption or limitation and design a revealing follow-up.</w:t>
       </w:r>
     </w:p>
@@ -73,47 +108,125 @@
       </w:r>
     </w:p>
     <w:p>
-      <w:r>
+      <w:pPr>
+        <w:spacing w:line="336" w:lineRule="auto" w:after="180"/>
+      </w:pPr>
+      <w:r>
+        <w:rPr>
+          <w:b w:val="0"/>
+        </w:rPr>
         <w:t>Close your notes first. A rough first answer helps us choose the right starting point; it is not a score for your ability.</w:t>
       </w:r>
     </w:p>
     <w:p>
-      <w:r>
+      <w:pPr>
+        <w:spacing w:line="336" w:lineRule="auto" w:after="180"/>
+      </w:pPr>
+      <w:r>
+        <w:rPr>
+          <w:b w:val="0"/>
+        </w:rPr>
         <w:t>Without opening the old lesson, explain one key idea from Sandboxing and resource limits. Give an example and a mistake that the idea helps you avoid.</w:t>
       </w:r>
     </w:p>
     <w:p>
-      <w:r>
+      <w:pPr>
+        <w:spacing w:line="336" w:lineRule="auto" w:after="180"/>
+      </w:pPr>
+      <w:r>
+        <w:rPr>
+          <w:b w:val="0"/>
+        </w:rPr>
         <w:t>Without opening the old lesson, explain one key idea from External side effects and recovery. Give an example and a mistake that the idea helps you avoid.</w:t>
       </w:r>
     </w:p>
     <w:p>
-      <w:r>
+      <w:pPr>
+        <w:spacing w:line="336" w:lineRule="auto" w:after="180"/>
+      </w:pPr>
+      <w:r>
+        <w:rPr>
+          <w:b w:val="0"/>
+        </w:rPr>
         <w:t>Without opening the old lesson, explain one key idea from Planning and action selection. Give an example and a mistake that the idea helps you avoid.</w:t>
       </w:r>
     </w:p>
     <w:p>
-      <w:r>
-        <w:t>After trying, check the relevant lesson or ask your teacher. Change the part of your explanation that the evidence shows was wrong.</w:t>
-      </w:r>
-    </w:p>
-    <w:p>
-      <w:r>
+      <w:pPr>
+        <w:spacing w:line="336" w:lineRule="auto" w:after="180"/>
+      </w:pPr>
+      <w:r>
+        <w:rPr>
+          <w:b w:val="0"/>
+        </w:rPr>
+        <w:t xml:space="preserve">After trying, check the relevant lesson or ask your teacher. Change the part of your explanation that the </w:t>
+      </w:r>
+      <w:r>
+        <w:rPr>
+          <w:b/>
+        </w:rPr>
+        <w:t>evidence</w:t>
+      </w:r>
+      <w:r>
+        <w:rPr>
+          <w:b w:val="0"/>
+        </w:rPr>
+        <w:t xml:space="preserve"> shows was wrong.</w:t>
+      </w:r>
+    </w:p>
+    <w:p>
+      <w:pPr>
+        <w:spacing w:line="336" w:lineRule="auto" w:after="180"/>
+      </w:pPr>
+      <w:r>
+        <w:rPr>
+          <w:b w:val="0"/>
+        </w:rPr>
         <w:t>This week you will practise:</w:t>
       </w:r>
     </w:p>
     <w:p>
-      <w:r>
-        <w:t>Explain the mechanism and terminology of data retention and deletion</w:t>
-      </w:r>
-    </w:p>
-    <w:p>
-      <w:r>
+      <w:pPr>
+        <w:spacing w:line="336" w:lineRule="auto" w:after="180"/>
+      </w:pPr>
+      <w:r>
+        <w:rPr>
+          <w:b w:val="0"/>
+        </w:rPr>
+        <w:t xml:space="preserve">Explain the </w:t>
+      </w:r>
+      <w:r>
+        <w:rPr>
+          <w:b/>
+        </w:rPr>
+        <w:t>mechanism</w:t>
+      </w:r>
+      <w:r>
+        <w:rPr>
+          <w:b w:val="0"/>
+        </w:rPr>
+        <w:t xml:space="preserve"> and terminology of data retention and deletion</w:t>
+      </w:r>
+    </w:p>
+    <w:p>
+      <w:pPr>
+        <w:spacing w:line="336" w:lineRule="auto" w:after="180"/>
+      </w:pPr>
+      <w:r>
+        <w:rPr>
+          <w:b w:val="0"/>
+        </w:rPr>
         <w:t>Apply the stated procedure to a new case with a traceable result</w:t>
       </w:r>
     </w:p>
     <w:p>
-      <w:r>
+      <w:pPr>
+        <w:spacing w:line="336" w:lineRule="auto" w:after="180"/>
+      </w:pPr>
+      <w:r>
+        <w:rPr>
+          <w:b w:val="0"/>
+        </w:rPr>
         <w:t>Identify an assumption or limitation and design a revealing follow-up</w:t>
       </w:r>
     </w:p>
@@ -126,8 +239,38 @@
       </w:r>
     </w:p>
     <w:p>
-      <w:r>
-        <w:t>Recall Sandboxing and resource limits. Explain why a recorded result needs its input conditions and evidence source before it can support a claim.</w:t>
+      <w:pPr>
+        <w:spacing w:line="336" w:lineRule="auto" w:after="180"/>
+      </w:pPr>
+      <w:r>
+        <w:rPr>
+          <w:b w:val="0"/>
+        </w:rPr>
+        <w:t xml:space="preserve">Recall Sandboxing and resource limits. Explain why a recorded result needs its </w:t>
+      </w:r>
+      <w:r>
+        <w:rPr>
+          <w:b/>
+        </w:rPr>
+        <w:t>input</w:t>
+      </w:r>
+      <w:r>
+        <w:rPr>
+          <w:b w:val="0"/>
+        </w:rPr>
+        <w:t xml:space="preserve"> conditions and </w:t>
+      </w:r>
+      <w:r>
+        <w:rPr>
+          <w:b/>
+        </w:rPr>
+        <w:t>evidence</w:t>
+      </w:r>
+      <w:r>
+        <w:rPr>
+          <w:b w:val="0"/>
+        </w:rPr>
+        <w:t xml:space="preserve"> source before it can support a claim.</w:t>
       </w:r>
     </w:p>
     <w:p>
@@ -162,7 +305,13 @@
       </w:r>
     </w:p>
     <w:p>
-      <w:r>
+      <w:pPr>
+        <w:spacing w:line="336" w:lineRule="auto" w:after="180"/>
+      </w:pPr>
+      <w:r>
+        <w:rPr>
+          <w:b w:val="0"/>
+        </w:rPr>
         <w:t>Explain data retention and deletion using the deciding step in this fictional service.</w:t>
       </w:r>
     </w:p>
@@ -176,12 +325,40 @@
     </w:p>
     <w:p>
       <w:r>
+        <w:t>Investigate the supplied Data retention and deletion case. Separate observations, given facts and assumptions before choosing an explanation.</w:t>
+      </w:r>
+    </w:p>
+    <w:p>
+      <w:pPr>
+        <w:spacing w:line="336" w:lineRule="auto" w:after="180"/>
+      </w:pPr>
+      <w:r>
+        <w:rPr>
+          <w:b w:val="0"/>
+        </w:rPr>
         <w:t>Retention and deletion cover all declared stores, including caches and logs. Removing a visible row may leave copies elsewhere.</w:t>
       </w:r>
     </w:p>
     <w:p>
-      <w:r>
-        <w:t>Begin by writing the question the procedure is intended to answer. Identify the information already supplied, the information it will produce and the information still missing. These are constructed classroom examples; they do not require live accounts, private records or an external service. Do not treat a plausible explanation as a measured outcome.</w:t>
+      <w:pPr>
+        <w:spacing w:line="336" w:lineRule="auto" w:after="180"/>
+      </w:pPr>
+      <w:r>
+        <w:rPr>
+          <w:b w:val="0"/>
+        </w:rPr>
+        <w:t>Begin by writing the question the procedure is intended to answer. Identify the information already supplied, the information it will produce and the information still missing.</w:t>
+      </w:r>
+    </w:p>
+    <w:p>
+      <w:pPr>
+        <w:spacing w:line="336" w:lineRule="auto" w:after="180"/>
+      </w:pPr>
+      <w:r>
+        <w:rPr>
+          <w:b w:val="0"/>
+        </w:rPr>
+        <w:t>These are constructed classroom examples; they do not require live accounts, private records or an external service. Do not treat a plausible explanation as a measured outcome.</w:t>
       </w:r>
     </w:p>
     <w:p>
@@ -217,6 +394,17 @@
     </w:p>
     <w:p>
       <w:r>
+        <w:t>Follow the mechanism for Data retention and deletion. Connect each labelled input, deciding step and result.</w:t>
+      </w:r>
+    </w:p>
+    <w:p>
+      <w:pPr>
+        <w:spacing w:line="336" w:lineRule="auto" w:after="180"/>
+      </w:pPr>
+      <w:r>
+        <w:rPr>
+          <w:b w:val="0"/>
+        </w:rPr>
         <w:t>Toy policy retains session content for 7 days and deletes it when age is at least7. Audit metadata may remain for 30 days without content. Track primary storage, cache and backup policy separately.</w:t>
       </w:r>
     </w:p>
@@ -313,8 +501,49 @@
       </w:r>
     </w:p>
     <w:p>
-      <w:r>
-        <w:t>Before applying the procedure, write its units, denominator or decision boundary where relevant. A partner should be able to repeat each step using the same inputs. If a required input is absent or violates the stated contract, record that condition explicitly instead of quietly replacing it with a convenient value.</w:t>
+      <w:pPr>
+        <w:spacing w:line="336" w:lineRule="auto" w:after="180"/>
+      </w:pPr>
+      <w:r>
+        <w:rPr>
+          <w:b w:val="0"/>
+        </w:rPr>
+        <w:t xml:space="preserve">Before applying the procedure, write its units, denominator or decision boundary where relevant. A partner should be able to repeat each step using the same </w:t>
+      </w:r>
+      <w:r>
+        <w:rPr>
+          <w:b/>
+        </w:rPr>
+        <w:t>input</w:t>
+      </w:r>
+      <w:r>
+        <w:rPr>
+          <w:b w:val="0"/>
+        </w:rPr>
+        <w:t>s.</w:t>
+      </w:r>
+    </w:p>
+    <w:p>
+      <w:pPr>
+        <w:spacing w:line="336" w:lineRule="auto" w:after="180"/>
+      </w:pPr>
+      <w:r>
+        <w:rPr>
+          <w:b w:val="0"/>
+        </w:rPr>
+        <w:t xml:space="preserve">If a required </w:t>
+      </w:r>
+      <w:r>
+        <w:rPr>
+          <w:b/>
+        </w:rPr>
+        <w:t>input</w:t>
+      </w:r>
+      <w:r>
+        <w:rPr>
+          <w:b w:val="0"/>
+        </w:rPr>
+        <w:t xml:space="preserve"> is absent or violates the stated contract, record that condition explicitly instead of quietly replacing it with a convenient value.</w:t>
       </w:r>
     </w:p>
     <w:p>
@@ -326,8 +555,26 @@
       </w:r>
     </w:p>
     <w:p>
-      <w:r>
-        <w:t>Point to the input, the deciding step and the result in this week’s visual. Explain the same step in ordinary words. A picture helps when you can say what each part represents.</w:t>
+      <w:pPr>
+        <w:spacing w:line="336" w:lineRule="auto" w:after="180"/>
+      </w:pPr>
+      <w:r>
+        <w:rPr>
+          <w:b w:val="0"/>
+        </w:rPr>
+        <w:t xml:space="preserve">Point to the </w:t>
+      </w:r>
+      <w:r>
+        <w:rPr>
+          <w:b/>
+        </w:rPr>
+        <w:t>input</w:t>
+      </w:r>
+      <w:r>
+        <w:rPr>
+          <w:b w:val="0"/>
+        </w:rPr>
+        <w:t>, the deciding step and the result in this week’s visual. Explain the same step in ordinary words. A picture helps when you can say what each part represents.</w:t>
       </w:r>
     </w:p>
     <w:p>
@@ -339,6 +586,11 @@
       </w:r>
     </w:p>
     <w:p>
+      <w:r>
+        <w:t>Compare the supplied cases for Data retention and deletion. Identify the detail that changes the conclusion.</w:t>
+      </w:r>
+    </w:p>
+    <w:p>
       <w:pPr>
         <w:pStyle w:val="Heading3"/>
       </w:pPr>
@@ -347,7 +599,13 @@
       </w:r>
     </w:p>
     <w:p>
-      <w:r>
+      <w:pPr>
+        <w:spacing w:line="336" w:lineRule="auto" w:after="180"/>
+      </w:pPr>
+      <w:r>
+        <w:rPr>
+          <w:b w:val="0"/>
+        </w:rPr>
         <w:t>Record ages are6, 7, 9 days. Cache contains copies of all three. Show the intermediate steps and give the conclusion with its scope.</w:t>
       </w:r>
     </w:p>
@@ -393,17 +651,68 @@
       </w:r>
     </w:p>
     <w:p>
-      <w:r>
+      <w:pPr>
+        <w:pStyle w:val="Heading3"/>
+      </w:pPr>
+      <w:r>
+        <w:t>Change one thing</w:t>
+      </w:r>
+    </w:p>
+    <w:p>
+      <w:pPr>
+        <w:spacing w:line="336" w:lineRule="auto" w:after="180"/>
+        <w:shd w:fill="F5F1FB"/>
+      </w:pPr>
+      <w:r>
+        <w:rPr>
+          <w:b w:val="0"/>
+        </w:rPr>
         <w:t>Change: Primary deletion succeeds but backup deletion fails.</w:t>
       </w:r>
     </w:p>
     <w:p>
-      <w:r>
-        <w:t>Prediction: Record incomplete deletion and follow the retry or escalation procedure.</w:t>
-      </w:r>
-    </w:p>
-    <w:p>
-      <w:r>
+      <w:pPr>
+        <w:pStyle w:val="Heading3"/>
+      </w:pPr>
+      <w:r>
+        <w:t>Predicted result</w:t>
+      </w:r>
+    </w:p>
+    <w:p>
+      <w:pPr>
+        <w:spacing w:line="336" w:lineRule="auto" w:after="180"/>
+        <w:shd w:fill="F1F6FC"/>
+      </w:pPr>
+      <w:r>
+        <w:rPr>
+          <w:b/>
+        </w:rPr>
+        <w:t>Prediction</w:t>
+      </w:r>
+      <w:r>
+        <w:rPr>
+          <w:b w:val="0"/>
+        </w:rPr>
+        <w:t>: Record incomplete deletion and follow the retry or escalation procedure.</w:t>
+      </w:r>
+    </w:p>
+    <w:p>
+      <w:pPr>
+        <w:pStyle w:val="Heading3"/>
+      </w:pPr>
+      <w:r>
+        <w:t>Why the result follows</w:t>
+      </w:r>
+    </w:p>
+    <w:p>
+      <w:pPr>
+        <w:spacing w:line="336" w:lineRule="auto" w:after="180"/>
+        <w:shd w:fill="F1F6FC"/>
+      </w:pPr>
+      <w:r>
+        <w:rPr>
+          <w:b w:val="0"/>
+        </w:rPr>
         <w:t>Reason: One required copy remains in the declared scope.</w:t>
       </w:r>
     </w:p>
@@ -413,6 +722,11 @@
       </w:pPr>
       <w:r>
         <w:t>05. Words that unlock the idea</w:t>
+      </w:r>
+    </w:p>
+    <w:p>
+      <w:r>
+        <w:t>Use the vocabulary of Data retention and deletion to explain a concrete decision, rather than only memorising definitions.</w:t>
       </w:r>
     </w:p>
     <w:tbl>
@@ -550,17 +864,41 @@
     </w:p>
     <w:p>
       <w:r>
+        <w:t>Follow the worked trace for Data retention and deletion, predict a step, then compare with its explanation.</w:t>
+      </w:r>
+    </w:p>
+    <w:p>
+      <w:pPr>
+        <w:spacing w:line="336" w:lineRule="auto" w:after="180"/>
+      </w:pPr>
+      <w:r>
+        <w:rPr>
+          <w:b w:val="0"/>
+        </w:rPr>
         <w:t>Record ages are6, 7, 9 days. Cache contains copies of all three.</w:t>
       </w:r>
     </w:p>
     <w:p>
-      <w:r>
-        <w:t>Retain age6; delete content ages7 and9 from primary and cache under the policy. Retain only allowed audit metadata; backups need their stated expiry process.</w:t>
-      </w:r>
-    </w:p>
-    <w:p>
-      <w:r>
-        <w:t>Compare the intermediate evidence with the final statement. Explain why each number or decision follows from the stated inputs. The conclusion belongs to this scenario and procedure; changing the inputs, evaluation population or authority can change what it establishes. Retain the raw record so a later revision can be compared honestly.</w:t>
+      <w:pPr>
+        <w:spacing w:line="336" w:lineRule="auto" w:after="180"/>
+      </w:pPr>
+      <w:r>
+        <w:rPr>
+          <w:b w:val="0"/>
+        </w:rPr>
+        <w:t xml:space="preserve">Retain age6; delete content ages7 and9 from primary and cache under the policy. Retain only allowed audit metadata; backups need their stated expiry </w:t>
+      </w:r>
+      <w:r>
+        <w:rPr>
+          <w:b/>
+        </w:rPr>
+        <w:t>process</w:t>
+      </w:r>
+      <w:r>
+        <w:rPr>
+          <w:b w:val="0"/>
+        </w:rPr>
+        <w:t>.</w:t>
       </w:r>
     </w:p>
     <w:p>
@@ -568,11 +906,85 @@
         <w:pStyle w:val="Heading3"/>
       </w:pPr>
       <w:r>
+        <w:t>Worked explanation · Data retention and deletion</w:t>
+      </w:r>
+    </w:p>
+    <w:p>
+      <w:pPr>
+        <w:spacing w:line="336" w:lineRule="auto" w:after="180"/>
+        <w:shd w:fill="F1F6FC"/>
+      </w:pPr>
+      <w:r>
+        <w:rPr>
+          <w:b w:val="0"/>
+        </w:rPr>
+        <w:t xml:space="preserve">Compare the intermediate </w:t>
+      </w:r>
+      <w:r>
+        <w:rPr>
+          <w:b/>
+        </w:rPr>
+        <w:t>evidence</w:t>
+      </w:r>
+      <w:r>
+        <w:rPr>
+          <w:b w:val="0"/>
+        </w:rPr>
+        <w:t xml:space="preserve"> with the final statement. Explain why each number or decision follows from the stated </w:t>
+      </w:r>
+      <w:r>
+        <w:rPr>
+          <w:b/>
+        </w:rPr>
+        <w:t>input</w:t>
+      </w:r>
+      <w:r>
+        <w:rPr>
+          <w:b w:val="0"/>
+        </w:rPr>
+        <w:t>s.</w:t>
+      </w:r>
+    </w:p>
+    <w:p>
+      <w:pPr>
+        <w:spacing w:line="336" w:lineRule="auto" w:after="180"/>
+        <w:shd w:fill="F1F6FC"/>
+      </w:pPr>
+      <w:r>
+        <w:rPr>
+          <w:b w:val="0"/>
+        </w:rPr>
+        <w:t xml:space="preserve">The conclusion belongs to this scenario and procedure; changing the </w:t>
+      </w:r>
+      <w:r>
+        <w:rPr>
+          <w:b/>
+        </w:rPr>
+        <w:t>input</w:t>
+      </w:r>
+      <w:r>
+        <w:rPr>
+          <w:b w:val="0"/>
+        </w:rPr>
+        <w:t>s, evaluation population or authority can change what it establishes. Retain the raw record so a later revision can be compared honestly.</w:t>
+      </w:r>
+    </w:p>
+    <w:p>
+      <w:pPr>
+        <w:pStyle w:val="Heading3"/>
+      </w:pPr>
+      <w:r>
         <w:t>Learn from the worked case</w:t>
       </w:r>
     </w:p>
     <w:p>
-      <w:r>
+      <w:pPr>
+        <w:spacing w:line="336" w:lineRule="auto" w:after="180"/>
+      </w:pPr>
+      <w:r>
+        <w:rPr>
+          <w:b w:val="0"/>
+        </w:rPr>
         <w:t>Cover the result before checking it. Say what is given, choose the procedure, and follow one step at a time. Then uncover the result and explain your first mismatch. Ask why a step is allowed, not only what number it produces.</w:t>
       </w:r>
     </w:p>
@@ -585,7 +997,13 @@
       </w:r>
     </w:p>
     <w:p>
-      <w:r>
+      <w:pPr>
+        <w:spacing w:line="336" w:lineRule="auto" w:after="180"/>
+      </w:pPr>
+      <w:r>
+        <w:rPr>
+          <w:b w:val="0"/>
+        </w:rPr>
         <w:t>Delete every listed copy. A fictional policy deletes transcripts at age seven days or older, including listed backups.</w:t>
       </w:r>
     </w:p>
@@ -598,7 +1016,22 @@
       </w:r>
     </w:p>
     <w:p>
-      <w:r>
+      <w:pPr>
+        <w:pStyle w:val="Heading3"/>
+      </w:pPr>
+      <w:r>
+        <w:t>Supplied facts</w:t>
+      </w:r>
+    </w:p>
+    <w:p>
+      <w:pPr>
+        <w:spacing w:line="336" w:lineRule="auto" w:after="180"/>
+        <w:shd w:fill="F1F6FC"/>
+      </w:pPr>
+      <w:r>
+        <w:rPr>
+          <w:b w:val="0"/>
+        </w:rPr>
         <w:t>T1 is six days old. T2 is seven days old with one backup. Scope lists primary storage and that backup only.</w:t>
       </w:r>
     </w:p>
@@ -762,7 +1195,22 @@
       </w:r>
     </w:p>
     <w:p>
-      <w:r>
+      <w:pPr>
+        <w:pStyle w:val="Heading3"/>
+      </w:pPr>
+      <w:r>
+        <w:t>Why the result follows</w:t>
+      </w:r>
+    </w:p>
+    <w:p>
+      <w:pPr>
+        <w:spacing w:line="336" w:lineRule="auto" w:after="180"/>
+        <w:shd w:fill="F1F6FC"/>
+      </w:pPr>
+      <w:r>
+        <w:rPr>
+          <w:b w:val="0"/>
+        </w:rPr>
         <w:t>Retention requires an age rule and an inventory. Deleting the visible copy alone does not demonstrate removal of listed backups.</w:t>
       </w:r>
     </w:p>
@@ -775,17 +1223,62 @@
       </w:r>
     </w:p>
     <w:p>
-      <w:r>
+      <w:pPr>
+        <w:pStyle w:val="Heading3"/>
+      </w:pPr>
+      <w:r>
+        <w:t>Keep the stated limit</w:t>
+      </w:r>
+    </w:p>
+    <w:p>
+      <w:pPr>
+        <w:spacing w:line="336" w:lineRule="auto" w:after="180"/>
+        <w:shd w:fill="FFF5E6"/>
+      </w:pPr>
+      <w:r>
+        <w:rPr>
+          <w:b w:val="0"/>
+        </w:rPr>
         <w:t>The inventory cannot prove deletion from unknown locations; document scope and investigate untracked copies.</w:t>
       </w:r>
     </w:p>
     <w:p>
-      <w:r>
+      <w:pPr>
+        <w:pStyle w:val="Heading3"/>
+      </w:pPr>
+      <w:r>
+        <w:t>Keep the stated limit</w:t>
+      </w:r>
+    </w:p>
+    <w:p>
+      <w:pPr>
+        <w:spacing w:line="336" w:lineRule="auto" w:after="180"/>
+        <w:shd w:fill="FFF5E6"/>
+      </w:pPr>
+      <w:r>
+        <w:rPr>
+          <w:b w:val="0"/>
+        </w:rPr>
         <w:t>Read the labelled picture: Apply the seven-day boundary to T1 and T2. How many T2 locations need verification, and may deletion be called complete if its backup remains?</w:t>
       </w:r>
     </w:p>
     <w:p>
-      <w:r>
+      <w:pPr>
+        <w:pStyle w:val="Heading3"/>
+      </w:pPr>
+      <w:r>
+        <w:t>Keep the stated limit</w:t>
+      </w:r>
+    </w:p>
+    <w:p>
+      <w:pPr>
+        <w:spacing w:line="336" w:lineRule="auto" w:after="180"/>
+        <w:shd w:fill="FFF5E6"/>
+      </w:pPr>
+      <w:r>
+        <w:rPr>
+          <w:b w:val="0"/>
+        </w:rPr>
         <w:t>Change one thing: Primary deletion succeeds but backup deletion fails. Predict the result before checking the explanation. What remains the same?</w:t>
       </w:r>
     </w:p>
@@ -799,19 +1292,69 @@
     </w:p>
     <w:p>
       <w:r>
+        <w:t>Find the unsupported step in the Data retention and deletion claim and explain a repair using the supplied evidence.</w:t>
+      </w:r>
+    </w:p>
+    <w:p>
+      <w:pPr>
+        <w:spacing w:line="336" w:lineRule="auto" w:after="180"/>
+      </w:pPr>
+      <w:r>
+        <w:rPr>
+          <w:b w:val="0"/>
+        </w:rPr>
         <w:t>This fictional retention exercise is not a statement of legal retention requirements.</w:t>
       </w:r>
     </w:p>
     <w:p>
-      <w:r>
-        <w:t>A useful check asks what would make the reasoning fail. Distinguish a failure to execute the declared procedure from a weakness in the procedure itself. The first may require a correction; the second requires an explicitly revised method and new evidence. Preserve unsuccessful cases so an improved result cannot hide the original problem.</w:t>
-      </w:r>
-    </w:p>
-    <w:p>
       <w:pPr>
         <w:pStyle w:val="Heading3"/>
       </w:pPr>
       <w:r>
+        <w:t>Check the claim against the facts</w:t>
+      </w:r>
+    </w:p>
+    <w:p>
+      <w:pPr>
+        <w:spacing w:line="336" w:lineRule="auto" w:after="180"/>
+        <w:shd w:fill="FFF5E6"/>
+      </w:pPr>
+      <w:r>
+        <w:rPr>
+          <w:b w:val="0"/>
+        </w:rPr>
+        <w:t>A useful check asks what would make the reasoning fail. Distinguish a failure to execute the declared procedure from a weakness in the procedure itself.</w:t>
+      </w:r>
+    </w:p>
+    <w:p>
+      <w:pPr>
+        <w:spacing w:line="336" w:lineRule="auto" w:after="180"/>
+        <w:shd w:fill="FFF5E6"/>
+      </w:pPr>
+      <w:r>
+        <w:rPr>
+          <w:b w:val="0"/>
+        </w:rPr>
+        <w:t xml:space="preserve">The first may require a correction; the second requires an explicitly revised method and new </w:t>
+      </w:r>
+      <w:r>
+        <w:rPr>
+          <w:b/>
+        </w:rPr>
+        <w:t>evidence</w:t>
+      </w:r>
+      <w:r>
+        <w:rPr>
+          <w:b w:val="0"/>
+        </w:rPr>
+        <w:t>. Preserve unsuccessful cases so an improved result cannot hide the original problem.</w:t>
+      </w:r>
+    </w:p>
+    <w:p>
+      <w:pPr>
+        <w:pStyle w:val="Heading3"/>
+      </w:pPr>
+      <w:r>
         <w:t>Guided: restate the worked result, then name the assumption or limitation that prevents a broader conclusion.</w:t>
       </w:r>
     </w:p>
@@ -849,7 +1392,13 @@
       </w:r>
     </w:p>
     <w:p>
-      <w:r>
+      <w:pPr>
+        <w:spacing w:line="336" w:lineRule="auto" w:after="180"/>
+      </w:pPr>
+      <w:r>
+        <w:rPr>
+          <w:b w:val="0"/>
+        </w:rPr>
         <w:t>A report omits this qualification: This fictional retention exercise is not a statement of legal retention requirements. Explain how omitting it could change a reader's interpretation, and write an accurate replacement.</w:t>
       </w:r>
     </w:p>
@@ -901,7 +1450,54 @@
     </w:p>
     <w:p>
       <w:r>
-        <w:t>Explain the weekly mechanism in your own words. Use the worked scenario to name its input, decision rule and output.</w:t>
+        <w:t>Practise Data retention and deletion with support, then explain the deciding step in your own words.</w:t>
+      </w:r>
+    </w:p>
+    <w:p>
+      <w:pPr>
+        <w:spacing w:line="336" w:lineRule="auto" w:after="180"/>
+      </w:pPr>
+      <w:r>
+        <w:rPr>
+          <w:b w:val="0"/>
+        </w:rPr>
+        <w:t xml:space="preserve">Explain the weekly </w:t>
+      </w:r>
+      <w:r>
+        <w:rPr>
+          <w:b/>
+        </w:rPr>
+        <w:t>mechanism</w:t>
+      </w:r>
+      <w:r>
+        <w:rPr>
+          <w:b w:val="0"/>
+        </w:rPr>
+        <w:t xml:space="preserve"> in your own words. Use the worked scenario to name its </w:t>
+      </w:r>
+      <w:r>
+        <w:rPr>
+          <w:b/>
+        </w:rPr>
+        <w:t>input</w:t>
+      </w:r>
+      <w:r>
+        <w:rPr>
+          <w:b w:val="0"/>
+        </w:rPr>
+        <w:t xml:space="preserve">, decision rule and </w:t>
+      </w:r>
+      <w:r>
+        <w:rPr>
+          <w:b/>
+        </w:rPr>
+        <w:t>output</w:t>
+      </w:r>
+      <w:r>
+        <w:rPr>
+          <w:b w:val="0"/>
+        </w:rPr>
+        <w:t>.</w:t>
       </w:r>
     </w:p>
     <w:p>
@@ -974,8 +1570,26 @@
       </w:r>
     </w:p>
     <w:p>
-      <w:r>
-        <w:t>Use workbook W2 for the connected example “Data retention and deletion”. First fill the input and rule boxes. Try the middle steps before asking for a hint. After a hint, try the next step yourself.</w:t>
+      <w:pPr>
+        <w:spacing w:line="336" w:lineRule="auto" w:after="180"/>
+      </w:pPr>
+      <w:r>
+        <w:rPr>
+          <w:b w:val="0"/>
+        </w:rPr>
+        <w:t xml:space="preserve">Use workbook W2 for the connected example “Data retention and deletion”. First fill the </w:t>
+      </w:r>
+      <w:r>
+        <w:rPr>
+          <w:b/>
+        </w:rPr>
+        <w:t>input</w:t>
+      </w:r>
+      <w:r>
+        <w:rPr>
+          <w:b w:val="0"/>
+        </w:rPr>
+        <w:t xml:space="preserve"> and rule boxes. Try the middle steps before asking for a hint. After a hint, try the next step yourself.</w:t>
       </w:r>
     </w:p>
     <w:tbl>
@@ -1058,7 +1672,13 @@
       </w:tr>
     </w:tbl>
     <w:p>
-      <w:r>
+      <w:pPr>
+        <w:spacing w:line="336" w:lineRule="auto" w:after="180"/>
+      </w:pPr>
+      <w:r>
+        <w:rPr>
+          <w:b w:val="0"/>
+        </w:rPr>
         <w:t>Explain your trace to a partner. Your partner points to one step to check. Swap roles on the next case. Each person writes their own explanation.</w:t>
       </w:r>
     </w:p>
@@ -1071,12 +1691,35 @@
       </w:r>
     </w:p>
     <w:p>
-      <w:r>
-        <w:t>Use the worked case for Data retention and deletion. Proposed explanation: “The worked result establishes every future case”. Decide whether this explanation is supported. Point to the step or supplied fact that decides; explain your repair if needed.</w:t>
-      </w:r>
-    </w:p>
-    <w:p>
-      <w:r>
+      <w:pPr>
+        <w:spacing w:line="336" w:lineRule="auto" w:after="180"/>
+      </w:pPr>
+      <w:r>
+        <w:rPr>
+          <w:b w:val="0"/>
+        </w:rPr>
+        <w:t>Use the worked case for Data retention and deletion. Proposed explanation: “The worked result establishes every future case”. Decide whether this explanation is supported.</w:t>
+      </w:r>
+    </w:p>
+    <w:p>
+      <w:pPr>
+        <w:spacing w:line="336" w:lineRule="auto" w:after="180"/>
+      </w:pPr>
+      <w:r>
+        <w:rPr>
+          <w:b w:val="0"/>
+        </w:rPr>
+        <w:t>Point to the step or supplied fact that decides; explain your repair if needed.</w:t>
+      </w:r>
+    </w:p>
+    <w:p>
+      <w:pPr>
+        <w:spacing w:line="336" w:lineRule="auto" w:after="180"/>
+      </w:pPr>
+      <w:r>
+        <w:rPr>
+          <w:b w:val="0"/>
+        </w:rPr>
         <w:t>Answer on your own before discussion. If you are unsure, say which step you need help with.</w:t>
       </w:r>
     </w:p>
@@ -1089,7 +1732,14 @@
       </w:r>
     </w:p>
     <w:p>
-      <w:r>
+      <w:pPr>
+        <w:spacing w:line="336" w:lineRule="auto" w:after="180"/>
+        <w:shd w:fill="F5F1FB"/>
+      </w:pPr>
+      <w:r>
+        <w:rPr>
+          <w:b w:val="0"/>
+        </w:rPr>
         <w:t>Apply the seven-day boundary to T1 and T2. How many T2 locations need verification, and may deletion be called complete if its backup remains?</w:t>
       </w:r>
     </w:p>
@@ -1122,7 +1772,13 @@
       </w:r>
     </w:p>
     <w:p>
-      <w:r>
+      <w:pPr>
+        <w:spacing w:line="336" w:lineRule="auto" w:after="180"/>
+      </w:pPr>
+      <w:r>
+        <w:rPr>
+          <w:b w:val="0"/>
+        </w:rPr>
         <w:t>This is supported practice. Keep the separately named independent case for an attempt before feedback.</w:t>
       </w:r>
     </w:p>
@@ -1135,6 +1791,11 @@
       </w:r>
     </w:p>
     <w:p>
+      <w:r>
+        <w:t>Investigate Data retention and deletion. Record the prediction, actual observation or labelled paper trace, explanation and next test separately.</w:t>
+      </w:r>
+    </w:p>
+    <w:p>
       <w:pPr>
         <w:pStyle w:val="Heading3"/>
       </w:pPr>
@@ -1143,7 +1804,13 @@
       </w:r>
     </w:p>
     <w:p>
-      <w:r>
+      <w:pPr>
+        <w:spacing w:line="336" w:lineRule="auto" w:after="180"/>
+      </w:pPr>
+      <w:r>
+        <w:rPr>
+          <w:b w:val="0"/>
+        </w:rPr>
         <w:t>Record ages are6, 7, 9 days. Cache contains copies of all three. Show the intermediate steps and give the conclusion with its scope.</w:t>
       </w:r>
     </w:p>
@@ -1284,7 +1951,13 @@
       </w:tr>
     </w:tbl>
     <w:p>
-      <w:r>
+      <w:pPr>
+        <w:spacing w:line="336" w:lineRule="auto" w:after="180"/>
+      </w:pPr>
+      <w:r>
+        <w:rPr>
+          <w:b w:val="0"/>
+        </w:rPr>
         <w:t>On paper, trace the supplied procedure. If code is provided, predict before running it in a local practice file. Never write an expected answer as though it were an observed run.</w:t>
       </w:r>
     </w:p>
@@ -1297,7 +1970,13 @@
       </w:r>
     </w:p>
     <w:p>
-      <w:r>
+      <w:pPr>
+        <w:spacing w:line="336" w:lineRule="auto" w:after="180"/>
+      </w:pPr>
+      <w:r>
+        <w:rPr>
+          <w:b w:val="0"/>
+        </w:rPr>
         <w:t>Before trying: what do I expect, and why? While trying: which step could first go wrong? Afterwards: what did I actually observe, and what should change? Keep “not run” if you only traced the procedure.</w:t>
       </w:r>
     </w:p>
@@ -1310,6 +1989,11 @@
       </w:r>
     </w:p>
     <w:p>
+      <w:r>
+        <w:t>Move from recall to tracing, diagnosis and transfer in Data retention and deletion. Explain why each step is justified.</w:t>
+      </w:r>
+    </w:p>
+    <w:p>
       <w:pPr>
         <w:pStyle w:val="Heading3"/>
       </w:pPr>
@@ -1318,18 +2002,83 @@
       </w:r>
     </w:p>
     <w:p>
-      <w:r>
-        <w:t>Explain the weekly mechanism in your own words. Use the worked scenario to name its input, decision rule and output.</w:t>
-      </w:r>
-    </w:p>
-    <w:p>
-      <w:r>
+      <w:pPr>
+        <w:spacing w:line="336" w:lineRule="auto" w:after="180"/>
+      </w:pPr>
+      <w:r>
+        <w:rPr>
+          <w:b w:val="0"/>
+        </w:rPr>
+        <w:t xml:space="preserve">Explain the weekly </w:t>
+      </w:r>
+      <w:r>
+        <w:rPr>
+          <w:b/>
+        </w:rPr>
+        <w:t>mechanism</w:t>
+      </w:r>
+      <w:r>
+        <w:rPr>
+          <w:b w:val="0"/>
+        </w:rPr>
+        <w:t xml:space="preserve"> in your own words. Use the worked scenario to name its </w:t>
+      </w:r>
+      <w:r>
+        <w:rPr>
+          <w:b/>
+        </w:rPr>
+        <w:t>input</w:t>
+      </w:r>
+      <w:r>
+        <w:rPr>
+          <w:b w:val="0"/>
+        </w:rPr>
+        <w:t xml:space="preserve">, decision rule and </w:t>
+      </w:r>
+      <w:r>
+        <w:rPr>
+          <w:b/>
+        </w:rPr>
+        <w:t>output</w:t>
+      </w:r>
+      <w:r>
+        <w:rPr>
+          <w:b w:val="0"/>
+        </w:rPr>
+        <w:t>.</w:t>
+      </w:r>
+    </w:p>
+    <w:p>
+      <w:pPr>
+        <w:spacing w:line="336" w:lineRule="auto" w:after="180"/>
+      </w:pPr>
+      <w:r>
+        <w:rPr>
+          <w:b w:val="0"/>
+        </w:rPr>
         <w:t>A report omits this qualification: This fictional retention exercise is not a statement of legal retention requirements. Explain how omitting it could change a reader's interpretation, and write an accurate replacement.</w:t>
       </w:r>
     </w:p>
     <w:p>
-      <w:r>
-        <w:t>For the worked scenario, propose one additional case that could reveal a failure, describe its expected outcome before running it, and explain what would need to remain fixed for a fair comparison. Do not reuse W4 as a new final test after receiving feedback.</w:t>
+      <w:pPr>
+        <w:spacing w:line="336" w:lineRule="auto" w:after="180"/>
+      </w:pPr>
+      <w:r>
+        <w:rPr>
+          <w:b w:val="0"/>
+        </w:rPr>
+        <w:t>For the worked scenario, propose one additional case that could reveal a failure, describe its expected outcome before running it, and explain what would need to remain fixed for a fair comparison.</w:t>
+      </w:r>
+    </w:p>
+    <w:p>
+      <w:pPr>
+        <w:spacing w:line="336" w:lineRule="auto" w:after="180"/>
+      </w:pPr>
+      <w:r>
+        <w:rPr>
+          <w:b w:val="0"/>
+        </w:rPr>
+        <w:t>Do not reuse W4 as a new final test after receiving feedback.</w:t>
       </w:r>
     </w:p>
     <w:p>
@@ -1375,7 +2124,77 @@
     </w:p>
     <w:p>
       <w:r>
-        <w:t>Add a labelled data retention and deletion evidence sheet to Grounded Learning Service. Show how you can explain the mechanism and terminology of data retention and deletion. Use the supplied fictional case and keep its inputs, intermediate steps, calculation or prediction, and limitation. Connect this record to last week’s record; a matching answer without a trace is insufficient.</w:t>
+        <w:t>Apply this week’s idea to Grounded Learning Service. Keep an annotated decision and the evidence supporting it.</w:t>
+      </w:r>
+    </w:p>
+    <w:p>
+      <w:pPr>
+        <w:spacing w:line="336" w:lineRule="auto" w:after="180"/>
+      </w:pPr>
+      <w:r>
+        <w:rPr>
+          <w:b w:val="0"/>
+        </w:rPr>
+        <w:t xml:space="preserve">Add a labelled data retention and deletion </w:t>
+      </w:r>
+      <w:r>
+        <w:rPr>
+          <w:b/>
+        </w:rPr>
+        <w:t>evidence</w:t>
+      </w:r>
+      <w:r>
+        <w:rPr>
+          <w:b w:val="0"/>
+        </w:rPr>
+        <w:t xml:space="preserve"> sheet to Grounded Learning Service. Show how you can explain the </w:t>
+      </w:r>
+      <w:r>
+        <w:rPr>
+          <w:b/>
+        </w:rPr>
+        <w:t>mechanism</w:t>
+      </w:r>
+      <w:r>
+        <w:rPr>
+          <w:b w:val="0"/>
+        </w:rPr>
+        <w:t xml:space="preserve"> and terminology of data retention and deletion.</w:t>
+      </w:r>
+    </w:p>
+    <w:p>
+      <w:pPr>
+        <w:spacing w:line="336" w:lineRule="auto" w:after="180"/>
+      </w:pPr>
+      <w:r>
+        <w:rPr>
+          <w:b w:val="0"/>
+        </w:rPr>
+        <w:t xml:space="preserve">Use the supplied fictional case and keep its </w:t>
+      </w:r>
+      <w:r>
+        <w:rPr>
+          <w:b/>
+        </w:rPr>
+        <w:t>input</w:t>
+      </w:r>
+      <w:r>
+        <w:rPr>
+          <w:b w:val="0"/>
+        </w:rPr>
+        <w:t xml:space="preserve">s, intermediate steps, calculation or </w:t>
+      </w:r>
+      <w:r>
+        <w:rPr>
+          <w:b/>
+        </w:rPr>
+        <w:t>prediction</w:t>
+      </w:r>
+      <w:r>
+        <w:rPr>
+          <w:b w:val="0"/>
+        </w:rPr>
+        <w:t>, and limitation. Connect this record to last week’s record; a matching answer without a trace is insufficient.</w:t>
       </w:r>
     </w:p>
     <w:tbl>
@@ -1503,8 +2322,26 @@
       </w:r>
     </w:p>
     <w:p>
-      <w:r>
-        <w:t>For the Grounded Learning Service, retain an annotated trace and the changed-case result. Name the contract or evidence that makes the deciding step valid, so another team can review it.</w:t>
+      <w:pPr>
+        <w:spacing w:line="336" w:lineRule="auto" w:after="180"/>
+      </w:pPr>
+      <w:r>
+        <w:rPr>
+          <w:b w:val="0"/>
+        </w:rPr>
+        <w:t xml:space="preserve">For the Grounded Learning Service, retain an annotated trace and the changed-case result. Name the contract or </w:t>
+      </w:r>
+      <w:r>
+        <w:rPr>
+          <w:b/>
+        </w:rPr>
+        <w:t>evidence</w:t>
+      </w:r>
+      <w:r>
+        <w:rPr>
+          <w:b w:val="0"/>
+        </w:rPr>
+        <w:t xml:space="preserve"> that makes the deciding step valid, so another team can review it.</w:t>
       </w:r>
     </w:p>
     <w:p>
@@ -1517,7 +2354,29 @@
     </w:p>
     <w:p>
       <w:r>
-        <w:t>Complete the supported workbook tasks before attempting W4 independently. Record any hints or help used. After feedback, use the teacher's fresh retry rather than copying the earlier answer. For a project, select a relevant new case, predict the outcome from the declared rule and preserve the result alongside any revision.</w:t>
+        <w:t>Use a genuinely new case for independent evidence. Previously discussed examples remain practice; use the separately named independent case before feedback.</w:t>
+      </w:r>
+    </w:p>
+    <w:p>
+      <w:pPr>
+        <w:spacing w:line="336" w:lineRule="auto" w:after="180"/>
+      </w:pPr>
+      <w:r>
+        <w:rPr>
+          <w:b w:val="0"/>
+        </w:rPr>
+        <w:t>Complete the supported workbook tasks before attempting W4 independently. Record any hints or help used. After feedback, use the teacher's fresh retry rather than copying the earlier answer.</w:t>
+      </w:r>
+    </w:p>
+    <w:p>
+      <w:pPr>
+        <w:spacing w:line="336" w:lineRule="auto" w:after="180"/>
+      </w:pPr>
+      <w:r>
+        <w:rPr>
+          <w:b w:val="0"/>
+        </w:rPr>
+        <w:t>For a project, select a relevant new case, predict the outcome from the declared rule and preserve the result alongside any revision.</w:t>
       </w:r>
     </w:p>
     <w:p>
@@ -1554,8 +2413,25 @@
       </w:r>
     </w:p>
     <w:p>
-      <w:r>
-        <w:t>For the worked scenario, propose one additional case that could reveal a failure, describe its expected outcome before running it, and explain what would need to remain fixed for a fair comparison. Do not reuse W4 as a new final test after receiving feedback.</w:t>
+      <w:pPr>
+        <w:spacing w:line="336" w:lineRule="auto" w:after="180"/>
+      </w:pPr>
+      <w:r>
+        <w:rPr>
+          <w:b w:val="0"/>
+        </w:rPr>
+        <w:t>For the worked scenario, propose one additional case that could reveal a failure, describe its expected outcome before running it, and explain what would need to remain fixed for a fair comparison.</w:t>
+      </w:r>
+    </w:p>
+    <w:p>
+      <w:pPr>
+        <w:spacing w:line="336" w:lineRule="auto" w:after="180"/>
+      </w:pPr>
+      <w:r>
+        <w:rPr>
+          <w:b w:val="0"/>
+        </w:rPr>
+        <w:t>Do not reuse W4 as a new final test after receiving feedback.</w:t>
       </w:r>
     </w:p>
     <w:p>
@@ -1592,6 +2468,11 @@
       </w:pPr>
       <w:r>
         <w:t>13. Study a complete case</w:t>
+      </w:r>
+    </w:p>
+    <w:p>
+      <w:r>
+        <w:t>Revisit the complete Data retention and deletion case for supported practice. Repeated examples do not become fresh assessments.</w:t>
       </w:r>
     </w:p>
     <w:p>
@@ -1695,8 +2576,26 @@
       </w:r>
     </w:p>
     <w:p>
-      <w:r>
-        <w:t>Follow the input through the stated procedure to its result. Cover the result first, predict it, then explain every intermediate step. The text/table accompanies the figure so the example can be read without colour.</w:t>
+      <w:pPr>
+        <w:spacing w:line="336" w:lineRule="auto" w:after="180"/>
+      </w:pPr>
+      <w:r>
+        <w:rPr>
+          <w:b w:val="0"/>
+        </w:rPr>
+        <w:t xml:space="preserve">Follow the </w:t>
+      </w:r>
+      <w:r>
+        <w:rPr>
+          <w:b/>
+        </w:rPr>
+        <w:t>input</w:t>
+      </w:r>
+      <w:r>
+        <w:rPr>
+          <w:b w:val="0"/>
+        </w:rPr>
+        <w:t xml:space="preserve"> through the stated procedure to its result. Cover the result first, predict it, then explain every intermediate step. The text/table accompanies the figure so the example can be read without colour.</w:t>
       </w:r>
     </w:p>
     <w:p>
@@ -1746,6 +2645,11 @@
       </w:r>
     </w:p>
     <w:p>
+      <w:r>
+        <w:t>Attempt the reserved new case before feedback. Record support; the earlier examples below remain additional practice.</w:t>
+      </w:r>
+    </w:p>
+    <w:p>
       <w:pPr>
         <w:pStyle w:val="Heading3"/>
       </w:pPr>
@@ -1754,7 +2658,13 @@
       </w:r>
     </w:p>
     <w:p>
-      <w:r>
+      <w:pPr>
+        <w:spacing w:line="336" w:lineRule="auto" w:after="180"/>
+      </w:pPr>
+      <w:r>
+        <w:rPr>
+          <w:b w:val="0"/>
+        </w:rPr>
         <w:t>Fictional retention policy deletes records at age &gt;=4 days. X is3 days, Y4, Z5. A copy of Y remains in a temporary log after its main record is deleted. Evaluate compliance.</w:t>
       </w:r>
     </w:p>
@@ -1802,7 +2712,13 @@
       </w:r>
     </w:p>
     <w:p>
-      <w:r>
+      <w:pPr>
+        <w:spacing w:line="336" w:lineRule="auto" w:after="180"/>
+      </w:pPr>
+      <w:r>
+        <w:rPr>
+          <w:b w:val="0"/>
+        </w:rPr>
         <w:t>Attempt this case before feedback. Record any help. Earlier examples below are further practice; a case already practised with feedback cannot establish fresh transfer.</w:t>
       </w:r>
     </w:p>
@@ -1815,8 +2731,26 @@
       </w:r>
     </w:p>
     <w:p>
-      <w:r>
-        <w:t>Retention is5 days, inclusive deletion boundary. Ages4, 5, 6; a log stores complete content. Trace required action.</w:t>
+      <w:pPr>
+        <w:spacing w:line="336" w:lineRule="auto" w:after="180"/>
+      </w:pPr>
+      <w:r>
+        <w:rPr>
+          <w:b w:val="0"/>
+        </w:rPr>
+        <w:t xml:space="preserve">Retention is5 days, inclusive </w:t>
+      </w:r>
+      <w:r>
+        <w:rPr>
+          <w:b/>
+        </w:rPr>
+        <w:t>deletion boundary</w:t>
+      </w:r>
+      <w:r>
+        <w:rPr>
+          <w:b w:val="0"/>
+        </w:rPr>
+        <w:t>. Ages4, 5, 6; a log stores complete content. Trace required action.</w:t>
       </w:r>
     </w:p>
     <w:p>
@@ -1868,7 +2802,13 @@
       </w:r>
     </w:p>
     <w:p>
-      <w:r>
+      <w:pPr>
+        <w:spacing w:line="336" w:lineRule="auto" w:after="180"/>
+      </w:pPr>
+      <w:r>
+        <w:rPr>
+          <w:b w:val="0"/>
+        </w:rPr>
         <w:t>Record support used: none, hint or teacher explanation. After feedback, a different case is needed to demonstrate independence.</w:t>
       </w:r>
     </w:p>
@@ -1881,8 +2821,25 @@
       </w:r>
     </w:p>
     <w:p>
-      <w:r>
-        <w:t>Attempt the independent case before hints. Record whether you worked alone, used a hint or followed a model. After feedback, fix the first unsupported step and explain why it changed. A later check uses a changed case, not a copied answer.</w:t>
+      <w:pPr>
+        <w:spacing w:line="336" w:lineRule="auto" w:after="180"/>
+      </w:pPr>
+      <w:r>
+        <w:rPr>
+          <w:b w:val="0"/>
+        </w:rPr>
+        <w:t>Attempt the independent case before hints. Record whether you worked alone, used a hint or followed a model. After feedback, fix the first unsupported step and explain why it changed.</w:t>
+      </w:r>
+    </w:p>
+    <w:p>
+      <w:pPr>
+        <w:spacing w:line="336" w:lineRule="auto" w:after="180"/>
+      </w:pPr>
+      <w:r>
+        <w:rPr>
+          <w:b w:val="0"/>
+        </w:rPr>
+        <w:t>A later check uses a changed case, not a copied answer.</w:t>
       </w:r>
     </w:p>
     <w:p>
@@ -1895,6 +2852,17 @@
     </w:p>
     <w:p>
       <w:r>
+        <w:t>Use this map to navigate Data retention and deletion, connect the goals to tasks and keep one evidence record for each attempt.</w:t>
+      </w:r>
+    </w:p>
+    <w:p>
+      <w:pPr>
+        <w:spacing w:line="336" w:lineRule="auto" w:after="180"/>
+      </w:pPr>
+      <w:r>
+        <w:rPr>
+          <w:b w:val="0"/>
+        </w:rPr>
         <w:t>Start with this question: Delete every listed copy. A fictional policy deletes transcripts at age seven days or older, including listed backups.</w:t>
       </w:r>
     </w:p>
@@ -2001,13 +2969,61 @@
       </w:tr>
     </w:tbl>
     <w:p>
-      <w:r>
-        <w:t>Remember → watch and explain → try with help → investigate → try independently → keep project evidence. Your teacher may spread this lesson across several classes.</w:t>
-      </w:r>
-    </w:p>
-    <w:p>
-      <w:r>
-        <w:t>Keep your first prediction. Compare it with what the evidence shows and explain any change.</w:t>
+      <w:pPr>
+        <w:spacing w:line="336" w:lineRule="auto" w:after="180"/>
+      </w:pPr>
+      <w:r>
+        <w:rPr>
+          <w:b w:val="0"/>
+        </w:rPr>
+        <w:t xml:space="preserve">Remember → watch and explain → try with help → investigate → try independently → keep project </w:t>
+      </w:r>
+      <w:r>
+        <w:rPr>
+          <w:b/>
+        </w:rPr>
+        <w:t>evidence</w:t>
+      </w:r>
+      <w:r>
+        <w:rPr>
+          <w:b w:val="0"/>
+        </w:rPr>
+        <w:t>. Your teacher may spread this lesson across several classes.</w:t>
+      </w:r>
+    </w:p>
+    <w:p>
+      <w:pPr>
+        <w:spacing w:line="336" w:lineRule="auto" w:after="180"/>
+      </w:pPr>
+      <w:r>
+        <w:rPr>
+          <w:b w:val="0"/>
+        </w:rPr>
+        <w:t xml:space="preserve">Keep your first </w:t>
+      </w:r>
+      <w:r>
+        <w:rPr>
+          <w:b/>
+        </w:rPr>
+        <w:t>prediction</w:t>
+      </w:r>
+      <w:r>
+        <w:rPr>
+          <w:b w:val="0"/>
+        </w:rPr>
+        <w:t xml:space="preserve">. Compare it with what the </w:t>
+      </w:r>
+      <w:r>
+        <w:rPr>
+          <w:b/>
+        </w:rPr>
+        <w:t>evidence</w:t>
+      </w:r>
+      <w:r>
+        <w:rPr>
+          <w:b w:val="0"/>
+        </w:rPr>
+        <w:t xml:space="preserve"> shows and explain any change.</w:t>
       </w:r>
     </w:p>
     <w:p>
@@ -2020,7 +3036,30 @@
     </w:p>
     <w:p>
       <w:r>
-        <w:t>Close your notes. Explain this goal in your own words: Explain the mechanism and terminology of data retention and deletion</w:t>
+        <w:t>Explain Data retention and deletion without notes, identify a remaining question and plan a later check with a changed case.</w:t>
+      </w:r>
+    </w:p>
+    <w:p>
+      <w:pPr>
+        <w:spacing w:line="336" w:lineRule="auto" w:after="180"/>
+      </w:pPr>
+      <w:r>
+        <w:rPr>
+          <w:b w:val="0"/>
+        </w:rPr>
+        <w:t xml:space="preserve">Close your notes. Explain this goal in your own words: Explain the </w:t>
+      </w:r>
+      <w:r>
+        <w:rPr>
+          <w:b/>
+        </w:rPr>
+        <w:t>mechanism</w:t>
+      </w:r>
+      <w:r>
+        <w:rPr>
+          <w:b w:val="0"/>
+        </w:rPr>
+        <w:t xml:space="preserve"> and terminology of data retention and deletion</w:t>
       </w:r>
     </w:p>
     <w:p>
@@ -2057,13 +3096,61 @@
       </w:r>
     </w:p>
     <w:p>
-      <w:r>
-        <w:t>If you are unsure, return to the worked picture and explain one arrow. If you are ready, change an input or assumption and justify your prediction.</w:t>
-      </w:r>
-    </w:p>
-    <w:p>
-      <w:r>
-        <w:t>Save your workbook evidence. At the next review, try a different case before opening your old answer.</w:t>
+      <w:pPr>
+        <w:spacing w:line="336" w:lineRule="auto" w:after="180"/>
+      </w:pPr>
+      <w:r>
+        <w:rPr>
+          <w:b w:val="0"/>
+        </w:rPr>
+        <w:t xml:space="preserve">If you are unsure, return to the worked picture and explain one arrow. If you are ready, change an </w:t>
+      </w:r>
+      <w:r>
+        <w:rPr>
+          <w:b/>
+        </w:rPr>
+        <w:t>input</w:t>
+      </w:r>
+      <w:r>
+        <w:rPr>
+          <w:b w:val="0"/>
+        </w:rPr>
+        <w:t xml:space="preserve"> or assumption and justify your </w:t>
+      </w:r>
+      <w:r>
+        <w:rPr>
+          <w:b/>
+        </w:rPr>
+        <w:t>prediction</w:t>
+      </w:r>
+      <w:r>
+        <w:rPr>
+          <w:b w:val="0"/>
+        </w:rPr>
+        <w:t>.</w:t>
+      </w:r>
+    </w:p>
+    <w:p>
+      <w:pPr>
+        <w:spacing w:line="336" w:lineRule="auto" w:after="180"/>
+      </w:pPr>
+      <w:r>
+        <w:rPr>
+          <w:b w:val="0"/>
+        </w:rPr>
+        <w:t xml:space="preserve">Save your workbook </w:t>
+      </w:r>
+      <w:r>
+        <w:rPr>
+          <w:b/>
+        </w:rPr>
+        <w:t>evidence</w:t>
+      </w:r>
+      <w:r>
+        <w:rPr>
+          <w:b w:val="0"/>
+        </w:rPr>
+        <w:t>. At the next review, try a different case before opening your old answer.</w:t>
       </w:r>
     </w:p>
     <w:p>
@@ -2076,11 +3163,28 @@
     </w:p>
     <w:p>
       <w:r>
+        <w:t>Attempt supported questions before using hints or feedback. Review a missing building block, then keep the completed work.</w:t>
+      </w:r>
+    </w:p>
+    <w:p>
+      <w:pPr>
+        <w:spacing w:line="336" w:lineRule="auto" w:after="180"/>
+      </w:pPr>
+      <w:r>
+        <w:rPr>
+          <w:b w:val="0"/>
+        </w:rPr>
         <w:t>Use this supported practice once, in the browser or on paper. Keep the reserved independent assessment for a separate first attempt before teacher feedback.</w:t>
       </w:r>
     </w:p>
     <w:p>
-      <w:r>
+      <w:pPr>
+        <w:spacing w:line="336" w:lineRule="auto" w:after="180"/>
+      </w:pPr>
+      <w:r>
+        <w:rPr>
+          <w:b w:val="0"/>
+        </w:rPr>
         <w:t>Delete every listed copy. A fictional policy deletes transcripts at age seven days or older, including listed backups.</w:t>
       </w:r>
     </w:p>
@@ -2093,22 +3197,49 @@
       </w:r>
     </w:p>
     <w:p>
-      <w:r>
+      <w:pPr>
+        <w:spacing w:line="336" w:lineRule="auto" w:after="180"/>
+      </w:pPr>
+      <w:r>
+        <w:rPr>
+          <w:b w:val="0"/>
+        </w:rPr>
         <w:t>Which labelled step matches this detail? The scoped deletion passes only after both T2 copies are removed.</w:t>
       </w:r>
     </w:p>
     <w:p>
-      <w:r>
+      <w:pPr>
+        <w:spacing w:line="336" w:lineRule="auto" w:after="180"/>
+        <w:shd w:fill="F4F9FC"/>
+      </w:pPr>
+      <w:r>
+        <w:rPr>
+          <w:b w:val="0"/>
+        </w:rPr>
         <w:t>1. Check age</w:t>
       </w:r>
     </w:p>
     <w:p>
-      <w:r>
+      <w:pPr>
+        <w:spacing w:line="336" w:lineRule="auto" w:after="180"/>
+        <w:shd w:fill="F4F9FC"/>
+      </w:pPr>
+      <w:r>
+        <w:rPr>
+          <w:b w:val="0"/>
+        </w:rPr>
         <w:t>2. Find copies</w:t>
       </w:r>
     </w:p>
     <w:p>
-      <w:r>
+      <w:pPr>
+        <w:spacing w:line="336" w:lineRule="auto" w:after="180"/>
+        <w:shd w:fill="F4F9FC"/>
+      </w:pPr>
+      <w:r>
+        <w:rPr>
+          <w:b w:val="0"/>
+        </w:rPr>
         <w:t>3. Verify removal</w:t>
       </w:r>
     </w:p>
@@ -2146,41 +3277,143 @@
       </w:r>
     </w:p>
     <w:p>
-      <w:r>
+      <w:pPr>
+        <w:pStyle w:val="Heading3"/>
+      </w:pPr>
+      <w:r>
+        <w:t>Hint · try first</w:t>
+      </w:r>
+    </w:p>
+    <w:p>
+      <w:pPr>
+        <w:spacing w:line="336" w:lineRule="auto" w:after="180"/>
+        <w:shd w:fill="F1F6F8"/>
+      </w:pPr>
+      <w:r>
+        <w:rPr>
+          <w:b w:val="0"/>
+        </w:rPr>
         <w:t>Hint if needed: Read the steps in the pictorial case. Match the supplied detail to the stage that performs or records it.</w:t>
       </w:r>
     </w:p>
     <w:p>
-      <w:r>
-        <w:t>After your attempt, compare with the supported explanation: Verify removal The scoped deletion passes only after both T2 copies are removed. Retention requires an age rule and an inventory. Deleting the visible copy alone does not demonstrate removal of listed backups.</w:t>
-      </w:r>
-    </w:p>
-    <w:p>
       <w:pPr>
         <w:pStyle w:val="Heading3"/>
       </w:pPr>
       <w:r>
+        <w:t>Feedback · compare after trying</w:t>
+      </w:r>
+    </w:p>
+    <w:p>
+      <w:pPr>
+        <w:spacing w:line="336" w:lineRule="auto" w:after="180"/>
+        <w:shd w:fill="F1F6FC"/>
+      </w:pPr>
+      <w:r>
+        <w:rPr>
+          <w:b w:val="0"/>
+        </w:rPr>
+        <w:t>After your attempt, compare with the supported explanation: Verify removal The scoped deletion passes only after both T2 copies are removed. Retention requires an age rule and an inventory.</w:t>
+      </w:r>
+    </w:p>
+    <w:p>
+      <w:pPr>
+        <w:spacing w:line="336" w:lineRule="auto" w:after="180"/>
+        <w:shd w:fill="F1F6FC"/>
+      </w:pPr>
+      <w:r>
+        <w:rPr>
+          <w:b w:val="0"/>
+        </w:rPr>
+        <w:t>Deleting the visible copy alone does not demonstrate removal of listed backups.</w:t>
+      </w:r>
+    </w:p>
+    <w:p>
+      <w:pPr>
+        <w:pStyle w:val="Heading3"/>
+      </w:pPr>
+      <w:r>
         <w:t>Practice 2: explain the deciding evidence</w:t>
       </w:r>
     </w:p>
     <w:p>
-      <w:r>
+      <w:pPr>
+        <w:pStyle w:val="Heading3"/>
+      </w:pPr>
+      <w:r>
+        <w:t>Changed case · predict first</w:t>
+      </w:r>
+    </w:p>
+    <w:p>
+      <w:pPr>
+        <w:spacing w:line="336" w:lineRule="auto" w:after="180"/>
+        <w:shd w:fill="F5F1FB"/>
+      </w:pPr>
+      <w:r>
+        <w:rPr>
+          <w:b w:val="0"/>
+        </w:rPr>
         <w:t>Changed-case practice: Primary deletion succeeds but backup deletion fails. Which conclusion is supported by the supplied facts?</w:t>
       </w:r>
     </w:p>
     <w:p>
-      <w:r>
+      <w:pPr>
+        <w:spacing w:line="336" w:lineRule="auto" w:after="180"/>
+        <w:shd w:fill="F4F9FC"/>
+      </w:pPr>
+      <w:r>
+        <w:rPr>
+          <w:b w:val="0"/>
+        </w:rPr>
         <w:t>1. Record incomplete deletion and follow the retry or escalation procedure.</w:t>
       </w:r>
     </w:p>
     <w:p>
-      <w:r>
-        <w:t>2. We can decide the result without examining the changed input or the procedure.</w:t>
-      </w:r>
-    </w:p>
-    <w:p>
-      <w:r>
-        <w:t>3. This one example guarantees correct results for every future input.</w:t>
+      <w:pPr>
+        <w:spacing w:line="336" w:lineRule="auto" w:after="180"/>
+        <w:shd w:fill="F4F9FC"/>
+      </w:pPr>
+      <w:r>
+        <w:rPr>
+          <w:b w:val="0"/>
+        </w:rPr>
+        <w:t xml:space="preserve">2. We can decide the result without examining the changed </w:t>
+      </w:r>
+      <w:r>
+        <w:rPr>
+          <w:b/>
+        </w:rPr>
+        <w:t>input</w:t>
+      </w:r>
+      <w:r>
+        <w:rPr>
+          <w:b w:val="0"/>
+        </w:rPr>
+        <w:t xml:space="preserve"> or the procedure.</w:t>
+      </w:r>
+    </w:p>
+    <w:p>
+      <w:pPr>
+        <w:spacing w:line="336" w:lineRule="auto" w:after="180"/>
+        <w:shd w:fill="F4F9FC"/>
+      </w:pPr>
+      <w:r>
+        <w:rPr>
+          <w:b w:val="0"/>
+        </w:rPr>
+        <w:t xml:space="preserve">3. This one example guarantees correct results for every future </w:t>
+      </w:r>
+      <w:r>
+        <w:rPr>
+          <w:b/>
+        </w:rPr>
+        <w:t>input</w:t>
+      </w:r>
+      <w:r>
+        <w:rPr>
+          <w:b w:val="0"/>
+        </w:rPr>
+        <w:t>.</w:t>
       </w:r>
     </w:p>
     <w:p>
@@ -2217,12 +3450,42 @@
       </w:r>
     </w:p>
     <w:p>
-      <w:r>
+      <w:pPr>
+        <w:pStyle w:val="Heading3"/>
+      </w:pPr>
+      <w:r>
+        <w:t>Hint · try first</w:t>
+      </w:r>
+    </w:p>
+    <w:p>
+      <w:pPr>
+        <w:spacing w:line="336" w:lineRule="auto" w:after="180"/>
+        <w:shd w:fill="F1F6F8"/>
+      </w:pPr>
+      <w:r>
+        <w:rPr>
+          <w:b w:val="0"/>
+        </w:rPr>
         <w:t>Hint if needed: Use the changed condition and the deciding step in the pictorial trace. The answer must say what follows from those facts.</w:t>
       </w:r>
     </w:p>
     <w:p>
-      <w:r>
+      <w:pPr>
+        <w:pStyle w:val="Heading3"/>
+      </w:pPr>
+      <w:r>
+        <w:t>Feedback · compare after trying</w:t>
+      </w:r>
+    </w:p>
+    <w:p>
+      <w:pPr>
+        <w:spacing w:line="336" w:lineRule="auto" w:after="180"/>
+        <w:shd w:fill="F1F6FC"/>
+      </w:pPr>
+      <w:r>
+        <w:rPr>
+          <w:b w:val="0"/>
+        </w:rPr>
         <w:t>After your attempt, compare with the supported explanation: Record incomplete deletion and follow the retry or escalation procedure. One required copy remains in the declared scope.</w:t>
       </w:r>
     </w:p>
@@ -2235,18 +3498,129 @@
       </w:r>
     </w:p>
     <w:p>
-      <w:r>
-        <w:t>Review Sandboxing and resource limits (ai-6/19). Goal: Explain the mechanism and terminology of sandboxing and resource limits. Short practice: Check A against both resource limits and B against network isolation. Why must A stop after three seconds even if its output remains only 2 MB?. Return to this week and explain what you changed.</w:t>
-      </w:r>
-    </w:p>
-    <w:p>
-      <w:r>
-        <w:t>Review External side effects and recovery (ai-6/17). Goal: Explain the mechanism and terminology of external side effects and recovery. Short practice: Distinguish a missing printer acknowledgement from confirmed failure. What should happen if J6 is complete, and what evidence changes when J6 is reliably reported absent?. Return to this week and explain what you changed.</w:t>
-      </w:r>
-    </w:p>
-    <w:p>
-      <w:r>
-        <w:t>Review Planning and action selection (ai-6/14). Goal: Explain the mechanism and terminology of planning and action selection. Short practice: Choose a permitted plan when no approved tower-height card exists. What new answer becomes supported after a card records 24 metres, and why could the bot not invent it earlier?. Return to this week and explain what you changed.</w:t>
+      <w:pPr>
+        <w:spacing w:line="336" w:lineRule="auto" w:after="180"/>
+      </w:pPr>
+      <w:r>
+        <w:rPr>
+          <w:b w:val="0"/>
+        </w:rPr>
+        <w:t xml:space="preserve">Review Sandboxing and resource limits (ai-6/19). Goal: Explain the </w:t>
+      </w:r>
+      <w:r>
+        <w:rPr>
+          <w:b/>
+        </w:rPr>
+        <w:t>mechanism</w:t>
+      </w:r>
+      <w:r>
+        <w:rPr>
+          <w:b w:val="0"/>
+        </w:rPr>
+        <w:t xml:space="preserve"> and terminology of sandboxing and resource limits. Short practice: Check A against both resource limits and B against network isolation.</w:t>
+      </w:r>
+    </w:p>
+    <w:p>
+      <w:pPr>
+        <w:spacing w:line="336" w:lineRule="auto" w:after="180"/>
+      </w:pPr>
+      <w:r>
+        <w:rPr>
+          <w:b w:val="0"/>
+        </w:rPr>
+        <w:t xml:space="preserve">Why must A stop after three seconds even if its </w:t>
+      </w:r>
+      <w:r>
+        <w:rPr>
+          <w:b/>
+        </w:rPr>
+        <w:t>output</w:t>
+      </w:r>
+      <w:r>
+        <w:rPr>
+          <w:b w:val="0"/>
+        </w:rPr>
+        <w:t xml:space="preserve"> remains only 2 MB?. Return to this week and explain what you changed.</w:t>
+      </w:r>
+    </w:p>
+    <w:p>
+      <w:pPr>
+        <w:spacing w:line="336" w:lineRule="auto" w:after="180"/>
+      </w:pPr>
+      <w:r>
+        <w:rPr>
+          <w:b w:val="0"/>
+        </w:rPr>
+        <w:t xml:space="preserve">Review External side effects and recovery (ai-6/17). Goal: Explain the </w:t>
+      </w:r>
+      <w:r>
+        <w:rPr>
+          <w:b/>
+        </w:rPr>
+        <w:t>mechanism</w:t>
+      </w:r>
+      <w:r>
+        <w:rPr>
+          <w:b w:val="0"/>
+        </w:rPr>
+        <w:t xml:space="preserve"> and terminology of external side effects and recovery. Short practice: Distinguish a missing printer acknowledgement from confirmed failure.</w:t>
+      </w:r>
+    </w:p>
+    <w:p>
+      <w:pPr>
+        <w:spacing w:line="336" w:lineRule="auto" w:after="180"/>
+      </w:pPr>
+      <w:r>
+        <w:rPr>
+          <w:b w:val="0"/>
+        </w:rPr>
+        <w:t xml:space="preserve">What should happen if J6 is complete, and what </w:t>
+      </w:r>
+      <w:r>
+        <w:rPr>
+          <w:b/>
+        </w:rPr>
+        <w:t>evidence</w:t>
+      </w:r>
+      <w:r>
+        <w:rPr>
+          <w:b w:val="0"/>
+        </w:rPr>
+        <w:t xml:space="preserve"> changes when J6 is reliably reported absent?. Return to this week and explain what you changed.</w:t>
+      </w:r>
+    </w:p>
+    <w:p>
+      <w:pPr>
+        <w:spacing w:line="336" w:lineRule="auto" w:after="180"/>
+      </w:pPr>
+      <w:r>
+        <w:rPr>
+          <w:b w:val="0"/>
+        </w:rPr>
+        <w:t xml:space="preserve">Review Planning and action selection (ai-6/14). Goal: Explain the </w:t>
+      </w:r>
+      <w:r>
+        <w:rPr>
+          <w:b/>
+        </w:rPr>
+        <w:t>mechanism</w:t>
+      </w:r>
+      <w:r>
+        <w:rPr>
+          <w:b w:val="0"/>
+        </w:rPr>
+        <w:t xml:space="preserve"> and terminology of planning and action selection. Short practice: Choose a permitted plan when no approved tower-height card exists.</w:t>
+      </w:r>
+    </w:p>
+    <w:p>
+      <w:pPr>
+        <w:spacing w:line="336" w:lineRule="auto" w:after="180"/>
+      </w:pPr>
+      <w:r>
+        <w:rPr>
+          <w:b w:val="0"/>
+        </w:rPr>
+        <w:t>What new answer becomes supported after a card records 24 metres, and why could the bot not invent it earlier?. Return to this week and explain what you changed.</w:t>
       </w:r>
     </w:p>
     <w:p>
@@ -2258,8 +3632,567 @@
       </w:r>
     </w:p>
     <w:p>
-      <w:r>
-        <w:t>Use Download completed work in the hosted lesson to export your answers, reflections, practice feedback and code-run evidence. Open the HTML copy to read or print it. Drafts stay in this browser when storage is available; clear drafts on a shared device.</w:t>
+      <w:pPr>
+        <w:spacing w:line="336" w:lineRule="auto" w:after="180"/>
+      </w:pPr>
+      <w:r>
+        <w:rPr>
+          <w:b w:val="0"/>
+        </w:rPr>
+        <w:t xml:space="preserve">Use Download completed work in the hosted lesson to export your answers, reflections, practice feedback and code-run </w:t>
+      </w:r>
+      <w:r>
+        <w:rPr>
+          <w:b/>
+        </w:rPr>
+        <w:t>evidence</w:t>
+      </w:r>
+      <w:r>
+        <w:rPr>
+          <w:b w:val="0"/>
+        </w:rPr>
+        <w:t>. Open the HTML copy to read or print it.</w:t>
+      </w:r>
+    </w:p>
+    <w:p>
+      <w:pPr>
+        <w:spacing w:line="336" w:lineRule="auto" w:after="180"/>
+      </w:pPr>
+      <w:r>
+        <w:rPr>
+          <w:b w:val="0"/>
+        </w:rPr>
+        <w:t>Drafts stay in this browser when storage is available; clear drafts on a shared device.</w:t>
+      </w:r>
+    </w:p>
+    <w:p>
+      <w:pPr>
+        <w:pStyle w:val="Heading1"/>
+      </w:pPr>
+      <w:r>
+        <w:t>18. Visual concept journey</w:t>
+      </w:r>
+    </w:p>
+    <w:p>
+      <w:r>
+        <w:t>Explain each Data retention and deletion graphic using its labels, deciding evidence and relevant limitation.</w:t>
+      </w:r>
+    </w:p>
+    <w:p>
+      <w:pPr>
+        <w:pStyle w:val="Heading3"/>
+      </w:pPr>
+      <w:r>
+        <w:t>01. Data retention and deletion: the case</w:t>
+      </w:r>
+    </w:p>
+    <w:p>
+      <w:r>
+        <w:drawing>
+          <wp:inline xmlns:a="http://schemas.openxmlformats.org/drawingml/2006/main" xmlns:pic="http://schemas.openxmlformats.org/drawingml/2006/picture">
+            <wp:extent cx="5486400" cy="2834640"/>
+            <wp:docPr id="2" name="Picture 2" descr="Delete every listed copy. A fictional policy deletes transcripts at age seven days or older, including listed backups. Supplied facts: T1 is six days old. T2 is seven days old with one backup. Scope lists primary storage and that backup only."/>
+            <wp:cNvGraphicFramePr>
+              <a:graphicFrameLocks noChangeAspect="1"/>
+            </wp:cNvGraphicFramePr>
+            <a:graphic>
+              <a:graphicData uri="http://schemas.openxmlformats.org/drawingml/2006/picture">
+                <pic:pic>
+                  <pic:nvPicPr>
+                    <pic:cNvPr id="0" name="academy-story-ai-6-20-01.png"/>
+                    <pic:cNvPicPr/>
+                  </pic:nvPicPr>
+                  <pic:blipFill>
+                    <a:blip r:embed="rId10"/>
+                    <a:stretch>
+                      <a:fillRect/>
+                    </a:stretch>
+                  </pic:blipFill>
+                  <pic:spPr>
+                    <a:xfrm>
+                      <a:off x="0" y="0"/>
+                      <a:ext cx="5486400" cy="2834640"/>
+                    </a:xfrm>
+                    <a:prstGeom prst="rect"/>
+                  </pic:spPr>
+                </pic:pic>
+              </a:graphicData>
+            </a:graphic>
+          </wp:inline>
+        </w:drawing>
+      </w:r>
+    </w:p>
+    <w:p>
+      <w:pPr>
+        <w:spacing w:line="336" w:lineRule="auto" w:after="180"/>
+      </w:pPr>
+      <w:r>
+        <w:rPr>
+          <w:b w:val="0"/>
+        </w:rPr>
+        <w:t>Delete every listed copy. A fictional policy deletes transcripts at age seven days or older, including listed backups. Supplied facts: T1 is six days old. T2 is seven days old with one backup.</w:t>
+      </w:r>
+    </w:p>
+    <w:p>
+      <w:pPr>
+        <w:spacing w:line="336" w:lineRule="auto" w:after="180"/>
+      </w:pPr>
+      <w:r>
+        <w:rPr>
+          <w:b w:val="0"/>
+        </w:rPr>
+        <w:t>Scope lists primary storage and that backup only.</w:t>
+      </w:r>
+    </w:p>
+    <w:p>
+      <w:pPr>
+        <w:spacing w:line="336" w:lineRule="auto" w:after="180"/>
+        <w:shd w:fill="F5F1FB"/>
+      </w:pPr>
+      <w:r>
+        <w:rPr>
+          <w:b w:val="0"/>
+        </w:rPr>
+        <w:t>Point to the given fact that matters most. Explain why it matters.</w:t>
+      </w:r>
+    </w:p>
+    <w:p>
+      <w:pPr>
+        <w:pStyle w:val="Heading3"/>
+      </w:pPr>
+      <w:r>
+        <w:t>02. Follow the deciding steps</w:t>
+      </w:r>
+    </w:p>
+    <w:p>
+      <w:r>
+        <w:drawing>
+          <wp:inline xmlns:a="http://schemas.openxmlformats.org/drawingml/2006/main" xmlns:pic="http://schemas.openxmlformats.org/drawingml/2006/picture">
+            <wp:extent cx="5486400" cy="3182112"/>
+            <wp:docPr id="3" name="Picture 3" descr="Check age: Keep T1 for now; T2 reaches the deletion boundary. → Find copies: T2 is present in two declared locations. → Verify removal: The scoped deletion passes only after both T2 copies are removed."/>
+            <wp:cNvGraphicFramePr>
+              <a:graphicFrameLocks noChangeAspect="1"/>
+            </wp:cNvGraphicFramePr>
+            <a:graphic>
+              <a:graphicData uri="http://schemas.openxmlformats.org/drawingml/2006/picture">
+                <pic:pic>
+                  <pic:nvPicPr>
+                    <pic:cNvPr id="0" name="academy-story-ai-6-20-02.png"/>
+                    <pic:cNvPicPr/>
+                  </pic:nvPicPr>
+                  <pic:blipFill>
+                    <a:blip r:embed="rId11"/>
+                    <a:stretch>
+                      <a:fillRect/>
+                    </a:stretch>
+                  </pic:blipFill>
+                  <pic:spPr>
+                    <a:xfrm>
+                      <a:off x="0" y="0"/>
+                      <a:ext cx="5486400" cy="3182112"/>
+                    </a:xfrm>
+                    <a:prstGeom prst="rect"/>
+                  </pic:spPr>
+                </pic:pic>
+              </a:graphicData>
+            </a:graphic>
+          </wp:inline>
+        </w:drawing>
+      </w:r>
+    </w:p>
+    <w:p>
+      <w:pPr>
+        <w:spacing w:line="336" w:lineRule="auto" w:after="180"/>
+      </w:pPr>
+      <w:r>
+        <w:rPr>
+          <w:b w:val="0"/>
+        </w:rPr>
+        <w:t xml:space="preserve">Check age: Keep T1 for now; T2 reaches the </w:t>
+      </w:r>
+      <w:r>
+        <w:rPr>
+          <w:b/>
+        </w:rPr>
+        <w:t>deletion boundary</w:t>
+      </w:r>
+      <w:r>
+        <w:rPr>
+          <w:b w:val="0"/>
+        </w:rPr>
+        <w:t>. → Find copies: T2 is present in two declared locations. → Verify removal: The scoped deletion passes only after both T2 copies are removed.</w:t>
+      </w:r>
+    </w:p>
+    <w:p>
+      <w:pPr>
+        <w:spacing w:line="336" w:lineRule="auto" w:after="180"/>
+        <w:shd w:fill="F5F1FB"/>
+      </w:pPr>
+      <w:r>
+        <w:rPr>
+          <w:b w:val="0"/>
+        </w:rPr>
+        <w:t xml:space="preserve">Point to each numbered stage and explain which recorded </w:t>
+      </w:r>
+      <w:r>
+        <w:rPr>
+          <w:b/>
+        </w:rPr>
+        <w:t>input</w:t>
+      </w:r>
+      <w:r>
+        <w:rPr>
+          <w:b w:val="0"/>
+        </w:rPr>
+        <w:t xml:space="preserve"> it uses.</w:t>
+      </w:r>
+    </w:p>
+    <w:p>
+      <w:pPr>
+        <w:pStyle w:val="Heading3"/>
+      </w:pPr>
+      <w:r>
+        <w:t>03. A deletion rule needs an inventory of copies</w:t>
+      </w:r>
+    </w:p>
+    <w:p>
+      <w:r>
+        <w:drawing>
+          <wp:inline xmlns:a="http://schemas.openxmlformats.org/drawingml/2006/main" xmlns:pic="http://schemas.openxmlformats.org/drawingml/2006/picture">
+            <wp:extent cx="5486400" cy="3337560"/>
+            <wp:docPr id="4" name="Picture 4" descr="The toy retention boundary is seven days or older. Keep six-day T1 for now. Seven-day T2 appears in primary storage and one listed backup; both locations need removal verification. This diagram specifies required checks, not an actual deletion run."/>
+            <wp:cNvGraphicFramePr>
+              <a:graphicFrameLocks noChangeAspect="1"/>
+            </wp:cNvGraphicFramePr>
+            <a:graphic>
+              <a:graphicData uri="http://schemas.openxmlformats.org/drawingml/2006/picture">
+                <pic:pic>
+                  <pic:nvPicPr>
+                    <pic:cNvPr id="0" name="academy-story-ai-6-20-03.png"/>
+                    <pic:cNvPicPr/>
+                  </pic:nvPicPr>
+                  <pic:blipFill>
+                    <a:blip r:embed="rId12"/>
+                    <a:stretch>
+                      <a:fillRect/>
+                    </a:stretch>
+                  </pic:blipFill>
+                  <pic:spPr>
+                    <a:xfrm>
+                      <a:off x="0" y="0"/>
+                      <a:ext cx="5486400" cy="3337560"/>
+                    </a:xfrm>
+                    <a:prstGeom prst="rect"/>
+                  </pic:spPr>
+                </pic:pic>
+              </a:graphicData>
+            </a:graphic>
+          </wp:inline>
+        </w:drawing>
+      </w:r>
+    </w:p>
+    <w:p>
+      <w:pPr>
+        <w:spacing w:line="336" w:lineRule="auto" w:after="180"/>
+      </w:pPr>
+      <w:r>
+        <w:rPr>
+          <w:b w:val="0"/>
+        </w:rPr>
+        <w:t>The toy retention boundary is seven days or older. Keep six-day T1 for now. Seven-day T2 appears in primary storage and one listed backup; both locations need removal verification.</w:t>
+      </w:r>
+    </w:p>
+    <w:p>
+      <w:pPr>
+        <w:spacing w:line="336" w:lineRule="auto" w:after="180"/>
+      </w:pPr>
+      <w:r>
+        <w:rPr>
+          <w:b w:val="0"/>
+        </w:rPr>
+        <w:t>This diagram specifies required checks, not an actual deletion run.</w:t>
+      </w:r>
+    </w:p>
+    <w:p>
+      <w:pPr>
+        <w:spacing w:line="336" w:lineRule="auto" w:after="180"/>
+        <w:shd w:fill="F5F1FB"/>
+      </w:pPr>
+      <w:r>
+        <w:rPr>
+          <w:b w:val="0"/>
+        </w:rPr>
+        <w:t>Read the labels and values. Explain the relationship the model shows.</w:t>
+      </w:r>
+    </w:p>
+    <w:p>
+      <w:pPr>
+        <w:pStyle w:val="Heading3"/>
+      </w:pPr>
+      <w:r>
+        <w:t>04. Change one thing. Trace what follows.</w:t>
+      </w:r>
+    </w:p>
+    <w:p>
+      <w:r>
+        <w:drawing>
+          <wp:inline xmlns:a="http://schemas.openxmlformats.org/drawingml/2006/main" xmlns:pic="http://schemas.openxmlformats.org/drawingml/2006/picture">
+            <wp:extent cx="5486400" cy="3026664"/>
+            <wp:docPr id="5" name="Picture 5" descr="Original case: The scoped deletion passes only after both T2 copies are removed. Changed condition: Primary deletion succeeds but backup deletion fails. Expected result: Record incomplete deletion and follow the retry or escalation procedure. Reason: One required copy remains in the declared scope."/>
+            <wp:cNvGraphicFramePr>
+              <a:graphicFrameLocks noChangeAspect="1"/>
+            </wp:cNvGraphicFramePr>
+            <a:graphic>
+              <a:graphicData uri="http://schemas.openxmlformats.org/drawingml/2006/picture">
+                <pic:pic>
+                  <pic:nvPicPr>
+                    <pic:cNvPr id="0" name="academy-story-ai-6-20-04.png"/>
+                    <pic:cNvPicPr/>
+                  </pic:nvPicPr>
+                  <pic:blipFill>
+                    <a:blip r:embed="rId13"/>
+                    <a:stretch>
+                      <a:fillRect/>
+                    </a:stretch>
+                  </pic:blipFill>
+                  <pic:spPr>
+                    <a:xfrm>
+                      <a:off x="0" y="0"/>
+                      <a:ext cx="5486400" cy="3026664"/>
+                    </a:xfrm>
+                    <a:prstGeom prst="rect"/>
+                  </pic:spPr>
+                </pic:pic>
+              </a:graphicData>
+            </a:graphic>
+          </wp:inline>
+        </w:drawing>
+      </w:r>
+    </w:p>
+    <w:p>
+      <w:pPr>
+        <w:spacing w:line="336" w:lineRule="auto" w:after="180"/>
+      </w:pPr>
+      <w:r>
+        <w:rPr>
+          <w:b w:val="0"/>
+        </w:rPr>
+        <w:t>Original case: The scoped deletion passes only after both T2 copies are removed. Changed condition: Primary deletion succeeds but backup deletion fails.</w:t>
+      </w:r>
+    </w:p>
+    <w:p>
+      <w:pPr>
+        <w:spacing w:line="336" w:lineRule="auto" w:after="180"/>
+      </w:pPr>
+      <w:r>
+        <w:rPr>
+          <w:b w:val="0"/>
+        </w:rPr>
+        <w:t>Expected result: Record incomplete deletion and follow the retry or escalation procedure. Reason: One required copy remains in the declared scope.</w:t>
+      </w:r>
+    </w:p>
+    <w:p>
+      <w:pPr>
+        <w:spacing w:line="336" w:lineRule="auto" w:after="180"/>
+        <w:shd w:fill="F5F1FB"/>
+      </w:pPr>
+      <w:r>
+        <w:rPr>
+          <w:b w:val="0"/>
+        </w:rPr>
+        <w:t>Predict before checking the worked changed-case result. Name what changed and what the supplied facts allow you to conclude.</w:t>
+      </w:r>
+    </w:p>
+    <w:p>
+      <w:pPr>
+        <w:pStyle w:val="Heading3"/>
+      </w:pPr>
+      <w:r>
+        <w:t>05. Connect the explanation to its limit</w:t>
+      </w:r>
+    </w:p>
+    <w:p>
+      <w:r>
+        <w:drawing>
+          <wp:inline xmlns:a="http://schemas.openxmlformats.org/drawingml/2006/main" xmlns:pic="http://schemas.openxmlformats.org/drawingml/2006/picture">
+            <wp:extent cx="5486400" cy="2834640"/>
+            <wp:docPr id="6" name="Picture 6" descr="Retention requires an age rule and an inventory. Deleting the visible copy alone does not demonstrate removal of listed backups. Limit: The inventory cannot prove deletion from unknown locations; document scope and investigate untracked copies."/>
+            <wp:cNvGraphicFramePr>
+              <a:graphicFrameLocks noChangeAspect="1"/>
+            </wp:cNvGraphicFramePr>
+            <a:graphic>
+              <a:graphicData uri="http://schemas.openxmlformats.org/drawingml/2006/picture">
+                <pic:pic>
+                  <pic:nvPicPr>
+                    <pic:cNvPr id="0" name="academy-story-ai-6-20-05.png"/>
+                    <pic:cNvPicPr/>
+                  </pic:nvPicPr>
+                  <pic:blipFill>
+                    <a:blip r:embed="rId14"/>
+                    <a:stretch>
+                      <a:fillRect/>
+                    </a:stretch>
+                  </pic:blipFill>
+                  <pic:spPr>
+                    <a:xfrm>
+                      <a:off x="0" y="0"/>
+                      <a:ext cx="5486400" cy="2834640"/>
+                    </a:xfrm>
+                    <a:prstGeom prst="rect"/>
+                  </pic:spPr>
+                </pic:pic>
+              </a:graphicData>
+            </a:graphic>
+          </wp:inline>
+        </w:drawing>
+      </w:r>
+    </w:p>
+    <w:p>
+      <w:pPr>
+        <w:spacing w:line="336" w:lineRule="auto" w:after="180"/>
+      </w:pPr>
+      <w:r>
+        <w:rPr>
+          <w:b w:val="0"/>
+        </w:rPr>
+        <w:t>Retention requires an age rule and an inventory. Deleting the visible copy alone does not demonstrate removal of listed backups.</w:t>
+      </w:r>
+    </w:p>
+    <w:p>
+      <w:pPr>
+        <w:spacing w:line="336" w:lineRule="auto" w:after="180"/>
+      </w:pPr>
+      <w:r>
+        <w:rPr>
+          <w:b w:val="0"/>
+        </w:rPr>
+        <w:t>Limit: The inventory cannot prove deletion from unknown locations; document scope and investigate untracked copies.</w:t>
+      </w:r>
+    </w:p>
+    <w:p>
+      <w:pPr>
+        <w:spacing w:line="336" w:lineRule="auto" w:after="180"/>
+        <w:shd w:fill="F5F1FB"/>
+      </w:pPr>
+      <w:r>
+        <w:rPr>
+          <w:b w:val="0"/>
+        </w:rPr>
+        <w:t>Explain the case, then point to a limit on the claim.</w:t>
+      </w:r>
+    </w:p>
+    <w:p>
+      <w:pPr>
+        <w:pStyle w:val="Heading3"/>
+      </w:pPr>
+      <w:r>
+        <w:t>06. Make the idea visible in your project</w:t>
+      </w:r>
+    </w:p>
+    <w:p>
+      <w:r>
+        <w:drawing>
+          <wp:inline xmlns:a="http://schemas.openxmlformats.org/drawingml/2006/main" xmlns:pic="http://schemas.openxmlformats.org/drawingml/2006/picture">
+            <wp:extent cx="5486400" cy="3529584"/>
+            <wp:docPr id="7" name="Picture 7" descr="For the Grounded Learning Service, retain an annotated trace and the changed-case result. Name the contract or evidence that makes the deciding step valid, so another team can review it. Draw your input, deciding step, result and limit. Supported question: Apply the seven-day boundary to T1 and T2. How many T2 locations need verification, and may deletion be called complete if its backup remains?"/>
+            <wp:cNvGraphicFramePr>
+              <a:graphicFrameLocks noChangeAspect="1"/>
+            </wp:cNvGraphicFramePr>
+            <a:graphic>
+              <a:graphicData uri="http://schemas.openxmlformats.org/drawingml/2006/picture">
+                <pic:pic>
+                  <pic:nvPicPr>
+                    <pic:cNvPr id="0" name="academy-story-ai-6-20-06.png"/>
+                    <pic:cNvPicPr/>
+                  </pic:nvPicPr>
+                  <pic:blipFill>
+                    <a:blip r:embed="rId15"/>
+                    <a:stretch>
+                      <a:fillRect/>
+                    </a:stretch>
+                  </pic:blipFill>
+                  <pic:spPr>
+                    <a:xfrm>
+                      <a:off x="0" y="0"/>
+                      <a:ext cx="5486400" cy="3529584"/>
+                    </a:xfrm>
+                    <a:prstGeom prst="rect"/>
+                  </pic:spPr>
+                </pic:pic>
+              </a:graphicData>
+            </a:graphic>
+          </wp:inline>
+        </w:drawing>
+      </w:r>
+    </w:p>
+    <w:p>
+      <w:pPr>
+        <w:spacing w:line="336" w:lineRule="auto" w:after="180"/>
+      </w:pPr>
+      <w:r>
+        <w:rPr>
+          <w:b w:val="0"/>
+        </w:rPr>
+        <w:t xml:space="preserve">For the Grounded Learning Service, retain an annotated trace and the changed-case result. Name the contract or </w:t>
+      </w:r>
+      <w:r>
+        <w:rPr>
+          <w:b/>
+        </w:rPr>
+        <w:t>evidence</w:t>
+      </w:r>
+      <w:r>
+        <w:rPr>
+          <w:b w:val="0"/>
+        </w:rPr>
+        <w:t xml:space="preserve"> that makes the deciding step valid, so another team can review it.</w:t>
+      </w:r>
+    </w:p>
+    <w:p>
+      <w:pPr>
+        <w:spacing w:line="336" w:lineRule="auto" w:after="180"/>
+      </w:pPr>
+      <w:r>
+        <w:rPr>
+          <w:b w:val="0"/>
+        </w:rPr>
+        <w:t xml:space="preserve">Draw your </w:t>
+      </w:r>
+      <w:r>
+        <w:rPr>
+          <w:b/>
+        </w:rPr>
+        <w:t>input</w:t>
+      </w:r>
+      <w:r>
+        <w:rPr>
+          <w:b w:val="0"/>
+        </w:rPr>
+        <w:t>, deciding step, result and limit. Supported question: Apply the seven-day boundary to T1 and T2. How many T2 locations need verification, and may deletion be called complete if its backup remains?</w:t>
+      </w:r>
+    </w:p>
+    <w:p>
+      <w:pPr>
+        <w:spacing w:line="336" w:lineRule="auto" w:after="180"/>
+        <w:shd w:fill="F5F1FB"/>
+      </w:pPr>
+      <w:r>
+        <w:rPr>
+          <w:b w:val="0"/>
+        </w:rPr>
+        <w:t xml:space="preserve">Draw your project trace and justify the deciding step using </w:t>
+      </w:r>
+      <w:r>
+        <w:rPr>
+          <w:b/>
+        </w:rPr>
+        <w:t>evidence</w:t>
+      </w:r>
+      <w:r>
+        <w:rPr>
+          <w:b w:val="0"/>
+        </w:rPr>
+        <w:t>.</w:t>
       </w:r>
     </w:p>
     <w:sectPr>

--- a/downloads/student/ai-6-week-20.docx
+++ b/downloads/student/ai-6-week-20.docx
@@ -405,7 +405,7 @@
         <w:rPr>
           <w:b w:val="0"/>
         </w:rPr>
-        <w:t>Toy policy retains session content for 7 days and deletes it when age is at least7. Audit metadata may remain for 30 days without content. Track primary storage, cache and backup policy separately.</w:t>
+        <w:t>Toy policy retains session content for 7 days and deletes it when age is at least 7. Audit metadata may remain for 30 days without content. Track primary storage, cache and backup policy separately.</w:t>
       </w:r>
     </w:p>
     <w:p>
@@ -469,7 +469,7 @@
           </w:tcPr>
           <w:p>
             <w:r>
-              <w:t>Record ages are6, 7, 9 days. Cache contains copies of all three.</w:t>
+              <w:t>Record ages are 6, 7, 9 days. Cache contains copies of all three.</w:t>
             </w:r>
           </w:p>
         </w:tc>
@@ -479,7 +479,7 @@
           </w:tcPr>
           <w:p>
             <w:r>
-              <w:t>Toy policy retains session content for 7 days and deletes it when age is at least7.</w:t>
+              <w:t>Toy policy retains session content for 7 days and deletes it when age is at least 7.</w:t>
             </w:r>
           </w:p>
         </w:tc>
@@ -489,7 +489,7 @@
           </w:tcPr>
           <w:p>
             <w:r>
-              <w:t>Retain age6; delete content ages7 and9 from primary and cache under the policy. Retain only allowed audit metadata; backups need their stated expiry process.</w:t>
+              <w:t>Retain age 6; delete content ages 7 and 9 from primary and cache under the policy. Retain only allowed audit metadata; backups need their stated expiry process.</w:t>
             </w:r>
           </w:p>
         </w:tc>
@@ -606,7 +606,7 @@
         <w:rPr>
           <w:b w:val="0"/>
         </w:rPr>
-        <w:t>Record ages are6, 7, 9 days. Cache contains copies of all three. Show the intermediate steps and give the conclusion with its scope.</w:t>
+        <w:t>Record ages are 6, 7, 9 days. Cache contains copies of all three. Show the intermediate steps and give the conclusion with its scope.</w:t>
       </w:r>
     </w:p>
     <w:p>
@@ -875,7 +875,7 @@
         <w:rPr>
           <w:b w:val="0"/>
         </w:rPr>
-        <w:t>Record ages are6, 7, 9 days. Cache contains copies of all three.</w:t>
+        <w:t>Record ages are 6, 7, 9 days. Cache contains copies of all three.</w:t>
       </w:r>
     </w:p>
     <w:p>
@@ -886,7 +886,7 @@
         <w:rPr>
           <w:b w:val="0"/>
         </w:rPr>
-        <w:t xml:space="preserve">Retain age6; delete content ages7 and9 from primary and cache under the policy. Retain only allowed audit metadata; backups need their stated expiry </w:t>
+        <w:t xml:space="preserve">Retain age 6; delete content ages 7 and 9 from primary and cache under the policy. Retain only allowed audit metadata; backups need their stated expiry </w:t>
       </w:r>
       <w:r>
         <w:rPr>
@@ -1811,7 +1811,7 @@
         <w:rPr>
           <w:b w:val="0"/>
         </w:rPr>
-        <w:t>Record ages are6, 7, 9 days. Cache contains copies of all three. Show the intermediate steps and give the conclusion with its scope.</w:t>
+        <w:t>Record ages are 6, 7, 9 days. Cache contains copies of all three. Show the intermediate steps and give the conclusion with its scope.</w:t>
       </w:r>
     </w:p>
     <w:tbl>
@@ -2544,7 +2544,7 @@
           </w:tcPr>
           <w:p>
             <w:r>
-              <w:t>Record ages are6, 7, 9 days. Cache contains copies of all three.</w:t>
+              <w:t>Record ages are 6, 7, 9 days. Cache contains copies of all three.</w:t>
             </w:r>
           </w:p>
         </w:tc>
@@ -2554,7 +2554,7 @@
           </w:tcPr>
           <w:p>
             <w:r>
-              <w:t>Toy policy retains session content for 7 days and deletes it when age is at least7.</w:t>
+              <w:t>Toy policy retains session content for 7 days and deletes it when age is at least 7.</w:t>
             </w:r>
           </w:p>
         </w:tc>
@@ -2564,7 +2564,7 @@
           </w:tcPr>
           <w:p>
             <w:r>
-              <w:t>Retain age6; delete content ages7 and9 from primary and cache under the policy. Retain only allowed audit metadata; backups need their stated expiry process.</w:t>
+              <w:t>Retain age 6; delete content ages 7 and 9 from primary and cache under the policy. Retain only allowed audit metadata; backups need their stated expiry process.</w:t>
             </w:r>
           </w:p>
         </w:tc>
@@ -2750,7 +2750,7 @@
         <w:rPr>
           <w:b w:val="0"/>
         </w:rPr>
-        <w:t>. Ages4, 5, 6; a log stores complete content. Trace required action.</w:t>
+        <w:t>. Ages 4, 5, 6; a log stores complete content. Trace required action.</w:t>
       </w:r>
     </w:p>
     <w:p>

--- a/downloads/student/ai-6-week-20.docx
+++ b/downloads/student/ai-6-week-20.docx
@@ -25,12 +25,17 @@
         <w:pStyle w:val="Heading1"/>
       </w:pPr>
       <w:r>
-        <w:t>Before you start</w:t>
-      </w:r>
-    </w:p>
-    <w:p>
-      <w:r>
-        <w:t>Recall Sandboxing and resource limits. Explain why a recorded result needs its input conditions and evidence source before it can support a claim.</w:t>
+        <w:t>List the copies. Apply the boundary. Verify the stated scope.</w:t>
+      </w:r>
+    </w:p>
+    <w:p>
+      <w:r>
+        <w:t>Trace fictional retention and removal across declared stores while preserving only permitted metadata and incomplete-deletion evidence.</w:t>
+      </w:r>
+    </w:p>
+    <w:p>
+      <w:r>
+        <w:t>Policy/clock contract → complete copy ledger → explicit backup picture → residual/audit probes → copied-store simulation → independent 4-day rule.</w:t>
       </w:r>
     </w:p>
     <w:p>
@@ -38,20 +43,20 @@
         <w:pStyle w:val="Heading1"/>
       </w:pPr>
       <w:r>
-        <w:t>01. Your mission</w:t>
-      </w:r>
-    </w:p>
-    <w:p>
-      <w:r>
-        <w:t>Start with the target: Explain the mechanism and terminology of data retention and deletion. Try the recall before opening notes.</w:t>
-      </w:r>
-    </w:p>
-    <w:p>
-      <w:pPr>
-        <w:pStyle w:val="Heading3"/>
-      </w:pPr>
-      <w:r>
-        <w:t>Your learning target</w:t>
+        <w:t>01. Apply the age boundary to every declared content copy</w:t>
+      </w:r>
+    </w:p>
+    <w:p>
+      <w:r>
+        <w:t>Deleting the visible row is not proof that the listed cache or backup copy is gone.</w:t>
+      </w:r>
+    </w:p>
+    <w:p>
+      <w:pPr>
+        <w:pStyle w:val="Heading2"/>
+      </w:pPr>
+      <w:r>
+        <w:t>Learning goals</w:t>
       </w:r>
     </w:p>
     <w:p>
@@ -101,10 +106,10 @@
     </w:p>
     <w:p>
       <w:pPr>
-        <w:pStyle w:val="Heading3"/>
-      </w:pPr>
-      <w:r>
-        <w:t>Remember before reading</w:t>
+        <w:pStyle w:val="Heading2"/>
+      </w:pPr>
+      <w:r>
+        <w:t>Retrieve privacy-aware records and declared scope</w:t>
       </w:r>
     </w:p>
     <w:p>
@@ -176,6 +181,88 @@
     </w:p>
     <w:p>
       <w:pPr>
+        <w:pStyle w:val="Heading2"/>
+      </w:pPr>
+      <w:r>
+        <w:t>Prerequisite and starting response</w:t>
+      </w:r>
+    </w:p>
+    <w:p>
+      <w:pPr>
+        <w:pStyle w:val="ListBullet"/>
+      </w:pPr>
+      <w:r>
+        <w:t>Recall Sandboxing and resource limits. Explain why a recorded result needs its input conditions and evidence source before it can support a claim.</w:t>
+      </w:r>
+    </w:p>
+    <w:p>
+      <w:pPr>
+        <w:pStyle w:val="Heading3"/>
+      </w:pPr>
+      <w:r>
+        <w:t>My starting explanation</w:t>
+      </w:r>
+    </w:p>
+    <w:p>
+      <w:r>
+        <w:t>________________________________________________________________</w:t>
+      </w:r>
+    </w:p>
+    <w:p>
+      <w:r>
+        <w:t>________________________________________________________________</w:t>
+      </w:r>
+    </w:p>
+    <w:p>
+      <w:r>
+        <w:t>________________________________________________________________</w:t>
+      </w:r>
+    </w:p>
+    <w:p>
+      <w:pPr>
+        <w:pStyle w:val="Heading2"/>
+      </w:pPr>
+      <w:r>
+        <w:t>End goal</w:t>
+      </w:r>
+    </w:p>
+    <w:p>
+      <w:pPr>
+        <w:spacing w:line="336" w:lineRule="auto" w:after="180"/>
+      </w:pPr>
+      <w:r>
+        <w:rPr>
+          <w:b w:val="0"/>
+        </w:rPr>
+        <w:t>Explain data retention and deletion using the deciding step in this fictional service.</w:t>
+      </w:r>
+    </w:p>
+    <w:p>
+      <w:pPr>
+        <w:pStyle w:val="Heading2"/>
+      </w:pPr>
+      <w:r>
+        <w:t>Earlier wording, alternatives and picture transcripts · reference / check after trying</w:t>
+      </w:r>
+    </w:p>
+    <w:p>
+      <w:pPr>
+        <w:pStyle w:val="Heading3"/>
+      </w:pPr>
+      <w:r>
+        <w:t>Your learning target</w:t>
+      </w:r>
+    </w:p>
+    <w:p>
+      <w:pPr>
+        <w:pStyle w:val="Heading3"/>
+      </w:pPr>
+      <w:r>
+        <w:t>Remember before reading</w:t>
+      </w:r>
+    </w:p>
+    <w:p>
+      <w:pPr>
         <w:spacing w:line="336" w:lineRule="auto" w:after="180"/>
       </w:pPr>
       <w:r>
@@ -240,13 +327,733 @@
     </w:p>
     <w:p>
       <w:pPr>
+        <w:pStyle w:val="Heading3"/>
+      </w:pPr>
+      <w:r>
+        <w:t>This week’s end goal</w:t>
+      </w:r>
+    </w:p>
+    <w:p>
+      <w:pPr>
+        <w:pStyle w:val="Heading1"/>
+      </w:pPr>
+      <w:r>
+        <w:t>02. Define the inventory, age rule and separate audit policy</w:t>
+      </w:r>
+    </w:p>
+    <w:p>
+      <w:r>
+        <w:t>A scoped deletion claim must say which copies were actually checked.</w:t>
+      </w:r>
+    </w:p>
+    <w:p>
+      <w:pPr>
+        <w:pStyle w:val="Heading2"/>
+      </w:pPr>
+      <w:r>
+        <w:t>Begin with primary and cache copies</w:t>
+      </w:r>
+    </w:p>
+    <w:p>
+      <w:pPr>
         <w:spacing w:line="336" w:lineRule="auto" w:after="180"/>
       </w:pPr>
       <w:r>
         <w:rPr>
           <w:b w:val="0"/>
         </w:rPr>
-        <w:t xml:space="preserve">Recall Sandboxing and resource limits. Explain why a recorded result needs its </w:t>
+        <w:t>A transcript may have a primary copy and a cache copy. If the fictional policy says to remove content at age 7 days or older, deleting just the primary copy leaves the cache out of compliance. First list the stores covered by the policy, then apply the same boundary to each relevant copy and verify the remaining state. Preserve only allowed audit metadata, not the expired transcript under a new label.</w:t>
+      </w:r>
+    </w:p>
+    <w:p>
+      <w:pPr>
+        <w:pStyle w:val="Heading2"/>
+      </w:pPr>
+      <w:r>
+        <w:t>Define retention, deletion and residual copies</w:t>
+      </w:r>
+    </w:p>
+    <w:p>
+      <w:pPr>
+        <w:spacing w:line="336" w:lineRule="auto" w:after="180"/>
+      </w:pPr>
+      <w:r>
+        <w:rPr>
+          <w:b w:val="0"/>
+        </w:rPr>
+        <w:t>Retention and deletion cover all declared stores, including caches and logs. Removing a visible row may leave copies elsewhere.</w:t>
+      </w:r>
+    </w:p>
+    <w:p>
+      <w:pPr>
+        <w:pStyle w:val="Heading2"/>
+      </w:pPr>
+      <w:r>
+        <w:t>Complete fictional policy and age clocks</w:t>
+      </w:r>
+    </w:p>
+    <w:tbl>
+      <w:tblPr>
+        <w:tblStyle w:val="LightShading-Accent1"/>
+        <w:tblW w:type="auto" w:w="0"/>
+        <w:tblLook w:firstColumn="1" w:firstRow="1" w:lastColumn="0" w:lastRow="0" w:noHBand="0" w:noVBand="1" w:val="04A0"/>
+      </w:tblPr>
+      <w:tblGrid>
+        <w:gridCol w:w="5112"/>
+        <w:gridCol w:w="5112"/>
+      </w:tblGrid>
+      <w:tr>
+        <w:trPr>
+          <w:tblHeader/>
+        </w:trPr>
+        <w:tc>
+          <w:tcPr>
+            <w:tcW w:type="dxa" w:w="5112"/>
+          </w:tcPr>
+          <w:p>
+            <w:r>
+              <w:t>Main fictional retention policy</w:t>
+            </w:r>
+          </w:p>
+        </w:tc>
+        <w:tc>
+          <w:tcPr>
+            <w:tcW w:type="dxa" w:w="5112"/>
+          </w:tcPr>
+          <w:p>
+            <w:r>
+              <w:t>Exact classroom rule</w:t>
+            </w:r>
+          </w:p>
+        </w:tc>
+      </w:tr>
+      <w:tr>
+        <w:tc>
+          <w:tcPr>
+            <w:tcW w:type="dxa" w:w="5112"/>
+          </w:tcPr>
+          <w:p>
+            <w:r>
+              <w:t>Age measurement</w:t>
+            </w:r>
+          </w:p>
+        </w:tc>
+        <w:tc>
+          <w:tcPr>
+            <w:tcW w:type="dxa" w:w="5112"/>
+          </w:tcPr>
+          <w:p>
+            <w:r>
+              <w:t>Supplied nonnegative whole-day ages at one fixed snapshot</w:t>
+            </w:r>
+          </w:p>
+        </w:tc>
+      </w:tr>
+      <w:tr>
+        <w:tc>
+          <w:tcPr>
+            <w:tcW w:type="dxa" w:w="5112"/>
+          </w:tcPr>
+          <w:p>
+            <w:r>
+              <w:t>Session-content boundary</w:t>
+            </w:r>
+          </w:p>
+        </w:tc>
+        <w:tc>
+          <w:tcPr>
+            <w:tcW w:type="dxa" w:w="5112"/>
+          </w:tcPr>
+          <w:p>
+            <w:r>
+              <w:t>Age at least 7 days: removal due; age below 7: retain for now</w:t>
+            </w:r>
+          </w:p>
+        </w:tc>
+      </w:tr>
+      <w:tr>
+        <w:tc>
+          <w:tcPr>
+            <w:tcW w:type="dxa" w:w="5112"/>
+          </w:tcPr>
+          <w:p>
+            <w:r>
+              <w:t>Main listed content stores</w:t>
+            </w:r>
+          </w:p>
+        </w:tc>
+        <w:tc>
+          <w:tcPr>
+            <w:tcW w:type="dxa" w:w="5112"/>
+          </w:tcPr>
+          <w:p>
+            <w:r>
+              <w:t>Primary and cache, both initially holding the three supplied records</w:t>
+            </w:r>
+          </w:p>
+        </w:tc>
+      </w:tr>
+      <w:tr>
+        <w:tc>
+          <w:tcPr>
+            <w:tcW w:type="dxa" w:w="5112"/>
+          </w:tcPr>
+          <w:p>
+            <w:r>
+              <w:t>Backups in main case</w:t>
+            </w:r>
+          </w:p>
+        </w:tc>
+        <w:tc>
+          <w:tcPr>
+            <w:tcW w:type="dxa" w:w="5112"/>
+          </w:tcPr>
+          <w:p>
+            <w:r>
+              <w:t>Need their separately stated expiry process; not inspected by this fixture</w:t>
+            </w:r>
+          </w:p>
+        </w:tc>
+      </w:tr>
+      <w:tr>
+        <w:tc>
+          <w:tcPr>
+            <w:tcW w:type="dxa" w:w="5112"/>
+          </w:tcPr>
+          <w:p>
+            <w:r>
+              <w:t>Audit metadata</w:t>
+            </w:r>
+          </w:p>
+        </w:tc>
+        <w:tc>
+          <w:tcPr>
+            <w:tcW w:type="dxa" w:w="5112"/>
+          </w:tcPr>
+          <w:p>
+            <w:r>
+              <w:t>May remain under a separate 30 day policy, without transcript content</w:t>
+            </w:r>
+          </w:p>
+        </w:tc>
+      </w:tr>
+      <w:tr>
+        <w:tc>
+          <w:tcPr>
+            <w:tcW w:type="dxa" w:w="5112"/>
+          </w:tcPr>
+          <w:p>
+            <w:r>
+              <w:t>Audit age clock</w:t>
+            </w:r>
+          </w:p>
+        </w:tc>
+        <w:tc>
+          <w:tcPr>
+            <w:tcW w:type="dxa" w:w="5112"/>
+          </w:tcPr>
+          <w:p>
+            <w:r>
+              <w:t>Age since the audit event was created, not the original transcript age</w:t>
+            </w:r>
+          </w:p>
+        </w:tc>
+      </w:tr>
+      <w:tr>
+        <w:tc>
+          <w:tcPr>
+            <w:tcW w:type="dxa" w:w="5112"/>
+          </w:tcPr>
+          <w:p>
+            <w:r>
+              <w:t>Verification</w:t>
+            </w:r>
+          </w:p>
+        </w:tc>
+        <w:tc>
+          <w:tcPr>
+            <w:tcW w:type="dxa" w:w="5112"/>
+          </w:tcPr>
+          <w:p>
+            <w:r>
+              <w:t>Check due content absent from every listed store in the modeled scope</w:t>
+            </w:r>
+          </w:p>
+        </w:tc>
+      </w:tr>
+      <w:tr>
+        <w:tc>
+          <w:tcPr>
+            <w:tcW w:type="dxa" w:w="5112"/>
+          </w:tcPr>
+          <w:p>
+            <w:r>
+              <w:t>Code scope</w:t>
+            </w:r>
+          </w:p>
+        </w:tc>
+        <w:tc>
+          <w:tcPr>
+            <w:tcW w:type="dxa" w:w="5112"/>
+          </w:tcPr>
+          <w:p>
+            <w:r>
+              <w:t>Transform copies of fictional dictionaries; no actual storage deletion or secure erasure</w:t>
+            </w:r>
+          </w:p>
+        </w:tc>
+      </w:tr>
+      <w:tr>
+        <w:tc>
+          <w:tcPr>
+            <w:tcW w:type="dxa" w:w="5112"/>
+          </w:tcPr>
+          <w:p>
+            <w:r>
+              <w:t>Policy status</w:t>
+            </w:r>
+          </w:p>
+        </w:tc>
+        <w:tc>
+          <w:tcPr>
+            <w:tcW w:type="dxa" w:w="5112"/>
+          </w:tcPr>
+          <w:p>
+            <w:r>
+              <w:t>These toy lifetimes are supplied exercise rules, not legal retention requirements</w:t>
+            </w:r>
+          </w:p>
+        </w:tc>
+      </w:tr>
+    </w:tbl>
+    <w:p>
+      <w:pPr>
+        <w:pStyle w:val="Heading2"/>
+      </w:pPr>
+      <w:r>
+        <w:t>Name supplied and missing evidence</w:t>
+      </w:r>
+    </w:p>
+    <w:p>
+      <w:pPr>
+        <w:pStyle w:val="Heading3"/>
+      </w:pPr>
+      <w:r>
+        <w:t>List the given facts and one fact that is not supplied.</w:t>
+      </w:r>
+    </w:p>
+    <w:p>
+      <w:r>
+        <w:t>________________________________________________________________</w:t>
+      </w:r>
+    </w:p>
+    <w:p>
+      <w:r>
+        <w:t>________________________________________________________________</w:t>
+      </w:r>
+    </w:p>
+    <w:p>
+      <w:r>
+        <w:t>________________________________________________________________</w:t>
+      </w:r>
+    </w:p>
+    <w:p>
+      <w:pPr>
+        <w:pStyle w:val="Heading2"/>
+      </w:pPr>
+      <w:r>
+        <w:t>Earlier wording, alternatives and picture transcripts · reference / check after trying</w:t>
+      </w:r>
+    </w:p>
+    <w:p>
+      <w:pPr>
+        <w:spacing w:line="336" w:lineRule="auto" w:after="180"/>
+      </w:pPr>
+      <w:r>
+        <w:rPr>
+          <w:b w:val="0"/>
+        </w:rPr>
+        <w:t>Begin by writing the question the procedure is intended to answer. Identify the information already supplied, the information it will produce and the information still missing.</w:t>
+      </w:r>
+    </w:p>
+    <w:p>
+      <w:pPr>
+        <w:spacing w:line="336" w:lineRule="auto" w:after="180"/>
+      </w:pPr>
+      <w:r>
+        <w:rPr>
+          <w:b w:val="0"/>
+        </w:rPr>
+        <w:t>These are constructed classroom examples; they do not require live accounts, private records or an external service. Do not treat a plausible explanation as a measured outcome.</w:t>
+      </w:r>
+    </w:p>
+    <w:p>
+      <w:pPr>
+        <w:pStyle w:val="Heading1"/>
+      </w:pPr>
+      <w:r>
+        <w:t>03. Trace each record and each declared copy</w:t>
+      </w:r>
+    </w:p>
+    <w:p>
+      <w:r>
+        <w:t>The content and audit clocks must not be silently substituted for each other.</w:t>
+      </w:r>
+    </w:p>
+    <w:p>
+      <w:pPr>
+        <w:pStyle w:val="Heading2"/>
+      </w:pPr>
+      <w:r>
+        <w:t>Original 7-day content/30day metadata mechanism</w:t>
+      </w:r>
+    </w:p>
+    <w:p>
+      <w:pPr>
+        <w:spacing w:line="336" w:lineRule="auto" w:after="180"/>
+      </w:pPr>
+      <w:r>
+        <w:rPr>
+          <w:b w:val="0"/>
+        </w:rPr>
+        <w:t>Toy policy retains session content for 7 days and deletes it when age is at least 7. Audit metadata may remain for 30 days without content. Track primary storage, cache and backup policy separately.</w:t>
+      </w:r>
+    </w:p>
+    <w:p>
+      <w:pPr>
+        <w:pStyle w:val="Heading2"/>
+      </w:pPr>
+      <w:r>
+        <w:t>Complete age-by-copy action ledger</w:t>
+      </w:r>
+    </w:p>
+    <w:tbl>
+      <w:tblPr>
+        <w:tblStyle w:val="LightShading-Accent1"/>
+        <w:tblW w:type="auto" w:w="0"/>
+        <w:tblLook w:firstColumn="1" w:firstRow="1" w:lastColumn="0" w:lastRow="0" w:noHBand="0" w:noVBand="1" w:val="04A0"/>
+      </w:tblPr>
+      <w:tblGrid>
+        <w:gridCol w:w="2556"/>
+        <w:gridCol w:w="2556"/>
+        <w:gridCol w:w="2556"/>
+        <w:gridCol w:w="2556"/>
+      </w:tblGrid>
+      <w:tr>
+        <w:trPr>
+          <w:tblHeader/>
+        </w:trPr>
+        <w:tc>
+          <w:tcPr>
+            <w:tcW w:type="dxa" w:w="2556"/>
+          </w:tcPr>
+          <w:p>
+            <w:r>
+              <w:t>Main record ID</w:t>
+            </w:r>
+          </w:p>
+        </w:tc>
+        <w:tc>
+          <w:tcPr>
+            <w:tcW w:type="dxa" w:w="2556"/>
+          </w:tcPr>
+          <w:p>
+            <w:r>
+              <w:t>Content age</w:t>
+            </w:r>
+          </w:p>
+        </w:tc>
+        <w:tc>
+          <w:tcPr>
+            <w:tcW w:type="dxa" w:w="2556"/>
+          </w:tcPr>
+          <w:p>
+            <w:r>
+              <w:t>Primary/cache copies initially</w:t>
+            </w:r>
+          </w:p>
+        </w:tc>
+        <w:tc>
+          <w:tcPr>
+            <w:tcW w:type="dxa" w:w="2556"/>
+          </w:tcPr>
+          <w:p>
+            <w:r>
+              <w:t>Required modeled action</w:t>
+            </w:r>
+          </w:p>
+        </w:tc>
+      </w:tr>
+      <w:tr>
+        <w:tc>
+          <w:tcPr>
+            <w:tcW w:type="dxa" w:w="2556"/>
+          </w:tcPr>
+          <w:p>
+            <w:r>
+              <w:t>S6</w:t>
+            </w:r>
+          </w:p>
+        </w:tc>
+        <w:tc>
+          <w:tcPr>
+            <w:tcW w:type="dxa" w:w="2556"/>
+          </w:tcPr>
+          <w:p>
+            <w:r>
+              <w:t>6</w:t>
+            </w:r>
+          </w:p>
+        </w:tc>
+        <w:tc>
+          <w:tcPr>
+            <w:tcW w:type="dxa" w:w="2556"/>
+          </w:tcPr>
+          <w:p>
+            <w:r>
+              <w:t>One in each of2 stores</w:t>
+            </w:r>
+          </w:p>
+        </w:tc>
+        <w:tc>
+          <w:tcPr>
+            <w:tcW w:type="dxa" w:w="2556"/>
+          </w:tcPr>
+          <w:p>
+            <w:r>
+              <w:t>Retain both content copies for now</w:t>
+            </w:r>
+          </w:p>
+        </w:tc>
+      </w:tr>
+      <w:tr>
+        <w:tc>
+          <w:tcPr>
+            <w:tcW w:type="dxa" w:w="2556"/>
+          </w:tcPr>
+          <w:p>
+            <w:r>
+              <w:t>S7</w:t>
+            </w:r>
+          </w:p>
+        </w:tc>
+        <w:tc>
+          <w:tcPr>
+            <w:tcW w:type="dxa" w:w="2556"/>
+          </w:tcPr>
+          <w:p>
+            <w:r>
+              <w:t>7</w:t>
+            </w:r>
+          </w:p>
+        </w:tc>
+        <w:tc>
+          <w:tcPr>
+            <w:tcW w:type="dxa" w:w="2556"/>
+          </w:tcPr>
+          <w:p>
+            <w:r>
+              <w:t>One in each of2 stores</w:t>
+            </w:r>
+          </w:p>
+        </w:tc>
+        <w:tc>
+          <w:tcPr>
+            <w:tcW w:type="dxa" w:w="2556"/>
+          </w:tcPr>
+          <w:p>
+            <w:r>
+              <w:t>Remove both: equality reaches deletion boundary</w:t>
+            </w:r>
+          </w:p>
+        </w:tc>
+      </w:tr>
+      <w:tr>
+        <w:tc>
+          <w:tcPr>
+            <w:tcW w:type="dxa" w:w="2556"/>
+          </w:tcPr>
+          <w:p>
+            <w:r>
+              <w:t>S9</w:t>
+            </w:r>
+          </w:p>
+        </w:tc>
+        <w:tc>
+          <w:tcPr>
+            <w:tcW w:type="dxa" w:w="2556"/>
+          </w:tcPr>
+          <w:p>
+            <w:r>
+              <w:t>9</w:t>
+            </w:r>
+          </w:p>
+        </w:tc>
+        <w:tc>
+          <w:tcPr>
+            <w:tcW w:type="dxa" w:w="2556"/>
+          </w:tcPr>
+          <w:p>
+            <w:r>
+              <w:t>One in each of2 stores</w:t>
+            </w:r>
+          </w:p>
+        </w:tc>
+        <w:tc>
+          <w:tcPr>
+            <w:tcW w:type="dxa" w:w="2556"/>
+          </w:tcPr>
+          <w:p>
+            <w:r>
+              <w:t>Remove both: above boundary</w:t>
+            </w:r>
+          </w:p>
+        </w:tc>
+      </w:tr>
+      <w:tr>
+        <w:tc>
+          <w:tcPr>
+            <w:tcW w:type="dxa" w:w="2556"/>
+          </w:tcPr>
+          <w:p>
+            <w:r>
+              <w:t>After successful scoped simulation</w:t>
+            </w:r>
+          </w:p>
+        </w:tc>
+        <w:tc>
+          <w:tcPr>
+            <w:tcW w:type="dxa" w:w="2556"/>
+          </w:tcPr>
+          <w:p>
+            <w:r>
+              <w:t>S6 remains in both stores</w:t>
+            </w:r>
+          </w:p>
+        </w:tc>
+        <w:tc>
+          <w:tcPr>
+            <w:tcW w:type="dxa" w:w="2556"/>
+          </w:tcPr>
+          <w:p>
+            <w:r>
+              <w:t>Four due entries removed</w:t>
+            </w:r>
+          </w:p>
+        </w:tc>
+        <w:tc>
+          <w:tcPr>
+            <w:tcW w:type="dxa" w:w="2556"/>
+          </w:tcPr>
+          <w:p>
+            <w:r>
+              <w:t>Only primary/cache postconditions checked</w:t>
+            </w:r>
+          </w:p>
+        </w:tc>
+      </w:tr>
+      <w:tr>
+        <w:tc>
+          <w:tcPr>
+            <w:tcW w:type="dxa" w:w="2556"/>
+          </w:tcPr>
+          <w:p>
+            <w:r>
+              <w:t>Main backups</w:t>
+            </w:r>
+          </w:p>
+        </w:tc>
+        <w:tc>
+          <w:tcPr>
+            <w:tcW w:type="dxa" w:w="2556"/>
+          </w:tcPr>
+          <w:p>
+            <w:r>
+              <w:t>No snapshot supplied</w:t>
+            </w:r>
+          </w:p>
+        </w:tc>
+        <w:tc>
+          <w:tcPr>
+            <w:tcW w:type="dxa" w:w="2556"/>
+          </w:tcPr>
+          <w:p>
+            <w:r>
+              <w:t>Separate expiry policy still needed</w:t>
+            </w:r>
+          </w:p>
+        </w:tc>
+        <w:tc>
+          <w:tcPr>
+            <w:tcW w:type="dxa" w:w="2556"/>
+          </w:tcPr>
+          <w:p>
+            <w:r>
+              <w:t>Do not claim global deletion</w:t>
+            </w:r>
+          </w:p>
+        </w:tc>
+      </w:tr>
+      <w:tr>
+        <w:tc>
+          <w:tcPr>
+            <w:tcW w:type="dxa" w:w="2556"/>
+          </w:tcPr>
+          <w:p>
+            <w:r>
+              <w:t>New allowed audit events</w:t>
+            </w:r>
+          </w:p>
+        </w:tc>
+        <w:tc>
+          <w:tcPr>
+            <w:tcW w:type="dxa" w:w="2556"/>
+          </w:tcPr>
+          <w:p>
+            <w:r>
+              <w:t>Event age 0</w:t>
+            </w:r>
+          </w:p>
+        </w:tc>
+        <w:tc>
+          <w:tcPr>
+            <w:tcW w:type="dxa" w:w="2556"/>
+          </w:tcPr>
+          <w:p>
+            <w:r>
+              <w:t>No transcript payload</w:t>
+            </w:r>
+          </w:p>
+        </w:tc>
+        <w:tc>
+          <w:tcPr>
+            <w:tcW w:type="dxa" w:w="2556"/>
+          </w:tcPr>
+          <w:p>
+            <w:r>
+              <w:t>Audit age 29: retain; age 30: due</w:t>
+            </w:r>
+          </w:p>
+        </w:tc>
+      </w:tr>
+    </w:tbl>
+    <w:p>
+      <w:pPr>
+        <w:pStyle w:val="Heading2"/>
+      </w:pPr>
+      <w:r>
+        <w:t>State scope and boundary before judging</w:t>
+      </w:r>
+    </w:p>
+    <w:p>
+      <w:pPr>
+        <w:spacing w:line="336" w:lineRule="auto" w:after="180"/>
+      </w:pPr>
+      <w:r>
+        <w:rPr>
+          <w:b w:val="0"/>
+        </w:rPr>
+        <w:t xml:space="preserve">Before applying the procedure, write its units, denominator or decision boundary where relevant. A partner should be able to repeat each step using the same </w:t>
       </w:r>
       <w:r>
         <w:rPr>
@@ -258,50 +1065,38 @@
         <w:rPr>
           <w:b w:val="0"/>
         </w:rPr>
-        <w:t xml:space="preserve"> conditions and </w:t>
+        <w:t>s.</w:t>
+      </w:r>
+    </w:p>
+    <w:p>
+      <w:pPr>
+        <w:spacing w:line="336" w:lineRule="auto" w:after="180"/>
+      </w:pPr>
+      <w:r>
+        <w:rPr>
+          <w:b w:val="0"/>
+        </w:rPr>
+        <w:t xml:space="preserve">If a required </w:t>
       </w:r>
       <w:r>
         <w:rPr>
           <w:b/>
         </w:rPr>
-        <w:t>evidence</w:t>
+        <w:t>input</w:t>
       </w:r>
       <w:r>
         <w:rPr>
           <w:b w:val="0"/>
         </w:rPr>
-        <w:t xml:space="preserve"> source before it can support a claim.</w:t>
-      </w:r>
-    </w:p>
-    <w:p>
-      <w:pPr>
-        <w:pStyle w:val="Heading3"/>
-      </w:pPr>
-      <w:r>
-        <w:t>My starting explanation</w:t>
-      </w:r>
-    </w:p>
-    <w:p>
-      <w:r>
-        <w:t>________________________________________________________________</w:t>
-      </w:r>
-    </w:p>
-    <w:p>
-      <w:r>
-        <w:t>________________________________________________________________</w:t>
-      </w:r>
-    </w:p>
-    <w:p>
-      <w:r>
-        <w:t>________________________________________________________________</w:t>
-      </w:r>
-    </w:p>
-    <w:p>
-      <w:pPr>
-        <w:pStyle w:val="Heading3"/>
-      </w:pPr>
-      <w:r>
-        <w:t>This week’s end goal</w:t>
+        <w:t xml:space="preserve"> is absent or violates the stated contract, record that condition explicitly instead of quietly replacing it with a convenient value.</w:t>
+      </w:r>
+    </w:p>
+    <w:p>
+      <w:pPr>
+        <w:pStyle w:val="Heading2"/>
+      </w:pPr>
+      <w:r>
+        <w:t>Explain the visual</w:t>
       </w:r>
     </w:p>
     <w:p>
@@ -312,100 +1107,27 @@
         <w:rPr>
           <w:b w:val="0"/>
         </w:rPr>
-        <w:t>Explain data retention and deletion using the deciding step in this fictional service.</w:t>
-      </w:r>
-    </w:p>
-    <w:p>
-      <w:pPr>
-        <w:pStyle w:val="Heading1"/>
-      </w:pPr>
-      <w:r>
-        <w:t>02. Notice the evidence</w:t>
-      </w:r>
-    </w:p>
-    <w:p>
-      <w:r>
-        <w:t>Investigate the supplied Data retention and deletion case. Separate observations, given facts and assumptions before choosing an explanation.</w:t>
-      </w:r>
-    </w:p>
-    <w:p>
-      <w:pPr>
-        <w:spacing w:line="336" w:lineRule="auto" w:after="180"/>
-      </w:pPr>
+        <w:t xml:space="preserve">Point to the </w:t>
+      </w:r>
+      <w:r>
+        <w:rPr>
+          <w:b/>
+        </w:rPr>
+        <w:t>input</w:t>
+      </w:r>
       <w:r>
         <w:rPr>
           <w:b w:val="0"/>
         </w:rPr>
-        <w:t>Retention and deletion cover all declared stores, including caches and logs. Removing a visible row may leave copies elsewhere.</w:t>
-      </w:r>
-    </w:p>
-    <w:p>
-      <w:pPr>
-        <w:spacing w:line="336" w:lineRule="auto" w:after="180"/>
-      </w:pPr>
-      <w:r>
-        <w:rPr>
-          <w:b w:val="0"/>
-        </w:rPr>
-        <w:t>Begin by writing the question the procedure is intended to answer. Identify the information already supplied, the information it will produce and the information still missing.</w:t>
-      </w:r>
-    </w:p>
-    <w:p>
-      <w:pPr>
-        <w:spacing w:line="336" w:lineRule="auto" w:after="180"/>
-      </w:pPr>
-      <w:r>
-        <w:rPr>
-          <w:b w:val="0"/>
-        </w:rPr>
-        <w:t>These are constructed classroom examples; they do not require live accounts, private records or an external service. Do not treat a plausible explanation as a measured outcome.</w:t>
-      </w:r>
-    </w:p>
-    <w:p>
-      <w:pPr>
-        <w:pStyle w:val="Heading3"/>
-      </w:pPr>
-      <w:r>
-        <w:t>List the given facts and one fact that is not supplied.</w:t>
-      </w:r>
-    </w:p>
-    <w:p>
-      <w:r>
-        <w:t>________________________________________________________________</w:t>
-      </w:r>
-    </w:p>
-    <w:p>
-      <w:r>
-        <w:t>________________________________________________________________</w:t>
-      </w:r>
-    </w:p>
-    <w:p>
-      <w:r>
-        <w:t>________________________________________________________________</w:t>
-      </w:r>
-    </w:p>
-    <w:p>
-      <w:pPr>
-        <w:pStyle w:val="Heading1"/>
-      </w:pPr>
-      <w:r>
-        <w:t>03. See how it works</w:t>
-      </w:r>
-    </w:p>
-    <w:p>
-      <w:r>
-        <w:t>Follow the mechanism for Data retention and deletion. Connect each labelled input, deciding step and result.</w:t>
-      </w:r>
-    </w:p>
-    <w:p>
-      <w:pPr>
-        <w:spacing w:line="336" w:lineRule="auto" w:after="180"/>
-      </w:pPr>
-      <w:r>
-        <w:rPr>
-          <w:b w:val="0"/>
-        </w:rPr>
-        <w:t>Toy policy retains session content for 7 days and deletes it when age is at least 7. Audit metadata may remain for 30 days without content. Track primary storage, cache and backup policy separately.</w:t>
+        <w:t>, the deciding step and the result in this week’s visual. Explain the same step in ordinary words. A picture helps when you can say what each part represents.</w:t>
+      </w:r>
+    </w:p>
+    <w:p>
+      <w:pPr>
+        <w:pStyle w:val="Heading2"/>
+      </w:pPr>
+      <w:r>
+        <w:t>Earlier wording, alternatives and picture transcripts · reference / check after trying</w:t>
       </w:r>
     </w:p>
     <w:p>
@@ -502,13 +1224,234 @@
     </w:p>
     <w:p>
       <w:pPr>
+        <w:pStyle w:val="Heading3"/>
+      </w:pPr>
+      <w:r>
+        <w:t>Connect the picture and the explanation</w:t>
+      </w:r>
+    </w:p>
+    <w:p>
+      <w:pPr>
+        <w:pStyle w:val="Heading1"/>
+      </w:pPr>
+      <w:r>
+        <w:t>04. Change a removal outcome and preserve the failure record</w:t>
+      </w:r>
+    </w:p>
+    <w:p>
+      <w:r>
+        <w:t>An outstanding required copy makes scoped deletion incomplete.</w:t>
+      </w:r>
+    </w:p>
+    <w:p>
+      <w:pPr>
+        <w:pStyle w:val="Heading2"/>
+      </w:pPr>
+      <w:r>
+        <w:t>Current task and response</w:t>
+      </w:r>
+    </w:p>
+    <w:p>
+      <w:pPr>
+        <w:pStyle w:val="ListBullet"/>
+      </w:pPr>
+      <w:r>
+        <w:t>Record ages are 6, 7, 9 days. Cache contains copies of all three. Show the intermediate steps and give the conclusion with its scope.</w:t>
+      </w:r>
+    </w:p>
+    <w:p>
+      <w:pPr>
+        <w:pStyle w:val="Heading3"/>
+      </w:pPr>
+      <w:r>
+        <w:t>Keep the procedure fixed. Explain what changed in the inputs and result.</w:t>
+      </w:r>
+    </w:p>
+    <w:p>
+      <w:r>
+        <w:t>________________________________________________________________</w:t>
+      </w:r>
+    </w:p>
+    <w:p>
+      <w:r>
+        <w:t>________________________________________________________________</w:t>
+      </w:r>
+    </w:p>
+    <w:p>
+      <w:r>
+        <w:t>________________________________________________________________</w:t>
+      </w:r>
+    </w:p>
+    <w:p>
+      <w:r>
+        <w:t>________________________________________________________________</w:t>
+      </w:r>
+    </w:p>
+    <w:p>
+      <w:r>
+        <w:t>________________________________________________________________</w:t>
+      </w:r>
+    </w:p>
+    <w:p>
+      <w:pPr>
+        <w:pStyle w:val="Heading2"/>
+      </w:pPr>
+      <w:r>
+        <w:t>Predict the failed pictured backup removal</w:t>
+      </w:r>
+    </w:p>
+    <w:p>
+      <w:pPr>
+        <w:pStyle w:val="ListBullet"/>
+      </w:pPr>
+      <w:r>
+        <w:t>Change: Primary deletion succeeds but backup deletion fails.</w:t>
+      </w:r>
+    </w:p>
+    <w:p>
+      <w:pPr>
+        <w:pStyle w:val="Heading2"/>
+      </w:pPr>
+      <w:r>
+        <w:t>Check after predicting · reference / check after trying</w:t>
+      </w:r>
+    </w:p>
+    <w:p>
+      <w:pPr>
         <w:spacing w:line="336" w:lineRule="auto" w:after="180"/>
       </w:pPr>
+      <w:r>
+        <w:rPr>
+          <w:b/>
+        </w:rPr>
+        <w:t>Prediction</w:t>
+      </w:r>
       <w:r>
         <w:rPr>
           <w:b w:val="0"/>
         </w:rPr>
-        <w:t xml:space="preserve">Before applying the procedure, write its units, denominator or decision boundary where relevant. A partner should be able to repeat each step using the same </w:t>
+        <w:t>: Record incomplete deletion and follow the retry or escalation procedure.</w:t>
+      </w:r>
+    </w:p>
+    <w:p>
+      <w:pPr>
+        <w:spacing w:line="336" w:lineRule="auto" w:after="180"/>
+      </w:pPr>
+      <w:r>
+        <w:rPr>
+          <w:b w:val="0"/>
+        </w:rPr>
+        <w:t>Reason: One required copy remains in the declared scope.</w:t>
+      </w:r>
+    </w:p>
+    <w:p>
+      <w:pPr>
+        <w:pStyle w:val="Heading2"/>
+      </w:pPr>
+      <w:r>
+        <w:t>Earlier wording, alternatives and picture transcripts · reference / check after trying</w:t>
+      </w:r>
+    </w:p>
+    <w:p>
+      <w:pPr>
+        <w:pStyle w:val="Heading3"/>
+      </w:pPr>
+      <w:r>
+        <w:t>Compare a familiar case with a changed case</w:t>
+      </w:r>
+    </w:p>
+    <w:p>
+      <w:pPr>
+        <w:pStyle w:val="Heading3"/>
+      </w:pPr>
+      <w:r>
+        <w:t>Change one thing in the pictured case</w:t>
+      </w:r>
+    </w:p>
+    <w:p>
+      <w:pPr>
+        <w:pStyle w:val="Heading1"/>
+      </w:pPr>
+      <w:r>
+        <w:t>06. Compare successful and incomplete deletion within the stated inventory</w:t>
+      </w:r>
+    </w:p>
+    <w:p>
+      <w:r>
+        <w:t>Do not borrow an unspecified main backup policy for the picture’s explicit backup rule.</w:t>
+      </w:r>
+    </w:p>
+    <w:p>
+      <w:pPr>
+        <w:pStyle w:val="Heading2"/>
+      </w:pPr>
+      <w:r>
+        <w:t>Main age inputs and primary/cache conclusion</w:t>
+      </w:r>
+    </w:p>
+    <w:p>
+      <w:pPr>
+        <w:spacing w:line="336" w:lineRule="auto" w:after="180"/>
+      </w:pPr>
+      <w:r>
+        <w:rPr>
+          <w:b w:val="0"/>
+        </w:rPr>
+        <w:t>Record ages are 6, 7, 9 days. Cache contains copies of all three.</w:t>
+      </w:r>
+    </w:p>
+    <w:p>
+      <w:pPr>
+        <w:spacing w:line="336" w:lineRule="auto" w:after="180"/>
+      </w:pPr>
+      <w:r>
+        <w:rPr>
+          <w:b w:val="0"/>
+        </w:rPr>
+        <w:t xml:space="preserve">Retain age 6; delete content ages 7 and 9 from primary and cache under the policy. Retain only allowed audit metadata; backups need their stated expiry </w:t>
+      </w:r>
+      <w:r>
+        <w:rPr>
+          <w:b/>
+        </w:rPr>
+        <w:t>process</w:t>
+      </w:r>
+      <w:r>
+        <w:rPr>
+          <w:b w:val="0"/>
+        </w:rPr>
+        <w:t>.</w:t>
+      </w:r>
+    </w:p>
+    <w:p>
+      <w:pPr>
+        <w:pStyle w:val="Heading2"/>
+      </w:pPr>
+      <w:r>
+        <w:t>Preserve metadata without expired content</w:t>
+      </w:r>
+    </w:p>
+    <w:p>
+      <w:pPr>
+        <w:spacing w:line="336" w:lineRule="auto" w:after="180"/>
+      </w:pPr>
+      <w:r>
+        <w:rPr>
+          <w:b w:val="0"/>
+        </w:rPr>
+        <w:t xml:space="preserve">Compare the intermediate </w:t>
+      </w:r>
+      <w:r>
+        <w:rPr>
+          <w:b/>
+        </w:rPr>
+        <w:t>evidence</w:t>
+      </w:r>
+      <w:r>
+        <w:rPr>
+          <w:b w:val="0"/>
+        </w:rPr>
+        <w:t xml:space="preserve"> with the final statement. Explain why each number or decision follows from the stated </w:t>
       </w:r>
       <w:r>
         <w:rPr>
@@ -520,18 +1463,7 @@
         <w:rPr>
           <w:b w:val="0"/>
         </w:rPr>
-        <w:t>s.</w:t>
-      </w:r>
-    </w:p>
-    <w:p>
-      <w:pPr>
-        <w:spacing w:line="336" w:lineRule="auto" w:after="180"/>
-      </w:pPr>
-      <w:r>
-        <w:rPr>
-          <w:b w:val="0"/>
-        </w:rPr>
-        <w:t xml:space="preserve">If a required </w:t>
+        <w:t xml:space="preserve">s. The conclusion belongs to this scenario and procedure; changing the </w:t>
       </w:r>
       <w:r>
         <w:rPr>
@@ -543,457 +1475,15 @@
         <w:rPr>
           <w:b w:val="0"/>
         </w:rPr>
-        <w:t xml:space="preserve"> is absent or violates the stated contract, record that condition explicitly instead of quietly replacing it with a convenient value.</w:t>
-      </w:r>
-    </w:p>
-    <w:p>
-      <w:pPr>
-        <w:pStyle w:val="Heading3"/>
-      </w:pPr>
-      <w:r>
-        <w:t>Connect the picture and the explanation</w:t>
-      </w:r>
-    </w:p>
-    <w:p>
-      <w:pPr>
-        <w:spacing w:line="336" w:lineRule="auto" w:after="180"/>
-      </w:pPr>
-      <w:r>
-        <w:rPr>
-          <w:b w:val="0"/>
-        </w:rPr>
-        <w:t xml:space="preserve">Point to the </w:t>
-      </w:r>
-      <w:r>
-        <w:rPr>
-          <w:b/>
-        </w:rPr>
-        <w:t>input</w:t>
-      </w:r>
-      <w:r>
-        <w:rPr>
-          <w:b w:val="0"/>
-        </w:rPr>
-        <w:t>, the deciding step and the result in this week’s visual. Explain the same step in ordinary words. A picture helps when you can say what each part represents.</w:t>
-      </w:r>
-    </w:p>
-    <w:p>
-      <w:pPr>
-        <w:pStyle w:val="Heading1"/>
-      </w:pPr>
-      <w:r>
-        <w:t>04. Compare the cases</w:t>
-      </w:r>
-    </w:p>
-    <w:p>
-      <w:r>
-        <w:t>Compare the supplied cases for Data retention and deletion. Identify the detail that changes the conclusion.</w:t>
-      </w:r>
-    </w:p>
-    <w:p>
-      <w:pPr>
-        <w:pStyle w:val="Heading3"/>
-      </w:pPr>
-      <w:r>
-        <w:t>Compare a familiar case with a changed case</w:t>
-      </w:r>
-    </w:p>
-    <w:p>
-      <w:pPr>
-        <w:spacing w:line="336" w:lineRule="auto" w:after="180"/>
-      </w:pPr>
-      <w:r>
-        <w:rPr>
-          <w:b w:val="0"/>
-        </w:rPr>
-        <w:t>Record ages are 6, 7, 9 days. Cache contains copies of all three. Show the intermediate steps and give the conclusion with its scope.</w:t>
-      </w:r>
-    </w:p>
-    <w:p>
-      <w:pPr>
-        <w:pStyle w:val="Heading3"/>
-      </w:pPr>
-      <w:r>
-        <w:t>Keep the procedure fixed. Explain what changed in the inputs and result.</w:t>
-      </w:r>
-    </w:p>
-    <w:p>
-      <w:r>
-        <w:t>________________________________________________________________</w:t>
-      </w:r>
-    </w:p>
-    <w:p>
-      <w:r>
-        <w:t>________________________________________________________________</w:t>
-      </w:r>
-    </w:p>
-    <w:p>
-      <w:r>
-        <w:t>________________________________________________________________</w:t>
-      </w:r>
-    </w:p>
-    <w:p>
-      <w:r>
-        <w:t>________________________________________________________________</w:t>
-      </w:r>
-    </w:p>
-    <w:p>
-      <w:r>
-        <w:t>________________________________________________________________</w:t>
-      </w:r>
-    </w:p>
-    <w:p>
-      <w:pPr>
-        <w:pStyle w:val="Heading3"/>
-      </w:pPr>
-      <w:r>
-        <w:t>Change one thing in the pictured case</w:t>
-      </w:r>
-    </w:p>
-    <w:p>
-      <w:pPr>
-        <w:pStyle w:val="Heading3"/>
-      </w:pPr>
-      <w:r>
-        <w:t>Change one thing</w:t>
-      </w:r>
-    </w:p>
-    <w:p>
-      <w:pPr>
-        <w:spacing w:line="336" w:lineRule="auto" w:after="180"/>
-        <w:shd w:fill="F5F1FB"/>
-      </w:pPr>
-      <w:r>
-        <w:rPr>
-          <w:b w:val="0"/>
-        </w:rPr>
-        <w:t>Change: Primary deletion succeeds but backup deletion fails.</w:t>
-      </w:r>
-    </w:p>
-    <w:p>
-      <w:pPr>
-        <w:pStyle w:val="Heading3"/>
-      </w:pPr>
-      <w:r>
-        <w:t>Predicted result</w:t>
-      </w:r>
-    </w:p>
-    <w:p>
-      <w:pPr>
-        <w:spacing w:line="336" w:lineRule="auto" w:after="180"/>
-        <w:shd w:fill="F1F6FC"/>
-      </w:pPr>
-      <w:r>
-        <w:rPr>
-          <w:b/>
-        </w:rPr>
-        <w:t>Prediction</w:t>
-      </w:r>
-      <w:r>
-        <w:rPr>
-          <w:b w:val="0"/>
-        </w:rPr>
-        <w:t>: Record incomplete deletion and follow the retry or escalation procedure.</w:t>
-      </w:r>
-    </w:p>
-    <w:p>
-      <w:pPr>
-        <w:pStyle w:val="Heading3"/>
-      </w:pPr>
-      <w:r>
-        <w:t>Why the result follows</w:t>
-      </w:r>
-    </w:p>
-    <w:p>
-      <w:pPr>
-        <w:spacing w:line="336" w:lineRule="auto" w:after="180"/>
-        <w:shd w:fill="F1F6FC"/>
-      </w:pPr>
-      <w:r>
-        <w:rPr>
-          <w:b w:val="0"/>
-        </w:rPr>
-        <w:t>Reason: One required copy remains in the declared scope.</w:t>
-      </w:r>
-    </w:p>
-    <w:p>
-      <w:pPr>
-        <w:pStyle w:val="Heading1"/>
-      </w:pPr>
-      <w:r>
-        <w:t>05. Words that unlock the idea</w:t>
-      </w:r>
-    </w:p>
-    <w:p>
-      <w:r>
-        <w:t>Use the vocabulary of Data retention and deletion to explain a concrete decision, rather than only memorising definitions.</w:t>
-      </w:r>
-    </w:p>
-    <w:tbl>
-      <w:tblPr>
-        <w:tblStyle w:val="LightShading-Accent1"/>
-        <w:tblW w:type="auto" w:w="0"/>
-        <w:tblLook w:firstColumn="1" w:firstRow="1" w:lastColumn="0" w:lastRow="0" w:noHBand="0" w:noVBand="1" w:val="04A0"/>
-      </w:tblPr>
-      <w:tblGrid>
-        <w:gridCol w:w="5112"/>
-        <w:gridCol w:w="5112"/>
-      </w:tblGrid>
-      <w:tr>
-        <w:trPr>
-          <w:tblHeader/>
-        </w:trPr>
-        <w:tc>
-          <w:tcPr>
-            <w:tcW w:type="dxa" w:w="5112"/>
-          </w:tcPr>
-          <w:p>
-            <w:r>
-              <w:t>Word</w:t>
-            </w:r>
-          </w:p>
-        </w:tc>
-        <w:tc>
-          <w:tcPr>
-            <w:tcW w:type="dxa" w:w="5112"/>
-          </w:tcPr>
-          <w:p>
-            <w:r>
-              <w:t>Meaning</w:t>
-            </w:r>
-          </w:p>
-        </w:tc>
-      </w:tr>
-      <w:tr>
-        <w:tc>
-          <w:tcPr>
-            <w:tcW w:type="dxa" w:w="5112"/>
-          </w:tcPr>
-          <w:p>
-            <w:r>
-              <w:t>Retention period</w:t>
-            </w:r>
-          </w:p>
-        </w:tc>
-        <w:tc>
-          <w:tcPr>
-            <w:tcW w:type="dxa" w:w="5112"/>
-          </w:tcPr>
-          <w:p>
-            <w:r>
-              <w:t>The declared lifetime of stored information</w:t>
-            </w:r>
-          </w:p>
-        </w:tc>
-      </w:tr>
-      <w:tr>
-        <w:tc>
-          <w:tcPr>
-            <w:tcW w:type="dxa" w:w="5112"/>
-          </w:tcPr>
-          <w:p>
-            <w:r>
-              <w:t>Deletion boundary</w:t>
-            </w:r>
-          </w:p>
-        </w:tc>
-        <w:tc>
-          <w:tcPr>
-            <w:tcW w:type="dxa" w:w="5112"/>
-          </w:tcPr>
-          <w:p>
-            <w:r>
-              <w:t>The age at which removal applies</w:t>
-            </w:r>
-          </w:p>
-        </w:tc>
-      </w:tr>
-      <w:tr>
-        <w:tc>
-          <w:tcPr>
-            <w:tcW w:type="dxa" w:w="5112"/>
-          </w:tcPr>
-          <w:p>
-            <w:r>
-              <w:t>Residual copy</w:t>
-            </w:r>
-          </w:p>
-        </w:tc>
-        <w:tc>
-          <w:tcPr>
-            <w:tcW w:type="dxa" w:w="5112"/>
-          </w:tcPr>
-          <w:p>
-            <w:r>
-              <w:t>A remaining duplicate in another store</w:t>
-            </w:r>
-          </w:p>
-        </w:tc>
-      </w:tr>
-    </w:tbl>
-    <w:p>
-      <w:pPr>
-        <w:pStyle w:val="Heading3"/>
-      </w:pPr>
-      <w:r>
-        <w:t>Use two terms to explain a step in this week’s example.</w:t>
-      </w:r>
-    </w:p>
-    <w:p>
-      <w:r>
-        <w:t>________________________________________________________________</w:t>
-      </w:r>
-    </w:p>
-    <w:p>
-      <w:r>
-        <w:t>________________________________________________________________</w:t>
-      </w:r>
-    </w:p>
-    <w:p>
-      <w:r>
-        <w:t>________________________________________________________________</w:t>
-      </w:r>
-    </w:p>
-    <w:p>
-      <w:pPr>
-        <w:pStyle w:val="Heading1"/>
-      </w:pPr>
-      <w:r>
-        <w:t>06. Follow a worked example</w:t>
-      </w:r>
-    </w:p>
-    <w:p>
-      <w:r>
-        <w:t>Follow the worked trace for Data retention and deletion, predict a step, then compare with its explanation.</w:t>
-      </w:r>
-    </w:p>
-    <w:p>
-      <w:pPr>
-        <w:spacing w:line="336" w:lineRule="auto" w:after="180"/>
-      </w:pPr>
-      <w:r>
-        <w:rPr>
-          <w:b w:val="0"/>
-        </w:rPr>
-        <w:t>Record ages are 6, 7, 9 days. Cache contains copies of all three.</w:t>
-      </w:r>
-    </w:p>
-    <w:p>
-      <w:pPr>
-        <w:spacing w:line="336" w:lineRule="auto" w:after="180"/>
-      </w:pPr>
-      <w:r>
-        <w:rPr>
-          <w:b w:val="0"/>
-        </w:rPr>
-        <w:t xml:space="preserve">Retain age 6; delete content ages 7 and 9 from primary and cache under the policy. Retain only allowed audit metadata; backups need their stated expiry </w:t>
-      </w:r>
-      <w:r>
-        <w:rPr>
-          <w:b/>
-        </w:rPr>
-        <w:t>process</w:t>
-      </w:r>
-      <w:r>
-        <w:rPr>
-          <w:b w:val="0"/>
-        </w:rPr>
-        <w:t>.</w:t>
-      </w:r>
-    </w:p>
-    <w:p>
-      <w:pPr>
-        <w:pStyle w:val="Heading3"/>
-      </w:pPr>
-      <w:r>
-        <w:t>Worked explanation · Data retention and deletion</w:t>
-      </w:r>
-    </w:p>
-    <w:p>
-      <w:pPr>
-        <w:spacing w:line="336" w:lineRule="auto" w:after="180"/>
-        <w:shd w:fill="F1F6FC"/>
-      </w:pPr>
-      <w:r>
-        <w:rPr>
-          <w:b w:val="0"/>
-        </w:rPr>
-        <w:t xml:space="preserve">Compare the intermediate </w:t>
-      </w:r>
-      <w:r>
-        <w:rPr>
-          <w:b/>
-        </w:rPr>
-        <w:t>evidence</w:t>
-      </w:r>
-      <w:r>
-        <w:rPr>
-          <w:b w:val="0"/>
-        </w:rPr>
-        <w:t xml:space="preserve"> with the final statement. Explain why each number or decision follows from the stated </w:t>
-      </w:r>
-      <w:r>
-        <w:rPr>
-          <w:b/>
-        </w:rPr>
-        <w:t>input</w:t>
-      </w:r>
-      <w:r>
-        <w:rPr>
-          <w:b w:val="0"/>
-        </w:rPr>
-        <w:t>s.</w:t>
-      </w:r>
-    </w:p>
-    <w:p>
-      <w:pPr>
-        <w:spacing w:line="336" w:lineRule="auto" w:after="180"/>
-        <w:shd w:fill="F1F6FC"/>
-      </w:pPr>
-      <w:r>
-        <w:rPr>
-          <w:b w:val="0"/>
-        </w:rPr>
-        <w:t xml:space="preserve">The conclusion belongs to this scenario and procedure; changing the </w:t>
-      </w:r>
-      <w:r>
-        <w:rPr>
-          <w:b/>
-        </w:rPr>
-        <w:t>input</w:t>
-      </w:r>
-      <w:r>
-        <w:rPr>
-          <w:b w:val="0"/>
-        </w:rPr>
-        <w:t>s, evaluation population or authority can change what it establishes. Retain the raw record so a later revision can be compared honestly.</w:t>
-      </w:r>
-    </w:p>
-    <w:p>
-      <w:pPr>
-        <w:pStyle w:val="Heading3"/>
-      </w:pPr>
-      <w:r>
-        <w:t>Learn from the worked case</w:t>
-      </w:r>
-    </w:p>
-    <w:p>
-      <w:pPr>
-        <w:spacing w:line="336" w:lineRule="auto" w:after="180"/>
-      </w:pPr>
-      <w:r>
-        <w:rPr>
-          <w:b w:val="0"/>
-        </w:rPr>
-        <w:t>Cover the result before checking it. Say what is given, choose the procedure, and follow one step at a time. Then uncover the result and explain your first mismatch. Ask why a step is allowed, not only what number it produces.</w:t>
-      </w:r>
-    </w:p>
-    <w:p>
-      <w:pPr>
-        <w:pStyle w:val="Heading3"/>
-      </w:pPr>
-      <w:r>
-        <w:t>A pictorial worked case: Data retention and deletion</w:t>
+        <w:t>s, evaluation population or authority can change what it establishes. Retain only policy-permitted audit metadata without expired content so a later revision can be compared honestly.</w:t>
+      </w:r>
+    </w:p>
+    <w:p>
+      <w:pPr>
+        <w:pStyle w:val="Heading2"/>
+      </w:pPr>
+      <w:r>
+        <w:t>Separate pictured inventory and inclusive age boundary</w:t>
       </w:r>
     </w:p>
     <w:p>
@@ -1009,24 +1499,7 @@
     </w:p>
     <w:p>
       <w:pPr>
-        <w:pStyle w:val="Heading3"/>
-      </w:pPr>
-      <w:r>
-        <w:t>The facts we will use</w:t>
-      </w:r>
-    </w:p>
-    <w:p>
-      <w:pPr>
-        <w:pStyle w:val="Heading3"/>
-      </w:pPr>
-      <w:r>
-        <w:t>Supplied facts</w:t>
-      </w:r>
-    </w:p>
-    <w:p>
-      <w:pPr>
         <w:spacing w:line="336" w:lineRule="auto" w:after="180"/>
-        <w:shd w:fill="F1F6FC"/>
       </w:pPr>
       <w:r>
         <w:rPr>
@@ -1036,11 +1509,41 @@
       </w:r>
     </w:p>
     <w:p>
+      <w:pPr>
+        <w:spacing w:line="336" w:lineRule="auto" w:after="180"/>
+      </w:pPr>
+      <w:r>
+        <w:rPr>
+          <w:b w:val="0"/>
+        </w:rPr>
+        <w:t>The main example checks primary/cache and leaves backup expiry unverified. The picture has a separate explicit scope: primary storage and the one listed backup of T2, both covered by its fictional 7-day content policy. T1 at age 6 is retained; T2 at age 7 requires removal from two locations. If primary removal succeeds but the backup remains, record incomplete deletion and that residual location.</w:t>
+      </w:r>
+    </w:p>
+    <w:p>
+      <w:pPr>
+        <w:spacing w:line="336" w:lineRule="auto" w:after="180"/>
+      </w:pPr>
+      <w:r>
+        <w:rPr>
+          <w:b w:val="0"/>
+        </w:rPr>
+        <w:t>A separate retry can clear the remaining modeled copy while the failed report stays in the history. This establishes no removal from unknown locations or real physical media.</w:t>
+      </w:r>
+    </w:p>
+    <w:p>
+      <w:pPr>
+        <w:pStyle w:val="Heading2"/>
+      </w:pPr>
+      <w:r>
+        <w:t>Trace the two required T2 locations</w:t>
+      </w:r>
+    </w:p>
+    <w:p>
       <w:r>
         <w:drawing>
           <wp:inline xmlns:a="http://schemas.openxmlformats.org/drawingml/2006/main" xmlns:pic="http://schemas.openxmlformats.org/drawingml/2006/picture">
-            <wp:extent cx="5486400" cy="5185229"/>
-            <wp:docPr id="1" name="Picture 1" descr="Data retention and deletion. Check age: Keep T1 for now; T2 reaches the deletion boundary.. Find copies: T2 is present in two declared locations.. Verify removal: The scoped deletion passes only after both T2 copies are removed."/>
+            <wp:extent cx="5486400" cy="3182112"/>
+            <wp:docPr id="1" name="Picture 1" descr="Check age: Keep T1 for now; T2 reaches the deletion boundary. → Find copies: T2 is present in two declared locations. → Verify removal: The scoped deletion passes only after both T2 copies are removed."/>
             <wp:cNvGraphicFramePr>
               <a:graphicFrameLocks noChangeAspect="1"/>
             </wp:cNvGraphicFramePr>
@@ -1048,7 +1551,7 @@
               <a:graphicData uri="http://schemas.openxmlformats.org/drawingml/2006/picture">
                 <pic:pic>
                   <pic:nvPicPr>
-                    <pic:cNvPr id="0" name="academy-visual-ai-6-20.png"/>
+                    <pic:cNvPr id="0" name="academy-story-ai-6-20-02.png"/>
                     <pic:cNvPicPr/>
                   </pic:nvPicPr>
                   <pic:blipFill>
@@ -1060,7 +1563,7 @@
                   <pic:spPr>
                     <a:xfrm>
                       <a:off x="0" y="0"/>
-                      <a:ext cx="5486400" cy="5185229"/>
+                      <a:ext cx="5486400" cy="3182112"/>
                     </a:xfrm>
                     <a:prstGeom prst="rect"/>
                   </pic:spPr>
@@ -1188,24 +1691,7 @@
     </w:p>
     <w:p>
       <w:pPr>
-        <w:pStyle w:val="Heading3"/>
-      </w:pPr>
-      <w:r>
-        <w:t>Why this result follows</w:t>
-      </w:r>
-    </w:p>
-    <w:p>
-      <w:pPr>
-        <w:pStyle w:val="Heading3"/>
-      </w:pPr>
-      <w:r>
-        <w:t>Why the result follows</w:t>
-      </w:r>
-    </w:p>
-    <w:p>
-      <w:pPr>
         <w:spacing w:line="336" w:lineRule="auto" w:after="180"/>
-        <w:shd w:fill="F1F6FC"/>
       </w:pPr>
       <w:r>
         <w:rPr>
@@ -1216,30 +1702,113 @@
     </w:p>
     <w:p>
       <w:pPr>
+        <w:pStyle w:val="Heading2"/>
+      </w:pPr>
+      <w:r>
+        <w:t>Predict primary success with backup failure</w:t>
+      </w:r>
+    </w:p>
+    <w:p>
+      <w:pPr>
+        <w:pStyle w:val="ListBullet"/>
+      </w:pPr>
+      <w:r>
+        <w:t>Change one thing: Primary deletion succeeds but backup deletion fails. Predict the result before checking the explanation. What remains the same?</w:t>
+      </w:r>
+    </w:p>
+    <w:p>
+      <w:pPr>
+        <w:pStyle w:val="Heading2"/>
+      </w:pPr>
+      <w:r>
+        <w:t>Check after predicting · reference / check after trying</w:t>
+      </w:r>
+    </w:p>
+    <w:p>
+      <w:r>
+        <w:drawing>
+          <wp:inline xmlns:a="http://schemas.openxmlformats.org/drawingml/2006/main" xmlns:pic="http://schemas.openxmlformats.org/drawingml/2006/picture">
+            <wp:extent cx="5486400" cy="3026664"/>
+            <wp:docPr id="2" name="Picture 2" descr="Original case: The scoped deletion passes only after both T2 copies are removed. Changed condition: Primary deletion succeeds but backup deletion fails. Expected result: Record incomplete deletion and follow the retry or escalation procedure. Reason: One required copy remains in the declared scope."/>
+            <wp:cNvGraphicFramePr>
+              <a:graphicFrameLocks noChangeAspect="1"/>
+            </wp:cNvGraphicFramePr>
+            <a:graphic>
+              <a:graphicData uri="http://schemas.openxmlformats.org/drawingml/2006/picture">
+                <pic:pic>
+                  <pic:nvPicPr>
+                    <pic:cNvPr id="0" name="academy-story-ai-6-20-04.png"/>
+                    <pic:cNvPicPr/>
+                  </pic:nvPicPr>
+                  <pic:blipFill>
+                    <a:blip r:embed="rId10"/>
+                    <a:stretch>
+                      <a:fillRect/>
+                    </a:stretch>
+                  </pic:blipFill>
+                  <pic:spPr>
+                    <a:xfrm>
+                      <a:off x="0" y="0"/>
+                      <a:ext cx="5486400" cy="3026664"/>
+                    </a:xfrm>
+                    <a:prstGeom prst="rect"/>
+                  </pic:spPr>
+                </pic:pic>
+              </a:graphicData>
+            </a:graphic>
+          </wp:inline>
+        </w:drawing>
+      </w:r>
+    </w:p>
+    <w:p>
+      <w:pPr>
+        <w:pStyle w:val="Heading2"/>
+      </w:pPr>
+      <w:r>
+        <w:t>Explain verification scope and unknown-copy limits</w:t>
+      </w:r>
+    </w:p>
+    <w:p>
+      <w:pPr>
+        <w:pStyle w:val="ListBullet"/>
+      </w:pPr>
+      <w:r>
+        <w:t>The inventory cannot prove deletion from unknown locations; document scope and investigate untracked copies.</w:t>
+      </w:r>
+    </w:p>
+    <w:p>
+      <w:pPr>
+        <w:pStyle w:val="ListBullet"/>
+      </w:pPr>
+      <w:r>
+        <w:t>Read the labelled picture: Apply the seven-day boundary to T1 and T2. How many T2 locations need verification, and may deletion be called complete if its backup remains?</w:t>
+      </w:r>
+    </w:p>
+    <w:p>
+      <w:pPr>
+        <w:pStyle w:val="Heading2"/>
+      </w:pPr>
+      <w:r>
+        <w:t>Earlier wording, alternatives and picture transcripts · reference / check after trying</w:t>
+      </w:r>
+    </w:p>
+    <w:p>
+      <w:pPr>
         <w:pStyle w:val="Heading3"/>
       </w:pPr>
       <w:r>
-        <w:t>What this example does not establish</w:t>
-      </w:r>
-    </w:p>
-    <w:p>
-      <w:pPr>
-        <w:pStyle w:val="Heading3"/>
-      </w:pPr>
-      <w:r>
-        <w:t>Keep the stated limit</w:t>
+        <w:t>Learn from the worked case</w:t>
       </w:r>
     </w:p>
     <w:p>
       <w:pPr>
         <w:spacing w:line="336" w:lineRule="auto" w:after="180"/>
-        <w:shd w:fill="FFF5E6"/>
       </w:pPr>
       <w:r>
         <w:rPr>
           <w:b w:val="0"/>
         </w:rPr>
-        <w:t>The inventory cannot prove deletion from unknown locations; document scope and investigate untracked copies.</w:t>
+        <w:t>Cover the result before checking it. Say what is given, choose the procedure, and follow one step at a time. Then uncover the result and explain your first mismatch. Ask why a step is allowed, not only what number it produces.</w:t>
       </w:r>
     </w:p>
     <w:p>
@@ -1247,19 +1816,7 @@
         <w:pStyle w:val="Heading3"/>
       </w:pPr>
       <w:r>
-        <w:t>Keep the stated limit</w:t>
-      </w:r>
-    </w:p>
-    <w:p>
-      <w:pPr>
-        <w:spacing w:line="336" w:lineRule="auto" w:after="180"/>
-        <w:shd w:fill="FFF5E6"/>
-      </w:pPr>
-      <w:r>
-        <w:rPr>
-          <w:b w:val="0"/>
-        </w:rPr>
-        <w:t>Read the labelled picture: Apply the seven-day boundary to T1 and T2. How many T2 locations need verification, and may deletion be called complete if its backup remains?</w:t>
+        <w:t>A pictorial worked case: Data retention and deletion</w:t>
       </w:r>
     </w:p>
     <w:p>
@@ -1267,19 +1824,59 @@
         <w:pStyle w:val="Heading3"/>
       </w:pPr>
       <w:r>
-        <w:t>Keep the stated limit</w:t>
-      </w:r>
-    </w:p>
-    <w:p>
-      <w:pPr>
-        <w:spacing w:line="336" w:lineRule="auto" w:after="180"/>
-        <w:shd w:fill="FFF5E6"/>
-      </w:pPr>
-      <w:r>
-        <w:rPr>
-          <w:b w:val="0"/>
-        </w:rPr>
-        <w:t>Change one thing: Primary deletion succeeds but backup deletion fails. Predict the result before checking the explanation. What remains the same?</w:t>
+        <w:t>The facts we will use</w:t>
+      </w:r>
+    </w:p>
+    <w:p>
+      <w:r>
+        <w:drawing>
+          <wp:inline xmlns:a="http://schemas.openxmlformats.org/drawingml/2006/main" xmlns:pic="http://schemas.openxmlformats.org/drawingml/2006/picture">
+            <wp:extent cx="5486400" cy="5185229"/>
+            <wp:docPr id="3" name="Picture 3" descr="Data retention and deletion. Check age: Keep T1 for now; T2 reaches the deletion boundary.. Find copies: T2 is present in two declared locations.. Verify removal: The scoped deletion passes only after both T2 copies are removed."/>
+            <wp:cNvGraphicFramePr>
+              <a:graphicFrameLocks noChangeAspect="1"/>
+            </wp:cNvGraphicFramePr>
+            <a:graphic>
+              <a:graphicData uri="http://schemas.openxmlformats.org/drawingml/2006/picture">
+                <pic:pic>
+                  <pic:nvPicPr>
+                    <pic:cNvPr id="0" name="academy-visual-ai-6-20.png"/>
+                    <pic:cNvPicPr/>
+                  </pic:nvPicPr>
+                  <pic:blipFill>
+                    <a:blip r:embed="rId11"/>
+                    <a:stretch>
+                      <a:fillRect/>
+                    </a:stretch>
+                  </pic:blipFill>
+                  <pic:spPr>
+                    <a:xfrm>
+                      <a:off x="0" y="0"/>
+                      <a:ext cx="5486400" cy="5185229"/>
+                    </a:xfrm>
+                    <a:prstGeom prst="rect"/>
+                  </pic:spPr>
+                </pic:pic>
+              </a:graphicData>
+            </a:graphic>
+          </wp:inline>
+        </w:drawing>
+      </w:r>
+    </w:p>
+    <w:p>
+      <w:pPr>
+        <w:pStyle w:val="Heading3"/>
+      </w:pPr>
+      <w:r>
+        <w:t>Why this result follows</w:t>
+      </w:r>
+    </w:p>
+    <w:p>
+      <w:pPr>
+        <w:pStyle w:val="Heading3"/>
+      </w:pPr>
+      <w:r>
+        <w:t>What this example does not establish</w:t>
       </w:r>
     </w:p>
     <w:p>
@@ -1287,12 +1884,20 @@
         <w:pStyle w:val="Heading1"/>
       </w:pPr>
       <w:r>
-        <w:t>07. Find and repair a mistake</w:t>
-      </w:r>
-    </w:p>
-    <w:p>
-      <w:r>
-        <w:t>Find the unsupported step in the Data retention and deletion claim and explain a repair using the supplied evidence.</w:t>
+        <w:t>07. Keep retention scope, metadata lifetime and verification claims precise</w:t>
+      </w:r>
+    </w:p>
+    <w:p>
+      <w:r>
+        <w:t>A toy age rule does not establish a real legal obligation or erasure guarantee.</w:t>
+      </w:r>
+    </w:p>
+    <w:p>
+      <w:pPr>
+        <w:pStyle w:val="Heading2"/>
+      </w:pPr>
+      <w:r>
+        <w:t>Core fictional-policy qualification and error analysis</w:t>
       </w:r>
     </w:p>
     <w:p>
@@ -1308,16 +1913,7 @@
     </w:p>
     <w:p>
       <w:pPr>
-        <w:pStyle w:val="Heading3"/>
-      </w:pPr>
-      <w:r>
-        <w:t>Check the claim against the facts</w:t>
-      </w:r>
-    </w:p>
-    <w:p>
-      <w:pPr>
         <w:spacing w:line="336" w:lineRule="auto" w:after="180"/>
-        <w:shd w:fill="FFF5E6"/>
       </w:pPr>
       <w:r>
         <w:rPr>
@@ -1329,7 +1925,6 @@
     <w:p>
       <w:pPr>
         <w:spacing w:line="336" w:lineRule="auto" w:after="180"/>
-        <w:shd w:fill="FFF5E6"/>
       </w:pPr>
       <w:r>
         <w:rPr>
@@ -1352,6 +1947,256 @@
     </w:p>
     <w:p>
       <w:pPr>
+        <w:pStyle w:val="Heading2"/>
+      </w:pPr>
+      <w:r>
+        <w:t>Complete age, inventory and audit-content probes</w:t>
+      </w:r>
+    </w:p>
+    <w:tbl>
+      <w:tblPr>
+        <w:tblStyle w:val="LightShading-Accent1"/>
+        <w:tblW w:type="auto" w:w="0"/>
+        <w:tblLook w:firstColumn="1" w:firstRow="1" w:lastColumn="0" w:lastRow="0" w:noHBand="0" w:noVBand="1" w:val="04A0"/>
+      </w:tblPr>
+      <w:tblGrid>
+        <w:gridCol w:w="5112"/>
+        <w:gridCol w:w="5112"/>
+      </w:tblGrid>
+      <w:tr>
+        <w:trPr>
+          <w:tblHeader/>
+        </w:trPr>
+        <w:tc>
+          <w:tcPr>
+            <w:tcW w:type="dxa" w:w="5112"/>
+          </w:tcPr>
+          <w:p>
+            <w:r>
+              <w:t>Retention or inventory probe</w:t>
+            </w:r>
+          </w:p>
+        </w:tc>
+        <w:tc>
+          <w:tcPr>
+            <w:tcW w:type="dxa" w:w="5112"/>
+          </w:tcPr>
+          <w:p>
+            <w:r>
+              <w:t>Expected interpretation</w:t>
+            </w:r>
+          </w:p>
+        </w:tc>
+      </w:tr>
+      <w:tr>
+        <w:tc>
+          <w:tcPr>
+            <w:tcW w:type="dxa" w:w="5112"/>
+          </w:tcPr>
+          <w:p>
+            <w:r>
+              <w:t>Content age 6 under7 day rule</w:t>
+            </w:r>
+          </w:p>
+        </w:tc>
+        <w:tc>
+          <w:tcPr>
+            <w:tcW w:type="dxa" w:w="5112"/>
+          </w:tcPr>
+          <w:p>
+            <w:r>
+              <w:t>Retain for now</w:t>
+            </w:r>
+          </w:p>
+        </w:tc>
+      </w:tr>
+      <w:tr>
+        <w:tc>
+          <w:tcPr>
+            <w:tcW w:type="dxa" w:w="5112"/>
+          </w:tcPr>
+          <w:p>
+            <w:r>
+              <w:t>Content age 7or9</w:t>
+            </w:r>
+          </w:p>
+        </w:tc>
+        <w:tc>
+          <w:tcPr>
+            <w:tcW w:type="dxa" w:w="5112"/>
+          </w:tcPr>
+          <w:p>
+            <w:r>
+              <w:t>Removal due from every applicable listed content store</w:t>
+            </w:r>
+          </w:p>
+        </w:tc>
+      </w:tr>
+      <w:tr>
+        <w:tc>
+          <w:tcPr>
+            <w:tcW w:type="dxa" w:w="5112"/>
+          </w:tcPr>
+          <w:p>
+            <w:r>
+              <w:t>Primary removed, listed backup remains</w:t>
+            </w:r>
+          </w:p>
+        </w:tc>
+        <w:tc>
+          <w:tcPr>
+            <w:tcW w:type="dxa" w:w="5112"/>
+          </w:tcPr>
+          <w:p>
+            <w:r>
+              <w:t>Scoped deletion incomplete; do not report success</w:t>
+            </w:r>
+          </w:p>
+        </w:tc>
+      </w:tr>
+      <w:tr>
+        <w:tc>
+          <w:tcPr>
+            <w:tcW w:type="dxa" w:w="5112"/>
+          </w:tcPr>
+          <w:p>
+            <w:r>
+              <w:t>Unknown record age in a listed store</w:t>
+            </w:r>
+          </w:p>
+        </w:tc>
+        <w:tc>
+          <w:tcPr>
+            <w:tcW w:type="dxa" w:w="5112"/>
+          </w:tcPr>
+          <w:p>
+            <w:r>
+              <w:t>Reject incomplete manifest rather than guess retention status</w:t>
+            </w:r>
+          </w:p>
+        </w:tc>
+      </w:tr>
+      <w:tr>
+        <w:tc>
+          <w:tcPr>
+            <w:tcW w:type="dxa" w:w="5112"/>
+          </w:tcPr>
+          <w:p>
+            <w:r>
+              <w:t>No listed-store inventory</w:t>
+            </w:r>
+          </w:p>
+        </w:tc>
+        <w:tc>
+          <w:tcPr>
+            <w:tcW w:type="dxa" w:w="5112"/>
+          </w:tcPr>
+          <w:p>
+            <w:r>
+              <w:t>Reject empty/incomplete fixture; do not claim vacuous global deletion</w:t>
+            </w:r>
+          </w:p>
+        </w:tc>
+      </w:tr>
+      <w:tr>
+        <w:tc>
+          <w:tcPr>
+            <w:tcW w:type="dxa" w:w="5112"/>
+          </w:tcPr>
+          <w:p>
+            <w:r>
+              <w:t>New content-free audit event</w:t>
+            </w:r>
+          </w:p>
+        </w:tc>
+        <w:tc>
+          <w:tcPr>
+            <w:tcW w:type="dxa" w:w="5112"/>
+          </w:tcPr>
+          <w:p>
+            <w:r>
+              <w:t>Own age clock starts at creation; its 30 day lifetime is separate</w:t>
+            </w:r>
+          </w:p>
+        </w:tc>
+      </w:tr>
+      <w:tr>
+        <w:tc>
+          <w:tcPr>
+            <w:tcW w:type="dxa" w:w="5112"/>
+          </w:tcPr>
+          <w:p>
+            <w:r>
+              <w:t>Expired content copied into audit payload</w:t>
+            </w:r>
+          </w:p>
+        </w:tc>
+        <w:tc>
+          <w:tcPr>
+            <w:tcW w:type="dxa" w:w="5112"/>
+          </w:tcPr>
+          <w:p>
+            <w:r>
+              <w:t>Violates the stated no-content metadata policy</w:t>
+            </w:r>
+          </w:p>
+        </w:tc>
+      </w:tr>
+      <w:tr>
+        <w:tc>
+          <w:tcPr>
+            <w:tcW w:type="dxa" w:w="5112"/>
+          </w:tcPr>
+          <w:p>
+            <w:r>
+              <w:t>Same modeled removal retried</w:t>
+            </w:r>
+          </w:p>
+        </w:tc>
+        <w:tc>
+          <w:tcPr>
+            <w:tcW w:type="dxa" w:w="5112"/>
+          </w:tcPr>
+          <w:p>
+            <w:r>
+              <w:t>Check remaining copies and retain prior failures; do not overwrite history</w:t>
+            </w:r>
+          </w:p>
+        </w:tc>
+      </w:tr>
+      <w:tr>
+        <w:tc>
+          <w:tcPr>
+            <w:tcW w:type="dxa" w:w="5112"/>
+          </w:tcPr>
+          <w:p>
+            <w:r>
+              <w:t>All listed copies absent in the model</w:t>
+            </w:r>
+          </w:p>
+        </w:tc>
+        <w:tc>
+          <w:tcPr>
+            <w:tcW w:type="dxa" w:w="5112"/>
+          </w:tcPr>
+          <w:p>
+            <w:r>
+              <w:t>Scoped postcondition only, not proof of unknown-store deletion or physical erasure</w:t>
+            </w:r>
+          </w:p>
+        </w:tc>
+      </w:tr>
+    </w:tbl>
+    <w:p>
+      <w:pPr>
+        <w:pStyle w:val="Heading2"/>
+      </w:pPr>
+      <w:r>
+        <w:t>Guided explanation and repair</w:t>
+      </w:r>
+    </w:p>
+    <w:p>
+      <w:pPr>
         <w:pStyle w:val="Heading3"/>
       </w:pPr>
       <w:r>
@@ -1385,21 +2230,93 @@
     </w:p>
     <w:p>
       <w:pPr>
+        <w:pStyle w:val="ListBullet"/>
+      </w:pPr>
+      <w:r>
+        <w:t>A report omits this qualification: This fictional retention exercise is not a statement of legal retention requirements. Explain how omitting it could change a reader's interpretation, and write an accurate replacement.</w:t>
+      </w:r>
+    </w:p>
+    <w:p>
+      <w:pPr>
         <w:pStyle w:val="Heading3"/>
       </w:pPr>
       <w:r>
+        <w:t>State one repair and the checks you would rerun.</w:t>
+      </w:r>
+    </w:p>
+    <w:p>
+      <w:r>
+        <w:t>________________________________________________________________</w:t>
+      </w:r>
+    </w:p>
+    <w:p>
+      <w:r>
+        <w:t>________________________________________________________________</w:t>
+      </w:r>
+    </w:p>
+    <w:p>
+      <w:r>
+        <w:t>________________________________________________________________</w:t>
+      </w:r>
+    </w:p>
+    <w:p>
+      <w:r>
+        <w:t>________________________________________________________________</w:t>
+      </w:r>
+    </w:p>
+    <w:p>
+      <w:r>
+        <w:t>________________________________________________________________</w:t>
+      </w:r>
+    </w:p>
+    <w:p>
+      <w:r>
+        <w:t>________________________________________________________________</w:t>
+      </w:r>
+    </w:p>
+    <w:p>
+      <w:pPr>
+        <w:pStyle w:val="Heading2"/>
+      </w:pPr>
+      <w:r>
+        <w:t>Earlier wording, alternatives and picture transcripts · reference / check after trying</w:t>
+      </w:r>
+    </w:p>
+    <w:p>
+      <w:pPr>
+        <w:pStyle w:val="Heading3"/>
+      </w:pPr>
+      <w:r>
         <w:t>Locate the earliest unsupported step</w:t>
       </w:r>
     </w:p>
     <w:p>
       <w:pPr>
-        <w:spacing w:line="336" w:lineRule="auto" w:after="180"/>
-      </w:pPr>
-      <w:r>
-        <w:rPr>
-          <w:b w:val="0"/>
-        </w:rPr>
-        <w:t>A report omits this qualification: This fictional retention exercise is not a statement of legal retention requirements. Explain how omitting it could change a reader's interpretation, and write an accurate replacement.</w:t>
+        <w:pStyle w:val="Heading1"/>
+      </w:pPr>
+      <w:r>
+        <w:t>08. Practise the boundary and the remaining-copy check</w:t>
+      </w:r>
+    </w:p>
+    <w:p>
+      <w:r>
+        <w:t>Name both the due record and every location the policy covers.</w:t>
+      </w:r>
+    </w:p>
+    <w:p>
+      <w:pPr>
+        <w:pStyle w:val="Heading2"/>
+      </w:pPr>
+      <w:r>
+        <w:t>Current explanation and guided scope check</w:t>
+      </w:r>
+    </w:p>
+    <w:p>
+      <w:pPr>
+        <w:pStyle w:val="ListBullet"/>
+      </w:pPr>
+      <w:r>
+        <w:t>Explain the weekly mechanism in your own words. Use the worked scenario to name its input, decision rule and output.</w:t>
       </w:r>
     </w:p>
     <w:p>
@@ -1407,7 +2324,7 @@
         <w:pStyle w:val="Heading3"/>
       </w:pPr>
       <w:r>
-        <w:t>State one repair and the checks you would rerun.</w:t>
+        <w:t>Guided: restate the worked result, then name the assumption or limitation that prevents a broader conclusion.</w:t>
       </w:r>
     </w:p>
     <w:p>
@@ -1436,79 +2353,19 @@
       </w:r>
     </w:p>
     <w:p>
+      <w:pPr>
+        <w:pStyle w:val="Heading3"/>
+      </w:pPr>
+      <w:r>
+        <w:t>Explain your prediction to a partner before comparing results.</w:t>
+      </w:r>
+    </w:p>
+    <w:p>
       <w:r>
         <w:t>________________________________________________________________</w:t>
       </w:r>
     </w:p>
     <w:p>
-      <w:pPr>
-        <w:pStyle w:val="Heading1"/>
-      </w:pPr>
-      <w:r>
-        <w:t>08. Practise together</w:t>
-      </w:r>
-    </w:p>
-    <w:p>
-      <w:r>
-        <w:t>Practise Data retention and deletion with support, then explain the deciding step in your own words.</w:t>
-      </w:r>
-    </w:p>
-    <w:p>
-      <w:pPr>
-        <w:spacing w:line="336" w:lineRule="auto" w:after="180"/>
-      </w:pPr>
-      <w:r>
-        <w:rPr>
-          <w:b w:val="0"/>
-        </w:rPr>
-        <w:t xml:space="preserve">Explain the weekly </w:t>
-      </w:r>
-      <w:r>
-        <w:rPr>
-          <w:b/>
-        </w:rPr>
-        <w:t>mechanism</w:t>
-      </w:r>
-      <w:r>
-        <w:rPr>
-          <w:b w:val="0"/>
-        </w:rPr>
-        <w:t xml:space="preserve"> in your own words. Use the worked scenario to name its </w:t>
-      </w:r>
-      <w:r>
-        <w:rPr>
-          <w:b/>
-        </w:rPr>
-        <w:t>input</w:t>
-      </w:r>
-      <w:r>
-        <w:rPr>
-          <w:b w:val="0"/>
-        </w:rPr>
-        <w:t xml:space="preserve">, decision rule and </w:t>
-      </w:r>
-      <w:r>
-        <w:rPr>
-          <w:b/>
-        </w:rPr>
-        <w:t>output</w:t>
-      </w:r>
-      <w:r>
-        <w:rPr>
-          <w:b w:val="0"/>
-        </w:rPr>
-        <w:t>.</w:t>
-      </w:r>
-    </w:p>
-    <w:p>
-      <w:pPr>
-        <w:pStyle w:val="Heading3"/>
-      </w:pPr>
-      <w:r>
-        <w:t>Guided: restate the worked result, then name the assumption or limitation that prevents a broader conclusion.</w:t>
-      </w:r>
-    </w:p>
-    <w:p>
       <w:r>
         <w:t>________________________________________________________________</w:t>
       </w:r>
@@ -1524,49 +2381,11 @@
       </w:r>
     </w:p>
     <w:p>
-      <w:r>
-        <w:t>________________________________________________________________</w:t>
-      </w:r>
-    </w:p>
-    <w:p>
-      <w:r>
-        <w:t>________________________________________________________________</w:t>
-      </w:r>
-    </w:p>
-    <w:p>
-      <w:pPr>
-        <w:pStyle w:val="Heading3"/>
-      </w:pPr>
-      <w:r>
-        <w:t>Explain your prediction to a partner before comparing results.</w:t>
-      </w:r>
-    </w:p>
-    <w:p>
-      <w:r>
-        <w:t>________________________________________________________________</w:t>
-      </w:r>
-    </w:p>
-    <w:p>
-      <w:r>
-        <w:t>________________________________________________________________</w:t>
-      </w:r>
-    </w:p>
-    <w:p>
-      <w:r>
-        <w:t>________________________________________________________________</w:t>
-      </w:r>
-    </w:p>
-    <w:p>
-      <w:r>
-        <w:t>________________________________________________________________</w:t>
-      </w:r>
-    </w:p>
-    <w:p>
-      <w:pPr>
-        <w:pStyle w:val="Heading3"/>
-      </w:pPr>
-      <w:r>
-        <w:t>Practise with less help: Trace the worked case</w:t>
+      <w:pPr>
+        <w:pStyle w:val="Heading2"/>
+      </w:pPr>
+      <w:r>
+        <w:t>Supported W2 record</w:t>
       </w:r>
     </w:p>
     <w:p>
@@ -1684,70 +2503,49 @@
     </w:p>
     <w:p>
       <w:pPr>
+        <w:pStyle w:val="Heading2"/>
+      </w:pPr>
+      <w:r>
+        <w:t>Individual policy-scope check</w:t>
+      </w:r>
+    </w:p>
+    <w:p>
+      <w:pPr>
+        <w:pStyle w:val="ListBullet"/>
+      </w:pPr>
+      <w:r>
+        <w:t>Use the worked case for Data retention and deletion. Proposed explanation: “The worked result establishes every future case”. Decide whether this explanation is supported. Point to the step or supplied fact that decides; explain your repair if needed.</w:t>
+      </w:r>
+    </w:p>
+    <w:p>
+      <w:pPr>
+        <w:pStyle w:val="ListBullet"/>
+      </w:pPr>
+      <w:r>
+        <w:t>Answer on your own before discussion. If you are unsure, say which step you need help with.</w:t>
+      </w:r>
+    </w:p>
+    <w:p>
+      <w:pPr>
+        <w:pStyle w:val="Heading2"/>
+      </w:pPr>
+      <w:r>
+        <w:t>Backup-picture response</w:t>
+      </w:r>
+    </w:p>
+    <w:p>
+      <w:pPr>
+        <w:pStyle w:val="ListBullet"/>
+      </w:pPr>
+      <w:r>
+        <w:t>Apply the seven-day boundary to T1 and T2. How many T2 locations need verification, and may deletion be called complete if its backup remains?</w:t>
+      </w:r>
+    </w:p>
+    <w:p>
+      <w:pPr>
         <w:pStyle w:val="Heading3"/>
       </w:pPr>
       <w:r>
-        <w:t>Check your reasoning</w:t>
-      </w:r>
-    </w:p>
-    <w:p>
-      <w:pPr>
-        <w:spacing w:line="336" w:lineRule="auto" w:after="180"/>
-      </w:pPr>
-      <w:r>
-        <w:rPr>
-          <w:b w:val="0"/>
-        </w:rPr>
-        <w:t>Use the worked case for Data retention and deletion. Proposed explanation: “The worked result establishes every future case”. Decide whether this explanation is supported.</w:t>
-      </w:r>
-    </w:p>
-    <w:p>
-      <w:pPr>
-        <w:spacing w:line="336" w:lineRule="auto" w:after="180"/>
-      </w:pPr>
-      <w:r>
-        <w:rPr>
-          <w:b w:val="0"/>
-        </w:rPr>
-        <w:t>Point to the step or supplied fact that decides; explain your repair if needed.</w:t>
-      </w:r>
-    </w:p>
-    <w:p>
-      <w:pPr>
-        <w:spacing w:line="336" w:lineRule="auto" w:after="180"/>
-      </w:pPr>
-      <w:r>
-        <w:rPr>
-          <w:b w:val="0"/>
-        </w:rPr>
-        <w:t>Answer on your own before discussion. If you are unsure, say which step you need help with.</w:t>
-      </w:r>
-    </w:p>
-    <w:p>
-      <w:pPr>
-        <w:pStyle w:val="Heading3"/>
-      </w:pPr>
-      <w:r>
-        <w:t>Explain the picture</w:t>
-      </w:r>
-    </w:p>
-    <w:p>
-      <w:pPr>
-        <w:spacing w:line="336" w:lineRule="auto" w:after="180"/>
-        <w:shd w:fill="F5F1FB"/>
-      </w:pPr>
-      <w:r>
-        <w:rPr>
-          <w:b w:val="0"/>
-        </w:rPr>
-        <w:t>Apply the seven-day boundary to T1 and T2. How many T2 locations need verification, and may deletion be called complete if its backup remains?</w:t>
-      </w:r>
-    </w:p>
-    <w:p>
-      <w:pPr>
-        <w:pStyle w:val="Heading3"/>
-      </w:pPr>
-      <w:r>
         <w:t>My explanation using a pictured step and the given facts</w:t>
       </w:r>
     </w:p>
@@ -1769,6 +2567,14 @@
     <w:p>
       <w:r>
         <w:t>________________________________________________________________</w:t>
+      </w:r>
+    </w:p>
+    <w:p>
+      <w:pPr>
+        <w:pStyle w:val="Heading2"/>
+      </w:pPr>
+      <w:r>
+        <w:t>Reserve the selected 4-day policy and residual-log case</w:t>
       </w:r>
     </w:p>
     <w:p>
@@ -1784,23 +2590,55 @@
     </w:p>
     <w:p>
       <w:pPr>
+        <w:pStyle w:val="Heading2"/>
+      </w:pPr>
+      <w:r>
+        <w:t>Earlier wording, alternatives and picture transcripts · reference / check after trying</w:t>
+      </w:r>
+    </w:p>
+    <w:p>
+      <w:pPr>
+        <w:pStyle w:val="Heading3"/>
+      </w:pPr>
+      <w:r>
+        <w:t>Practise with less help: Trace the worked case</w:t>
+      </w:r>
+    </w:p>
+    <w:p>
+      <w:pPr>
+        <w:pStyle w:val="Heading3"/>
+      </w:pPr>
+      <w:r>
+        <w:t>Check your reasoning</w:t>
+      </w:r>
+    </w:p>
+    <w:p>
+      <w:pPr>
+        <w:pStyle w:val="Heading3"/>
+      </w:pPr>
+      <w:r>
+        <w:t>Explain the picture</w:t>
+      </w:r>
+    </w:p>
+    <w:p>
+      <w:pPr>
         <w:pStyle w:val="Heading1"/>
       </w:pPr>
       <w:r>
-        <w:t>09. Run the investigation</w:t>
-      </w:r>
-    </w:p>
-    <w:p>
-      <w:r>
-        <w:t>Investigate Data retention and deletion. Record the prediction, actual observation or labelled paper trace, explanation and next test separately.</w:t>
-      </w:r>
-    </w:p>
-    <w:p>
-      <w:pPr>
-        <w:pStyle w:val="Heading3"/>
-      </w:pPr>
-      <w:r>
-        <w:t>Predict, investigate and preserve the evidence</w:t>
+        <w:t>09. Run the complete scoped-retention and incomplete-removal simulation</w:t>
+      </w:r>
+    </w:p>
+    <w:p>
+      <w:r>
+        <w:t>Inspect the transformed mock inventory, residual copies and content-free audit record.</w:t>
+      </w:r>
+    </w:p>
+    <w:p>
+      <w:pPr>
+        <w:pStyle w:val="Heading2"/>
+      </w:pPr>
+      <w:r>
+        <w:t>Current 6/7/9-day content-copy investigation</w:t>
       </w:r>
     </w:p>
     <w:p>
@@ -1812,6 +2650,179 @@
           <w:b w:val="0"/>
         </w:rPr>
         <w:t>Record ages are 6, 7, 9 days. Cache contains copies of all three. Show the intermediate steps and give the conclusion with its scope.</w:t>
+      </w:r>
+    </w:p>
+    <w:p>
+      <w:pPr>
+        <w:pStyle w:val="Heading2"/>
+      </w:pPr>
+      <w:r>
+        <w:t>Complete runnable copy transformation and failure/retry checks</w:t>
+      </w:r>
+    </w:p>
+    <w:p>
+      <w:r>
+        <w:rPr>
+          <w:rFonts w:ascii="Courier New" w:hAnsi="Courier New"/>
+          <w:sz w:val="18"/>
+        </w:rPr>
+        <w:t>"""Transform copies of fictional store dictionaries; no real deletion/erasure."""</w:t>
+        <w:br/>
+        <w:t>from copy import deepcopy</w:t>
+        <w:br/>
+        <w:br/>
+        <w:t>def simulate_retention(ages,stores,content_days=7,failed_removals=frozenset()):</w:t>
+        <w:br/>
+        <w:t xml:space="preserve">    if type(ages) is not dict or not ages or type(stores) is not dict or not stores:</w:t>
+        <w:br/>
+        <w:t xml:space="preserve">        raise ValueError('nonempty age manifest and listed stores required')</w:t>
+        <w:br/>
+        <w:t xml:space="preserve">    if any(type(location) is not str or not location or type(items) is not dict for location,items in stores.items()):</w:t>
+        <w:br/>
+        <w:t xml:space="preserve">        raise ValueError('invalid listed store schema')</w:t>
+        <w:br/>
+        <w:t xml:space="preserve">    if any(type(record_id) is not str or not record_id for record_id in ages):</w:t>
+        <w:br/>
+        <w:t xml:space="preserve">        raise ValueError('record IDs required')</w:t>
+        <w:br/>
+        <w:t xml:space="preserve">    if type(content_days) is not int or content_days&lt;=0:</w:t>
+        <w:br/>
+        <w:t xml:space="preserve">        raise ValueError('positive content lifetime required')</w:t>
+        <w:br/>
+        <w:t xml:space="preserve">    if any(type(age) is not int or age&lt;0 for age in ages.values()):</w:t>
+        <w:br/>
+        <w:t xml:space="preserve">        raise ValueError('nonnegative whole-day fixture ages required')</w:t>
+        <w:br/>
+        <w:t xml:space="preserve">    if any(record_id not in ages for items in stores.values() for record_id in items):</w:t>
+        <w:br/>
+        <w:t xml:space="preserve">        raise ValueError('listed copy missing age metadata')</w:t>
+        <w:br/>
+        <w:t xml:space="preserve">    after=deepcopy(stores)</w:t>
+        <w:br/>
+        <w:t xml:space="preserve">    due=[record_id for record_id,age in ages.items() if age&gt;=content_days]</w:t>
+        <w:br/>
+        <w:t xml:space="preserve">    removed=[];failed=[]</w:t>
+        <w:br/>
+        <w:t xml:space="preserve">    for record_id in due:</w:t>
+        <w:br/>
+        <w:t xml:space="preserve">        for location,items in after.items():</w:t>
+        <w:br/>
+        <w:t xml:space="preserve">            if record_id not in items:continue</w:t>
+        <w:br/>
+        <w:t xml:space="preserve">            pair=(location,record_id)</w:t>
+        <w:br/>
+        <w:t xml:space="preserve">            if pair in failed_removals:failed.append(pair)</w:t>
+        <w:br/>
+        <w:t xml:space="preserve">            else:</w:t>
+        <w:br/>
+        <w:t xml:space="preserve">                items.pop(record_id)  # simulated dictionary update only</w:t>
+        <w:br/>
+        <w:t xml:space="preserve">                removed.append(pair)</w:t>
+        <w:br/>
+        <w:t xml:space="preserve">    residuals=[(location,record_id) for location,items in after.items()</w:t>
+        <w:br/>
+        <w:t xml:space="preserve">               for record_id in due if record_id in items]</w:t>
+        <w:br/>
+        <w:t xml:space="preserve">    report={'scope':sorted(after),'due_ids':due,'removed':removed,'failed':failed,</w:t>
+        <w:br/>
+        <w:t xml:space="preserve">            'residuals':residuals,'scoped_complete':not residuals}</w:t>
+        <w:br/>
+        <w:t xml:space="preserve">    # Separate audit-event clock: these new content-free events have age zero.</w:t>
+        <w:br/>
+        <w:t xml:space="preserve">    audit=[{'record_id':record_id,'action':'removed_in_mock',</w:t>
+        <w:br/>
+        <w:t xml:space="preserve">            'location':location,'event_age_days':0} for location,record_id in removed]</w:t>
+        <w:br/>
+        <w:t xml:space="preserve">    return after,report,audit</w:t>
+        <w:br/>
+        <w:br/>
+        <w:t>def retain_audit(age_days):</w:t>
+        <w:br/>
+        <w:t xml:space="preserve">    if type(age_days) is not int or age_days&lt;0:raise ValueError('invalid audit-event age')</w:t>
+        <w:br/>
+        <w:t xml:space="preserve">    return age_days&lt;30</w:t>
+        <w:br/>
+        <w:br/>
+        <w:t>ages={'S6':6,'S7':7,'S9':9}</w:t>
+        <w:br/>
+        <w:t>primary={'S6':'fictional transcript6','S7':'fictional transcript7','S9':'fictional transcript9'}</w:t>
+        <w:br/>
+        <w:t>stores={'primary':dict(primary),'cache':dict(primary)}</w:t>
+        <w:br/>
+        <w:t>before=deepcopy(stores)</w:t>
+        <w:br/>
+        <w:t>after,report,audit=simulate_retention(ages,stores)</w:t>
+        <w:br/>
+        <w:t>assert all(set(items)=={'S6'} for items in after.values())</w:t>
+        <w:br/>
+        <w:t>assert len(report['removed'])==4 and report['scoped_complete'] and stores==before</w:t>
+        <w:br/>
+        <w:t>assert all(set(r)=={'record_id','action','location','event_age_days'} for r in audit)</w:t>
+        <w:br/>
+        <w:t>assert retain_audit(29) and not retain_audit(30)</w:t>
+        <w:br/>
+        <w:t>print('Main modeled primary/cache outcome:',report)</w:t>
+        <w:br/>
+        <w:t>print('Main remaining IDs:',{name:sorted(items) for name,items in after.items()})</w:t>
+        <w:br/>
+        <w:t>print('Unverified scope: backups require their separately stated expiry process; no global-deletion claim.')</w:t>
+        <w:br/>
+        <w:t>print('New content-free audit events:',audit,'audit boundary 29/30:',retain_audit(29),retain_audit(30))</w:t>
+        <w:br/>
+        <w:t># Separate picture explicitly requires removal from primary AND its listed backup.</w:t>
+        <w:br/>
+        <w:t>picture_ages={'T1':6,'T2':7}</w:t>
+        <w:br/>
+        <w:t>picture_stores={'primary':{'T1':'fictional T1','T2':'fictional T2'},</w:t>
+        <w:br/>
+        <w:t xml:space="preserve">                'backup':{'T2':'fictional T2'}}</w:t>
+        <w:br/>
+        <w:t>picture_after,picture_report,_=simulate_retention(picture_ages,picture_stores)</w:t>
+        <w:br/>
+        <w:t>failed_after,failed_report,_=simulate_retention(picture_ages,picture_stores,</w:t>
+        <w:br/>
+        <w:t xml:space="preserve">                                               failed_removals={('backup','T2')})</w:t>
+        <w:br/>
+        <w:t>assert picture_report['scoped_complete'] and len(picture_report['removed'])==2</w:t>
+        <w:br/>
+        <w:t>assert not failed_report['scoped_complete'] and failed_report['residuals']==[('backup','T2')]</w:t>
+        <w:br/>
+        <w:t>retry_after,retry_report,_=simulate_retention(picture_ages,failed_after)</w:t>
+        <w:br/>
+        <w:t>assert retry_report['scoped_complete'] and failed_report['residuals']==[('backup','T2')]</w:t>
+        <w:br/>
+        <w:t>print('Picture all listed removals:',picture_report)</w:t>
+        <w:br/>
+        <w:t>print('Picture backup removal fails:',failed_report)</w:t>
+        <w:br/>
+        <w:t>print('Separate retry simulation:',retry_report)</w:t>
+        <w:br/>
+        <w:t>print('Only copied mock dictionaries changed; original fixtures remain. No file, database, log, backup or memory is securely erased.')</w:t>
+        <w:br/>
+      </w:r>
+    </w:p>
+    <w:p>
+      <w:pPr>
+        <w:pStyle w:val="Heading2"/>
+      </w:pPr>
+      <w:r>
+        <w:t>Expected scoped outcomes, separate clocks and limits</w:t>
+      </w:r>
+    </w:p>
+    <w:p>
+      <w:pPr>
+        <w:pStyle w:val="ListNumber"/>
+      </w:pPr>
+      <w:r>
+        <w:t>Predict due IDs, removed-copy count and residuals before running or tracing. The main simulation removes four S7/S9 entries from copied primary/cache dictionaries and retains S6; backups remain outside that verified scope. It emits content-free audit events with their own age 0 clock and checks the 30 day metadata boundary. The separate picture removes T2 from primary/backup, then models backup failure and a later retry without replacing the failed report. Original fictional input dictionaries remain for the classroom replay; this is a model transformation, not actual deletion of records or secure memory/media erasure. No files, databases, live logs or backups are changed.</w:t>
+      </w:r>
+    </w:p>
+    <w:p>
+      <w:pPr>
+        <w:pStyle w:val="Heading2"/>
+      </w:pPr>
+      <w:r>
+        <w:t>Evidence ledger and reflection</w:t>
       </w:r>
     </w:p>
     <w:tbl>
@@ -1963,14 +2974,6 @@
     </w:p>
     <w:p>
       <w:pPr>
-        <w:pStyle w:val="Heading3"/>
-      </w:pPr>
-      <w:r>
-        <w:t>Plan → try → check</w:t>
-      </w:r>
-    </w:p>
-    <w:p>
-      <w:pPr>
         <w:spacing w:line="336" w:lineRule="auto" w:after="180"/>
       </w:pPr>
       <w:r>
@@ -1982,23 +2985,47 @@
     </w:p>
     <w:p>
       <w:pPr>
+        <w:pStyle w:val="Heading2"/>
+      </w:pPr>
+      <w:r>
+        <w:t>Earlier wording, alternatives and picture transcripts · reference / check after trying</w:t>
+      </w:r>
+    </w:p>
+    <w:p>
+      <w:pPr>
+        <w:pStyle w:val="Heading3"/>
+      </w:pPr>
+      <w:r>
+        <w:t>Predict, investigate and preserve the evidence</w:t>
+      </w:r>
+    </w:p>
+    <w:p>
+      <w:pPr>
+        <w:pStyle w:val="Heading3"/>
+      </w:pPr>
+      <w:r>
+        <w:t>Plan → try → check</w:t>
+      </w:r>
+    </w:p>
+    <w:p>
+      <w:pPr>
         <w:pStyle w:val="Heading1"/>
       </w:pPr>
       <w:r>
-        <w:t>10. Build your understanding</w:t>
-      </w:r>
-    </w:p>
-    <w:p>
-      <w:r>
-        <w:t>Move from recall to tracing, diagnosis and transfer in Data retention and deletion. Explain why each step is justified.</w:t>
-      </w:r>
-    </w:p>
-    <w:p>
-      <w:pPr>
-        <w:pStyle w:val="Heading3"/>
-      </w:pPr>
-      <w:r>
-        <w:t>Explain → apply → challenge</w:t>
+        <w:t>14. Try alone: apply a new inclusive 4-day boundary across a temporary log</w:t>
+      </w:r>
+    </w:p>
+    <w:p>
+      <w:r>
+        <w:t>Use the newly supplied policy rather than the main 7-day example.</w:t>
+      </w:r>
+    </w:p>
+    <w:p>
+      <w:pPr>
+        <w:pStyle w:val="Heading2"/>
+      </w:pPr>
+      <w:r>
+        <w:t>Complete selected independent X/Y/Z and residual-copy task</w:t>
       </w:r>
     </w:p>
     <w:p>
@@ -2009,76 +3036,205 @@
         <w:rPr>
           <w:b w:val="0"/>
         </w:rPr>
-        <w:t xml:space="preserve">Explain the weekly </w:t>
+        <w:t>Fictional retention policy deletes records at age &gt;=4 days. X is3 days, Y4, Z5. A copy of Y remains in a temporary log after its main record is deleted. Evaluate compliance.</w:t>
+      </w:r>
+    </w:p>
+    <w:p>
+      <w:pPr>
+        <w:pStyle w:val="Heading2"/>
+      </w:pPr>
+      <w:r>
+        <w:t>First attempt and support record</w:t>
+      </w:r>
+    </w:p>
+    <w:p>
+      <w:pPr>
+        <w:pStyle w:val="Heading3"/>
+      </w:pPr>
+      <w:r>
+        <w:t>My independent explanation, trace and limits</w:t>
+      </w:r>
+    </w:p>
+    <w:p>
+      <w:r>
+        <w:t>________________________________________________________________</w:t>
+      </w:r>
+    </w:p>
+    <w:p>
+      <w:r>
+        <w:t>________________________________________________________________</w:t>
+      </w:r>
+    </w:p>
+    <w:p>
+      <w:r>
+        <w:t>________________________________________________________________</w:t>
+      </w:r>
+    </w:p>
+    <w:p>
+      <w:r>
+        <w:t>________________________________________________________________</w:t>
+      </w:r>
+    </w:p>
+    <w:p>
+      <w:r>
+        <w:t>________________________________________________________________</w:t>
+      </w:r>
+    </w:p>
+    <w:p>
+      <w:r>
+        <w:t>________________________________________________________________</w:t>
+      </w:r>
+    </w:p>
+    <w:p>
+      <w:r>
+        <w:t>________________________________________________________________</w:t>
+      </w:r>
+    </w:p>
+    <w:p>
+      <w:pPr>
+        <w:spacing w:line="336" w:lineRule="auto" w:after="180"/>
+      </w:pPr>
+      <w:r>
+        <w:rPr>
+          <w:b w:val="0"/>
+        </w:rPr>
+        <w:t>Attempt this case before feedback. Record any help. Earlier examples below are further practice; a case already practised with feedback cannot establish fresh transfer.</w:t>
+      </w:r>
+    </w:p>
+    <w:p>
+      <w:pPr>
+        <w:pStyle w:val="Heading2"/>
+      </w:pPr>
+      <w:r>
+        <w:t>Feedback after trying</w:t>
+      </w:r>
+    </w:p>
+    <w:p>
+      <w:pPr>
+        <w:spacing w:line="336" w:lineRule="auto" w:after="180"/>
+      </w:pPr>
+      <w:r>
+        <w:rPr>
+          <w:b w:val="0"/>
+        </w:rPr>
+        <w:t>Attempt the independent case before hints. Record whether you worked alone, used a hint or followed a model. After feedback, fix the first unsupported step and explain why it changed.</w:t>
+      </w:r>
+    </w:p>
+    <w:p>
+      <w:pPr>
+        <w:spacing w:line="336" w:lineRule="auto" w:after="180"/>
+      </w:pPr>
+      <w:r>
+        <w:rPr>
+          <w:b w:val="0"/>
+        </w:rPr>
+        <w:t>A later check uses a changed case, not a copied answer.</w:t>
+      </w:r>
+    </w:p>
+    <w:p>
+      <w:pPr>
+        <w:pStyle w:val="Heading2"/>
+      </w:pPr>
+      <w:r>
+        <w:t>Earlier wording, alternatives and picture transcripts · reference / check after trying</w:t>
+      </w:r>
+    </w:p>
+    <w:p>
+      <w:pPr>
+        <w:pStyle w:val="Heading3"/>
+      </w:pPr>
+      <w:r>
+        <w:t>Independent case: Changed independent case</w:t>
+      </w:r>
+    </w:p>
+    <w:p>
+      <w:pPr>
+        <w:pStyle w:val="Heading3"/>
+      </w:pPr>
+      <w:r>
+        <w:t>Attempt this without hints</w:t>
+      </w:r>
+    </w:p>
+    <w:p>
+      <w:pPr>
+        <w:spacing w:line="336" w:lineRule="auto" w:after="180"/>
+      </w:pPr>
+      <w:r>
+        <w:rPr>
+          <w:b w:val="0"/>
+        </w:rPr>
+        <w:t xml:space="preserve">Retention is5 days, inclusive </w:t>
       </w:r>
       <w:r>
         <w:rPr>
           <w:b/>
         </w:rPr>
-        <w:t>mechanism</w:t>
+        <w:t>deletion boundary</w:t>
       </w:r>
       <w:r>
         <w:rPr>
           <w:b w:val="0"/>
         </w:rPr>
-        <w:t xml:space="preserve"> in your own words. Use the worked scenario to name its </w:t>
-      </w:r>
-      <w:r>
-        <w:rPr>
-          <w:b/>
-        </w:rPr>
-        <w:t>input</w:t>
-      </w:r>
+        <w:t>. Ages 4, 5, 6; a log stores complete content. Trace required action.</w:t>
+      </w:r>
+    </w:p>
+    <w:p>
+      <w:pPr>
+        <w:pStyle w:val="Heading3"/>
+      </w:pPr>
+      <w:r>
+        <w:t>My independent procedure, result and limitation</w:t>
+      </w:r>
+    </w:p>
+    <w:p>
+      <w:r>
+        <w:t>________________________________________________________________</w:t>
+      </w:r>
+    </w:p>
+    <w:p>
+      <w:r>
+        <w:t>________________________________________________________________</w:t>
+      </w:r>
+    </w:p>
+    <w:p>
+      <w:r>
+        <w:t>________________________________________________________________</w:t>
+      </w:r>
+    </w:p>
+    <w:p>
+      <w:r>
+        <w:t>________________________________________________________________</w:t>
+      </w:r>
+    </w:p>
+    <w:p>
+      <w:r>
+        <w:t>________________________________________________________________</w:t>
+      </w:r>
+    </w:p>
+    <w:p>
+      <w:r>
+        <w:t>________________________________________________________________</w:t>
+      </w:r>
+    </w:p>
+    <w:p>
+      <w:r>
+        <w:t>________________________________________________________________</w:t>
+      </w:r>
+    </w:p>
+    <w:p>
+      <w:r>
+        <w:t>________________________________________________________________</w:t>
+      </w:r>
+    </w:p>
+    <w:p>
+      <w:pPr>
+        <w:spacing w:line="336" w:lineRule="auto" w:after="180"/>
+      </w:pPr>
       <w:r>
         <w:rPr>
           <w:b w:val="0"/>
         </w:rPr>
-        <w:t xml:space="preserve">, decision rule and </w:t>
-      </w:r>
-      <w:r>
-        <w:rPr>
-          <w:b/>
-        </w:rPr>
-        <w:t>output</w:t>
-      </w:r>
-      <w:r>
-        <w:rPr>
-          <w:b w:val="0"/>
-        </w:rPr>
-        <w:t>.</w:t>
-      </w:r>
-    </w:p>
-    <w:p>
-      <w:pPr>
-        <w:spacing w:line="336" w:lineRule="auto" w:after="180"/>
-      </w:pPr>
-      <w:r>
-        <w:rPr>
-          <w:b w:val="0"/>
-        </w:rPr>
-        <w:t>A report omits this qualification: This fictional retention exercise is not a statement of legal retention requirements. Explain how omitting it could change a reader's interpretation, and write an accurate replacement.</w:t>
-      </w:r>
-    </w:p>
-    <w:p>
-      <w:pPr>
-        <w:spacing w:line="336" w:lineRule="auto" w:after="180"/>
-      </w:pPr>
-      <w:r>
-        <w:rPr>
-          <w:b w:val="0"/>
-        </w:rPr>
-        <w:t>For the worked scenario, propose one additional case that could reveal a failure, describe its expected outcome before running it, and explain what would need to remain fixed for a fair comparison.</w:t>
-      </w:r>
-    </w:p>
-    <w:p>
-      <w:pPr>
-        <w:spacing w:line="336" w:lineRule="auto" w:after="180"/>
-      </w:pPr>
-      <w:r>
-        <w:rPr>
-          <w:b w:val="0"/>
-        </w:rPr>
-        <w:t>Do not reuse W4 as a new final test after receiving feedback.</w:t>
+        <w:t>Record support used: none, hint or teacher explanation. After feedback, a different case is needed to demonstrate independence.</w:t>
       </w:r>
     </w:p>
     <w:p>
@@ -2086,32 +3242,7 @@
         <w:pStyle w:val="Heading3"/>
       </w:pPr>
       <w:r>
-        <w:t>Explain which evidence supports your conclusion and which claim remains unproved.</w:t>
-      </w:r>
-    </w:p>
-    <w:p>
-      <w:r>
-        <w:t>________________________________________________________________</w:t>
-      </w:r>
-    </w:p>
-    <w:p>
-      <w:r>
-        <w:t>________________________________________________________________</w:t>
-      </w:r>
-    </w:p>
-    <w:p>
-      <w:r>
-        <w:t>________________________________________________________________</w:t>
-      </w:r>
-    </w:p>
-    <w:p>
-      <w:r>
-        <w:t>________________________________________________________________</w:t>
-      </w:r>
-    </w:p>
-    <w:p>
-      <w:r>
-        <w:t>________________________________________________________________</w:t>
+        <w:t>Use feedback to improve</w:t>
       </w:r>
     </w:p>
     <w:p>
@@ -2119,12 +3250,20 @@
         <w:pStyle w:val="Heading1"/>
       </w:pPr>
       <w:r>
-        <w:t>11. Connect your project</w:t>
-      </w:r>
-    </w:p>
-    <w:p>
-      <w:r>
-        <w:t>Apply this week’s idea to Grounded Learning Service. Keep an annotated decision and the evidence supporting it.</w:t>
+        <w:t>11. Save policy versions, store inventory and residual-copy evidence</w:t>
+      </w:r>
+    </w:p>
+    <w:p>
+      <w:r>
+        <w:t>Keep permitted audit metadata while excluding expired content from the diagnostic artifact.</w:t>
+      </w:r>
+    </w:p>
+    <w:p>
+      <w:pPr>
+        <w:pStyle w:val="Heading2"/>
+      </w:pPr>
+      <w:r>
+        <w:t>Project task and artifact</w:t>
       </w:r>
     </w:p>
     <w:p>
@@ -2315,10 +3454,10 @@
     </w:tbl>
     <w:p>
       <w:pPr>
-        <w:pStyle w:val="Heading3"/>
-      </w:pPr>
-      <w:r>
-        <w:t>Evidence for your project</w:t>
+        <w:pStyle w:val="Heading2"/>
+      </w:pPr>
+      <w:r>
+        <w:t>Actual run or trace and limitations</w:t>
       </w:r>
     </w:p>
     <w:p>
@@ -2346,15 +3485,88 @@
     </w:p>
     <w:p>
       <w:pPr>
+        <w:pStyle w:val="Heading2"/>
+      </w:pPr>
+      <w:r>
+        <w:t>Earlier wording, alternatives and picture transcripts · reference / check after trying</w:t>
+      </w:r>
+    </w:p>
+    <w:p>
+      <w:pPr>
+        <w:pStyle w:val="Heading3"/>
+      </w:pPr>
+      <w:r>
+        <w:t>Evidence for your project</w:t>
+      </w:r>
+    </w:p>
+    <w:p>
+      <w:pPr>
         <w:pStyle w:val="Heading1"/>
       </w:pPr>
       <w:r>
-        <w:t>12. Show what you know</w:t>
-      </w:r>
-    </w:p>
-    <w:p>
-      <w:r>
-        <w:t>Use a genuinely new case for independent evidence. Previously discussed examples remain practice; use the separately named independent case before feedback.</w:t>
+        <w:t>16. Finish with a scoped verification claim and an explicit residual if needed</w:t>
+      </w:r>
+    </w:p>
+    <w:p>
+      <w:r>
+        <w:t>Allowed metadata is not a way to keep expired content indefinitely.</w:t>
+      </w:r>
+    </w:p>
+    <w:p>
+      <w:pPr>
+        <w:pStyle w:val="Heading2"/>
+      </w:pPr>
+      <w:r>
+        <w:t>Retrieve and explain</w:t>
+      </w:r>
+    </w:p>
+    <w:p>
+      <w:pPr>
+        <w:pStyle w:val="ListBullet"/>
+      </w:pPr>
+      <w:r>
+        <w:t>Close your notes. Explain this goal in your own words: Explain the mechanism and terminology of data retention and deletion</w:t>
+      </w:r>
+    </w:p>
+    <w:p>
+      <w:pPr>
+        <w:pStyle w:val="Heading3"/>
+      </w:pPr>
+      <w:r>
+        <w:t>My deciding step, evidence and one remaining question</w:t>
+      </w:r>
+    </w:p>
+    <w:p>
+      <w:r>
+        <w:t>________________________________________________________________</w:t>
+      </w:r>
+    </w:p>
+    <w:p>
+      <w:r>
+        <w:t>________________________________________________________________</w:t>
+      </w:r>
+    </w:p>
+    <w:p>
+      <w:r>
+        <w:t>________________________________________________________________</w:t>
+      </w:r>
+    </w:p>
+    <w:p>
+      <w:r>
+        <w:t>________________________________________________________________</w:t>
+      </w:r>
+    </w:p>
+    <w:p>
+      <w:r>
+        <w:t>________________________________________________________________</w:t>
+      </w:r>
+    </w:p>
+    <w:p>
+      <w:pPr>
+        <w:pStyle w:val="Heading2"/>
+      </w:pPr>
+      <w:r>
+        <w:t>Plan a changed-case return</w:t>
       </w:r>
     </w:p>
     <w:p>
@@ -2365,62 +3577,31 @@
         <w:rPr>
           <w:b w:val="0"/>
         </w:rPr>
-        <w:t>Complete the supported workbook tasks before attempting W4 independently. Record any hints or help used. After feedback, use the teacher's fresh retry rather than copying the earlier answer.</w:t>
-      </w:r>
-    </w:p>
-    <w:p>
-      <w:pPr>
-        <w:spacing w:line="336" w:lineRule="auto" w:after="180"/>
-      </w:pPr>
+        <w:t xml:space="preserve">If you are unsure, return to the worked picture and explain one arrow. If you are ready, change an </w:t>
+      </w:r>
+      <w:r>
+        <w:rPr>
+          <w:b/>
+        </w:rPr>
+        <w:t>input</w:t>
+      </w:r>
       <w:r>
         <w:rPr>
           <w:b w:val="0"/>
         </w:rPr>
-        <w:t>For a project, select a relevant new case, predict the outcome from the declared rule and preserve the result alongside any revision.</w:t>
-      </w:r>
-    </w:p>
-    <w:p>
-      <w:pPr>
-        <w:pStyle w:val="Heading3"/>
-      </w:pPr>
-      <w:r>
-        <w:t>Exit: propose one revealing change to the worked scenario. State the expected outcome and the evidence that would make you revise your explanation.</w:t>
-      </w:r>
-    </w:p>
-    <w:p>
-      <w:r>
-        <w:t>________________________________________________________________</w:t>
-      </w:r>
-    </w:p>
-    <w:p>
-      <w:r>
-        <w:t>________________________________________________________________</w:t>
-      </w:r>
-    </w:p>
-    <w:p>
-      <w:r>
-        <w:t>________________________________________________________________</w:t>
-      </w:r>
-    </w:p>
-    <w:p>
-      <w:r>
-        <w:t>________________________________________________________________</w:t>
-      </w:r>
-    </w:p>
-    <w:p>
-      <w:r>
-        <w:t>________________________________________________________________</w:t>
-      </w:r>
-    </w:p>
-    <w:p>
-      <w:pPr>
-        <w:spacing w:line="336" w:lineRule="auto" w:after="180"/>
-      </w:pPr>
+        <w:t xml:space="preserve"> or assumption and justify your </w:t>
+      </w:r>
+      <w:r>
+        <w:rPr>
+          <w:b/>
+        </w:rPr>
+        <w:t>prediction</w:t>
+      </w:r>
       <w:r>
         <w:rPr>
           <w:b w:val="0"/>
         </w:rPr>
-        <w:t>For the worked scenario, propose one additional case that could reveal a failure, describe its expected outcome before running it, and explain what would need to remain fixed for a fair comparison.</w:t>
+        <w:t>.</w:t>
       </w:r>
     </w:p>
     <w:p>
@@ -2431,14 +3612,336 @@
         <w:rPr>
           <w:b w:val="0"/>
         </w:rPr>
-        <w:t>Do not reuse W4 as a new final test after receiving feedback.</w:t>
-      </w:r>
-    </w:p>
+        <w:t xml:space="preserve">Save your workbook </w:t>
+      </w:r>
+      <w:r>
+        <w:rPr>
+          <w:b/>
+        </w:rPr>
+        <w:t>evidence</w:t>
+      </w:r>
+      <w:r>
+        <w:rPr>
+          <w:b w:val="0"/>
+        </w:rPr>
+        <w:t>. At the next review, try a different case before opening your old answer.</w:t>
+      </w:r>
+    </w:p>
+    <w:p>
+      <w:pPr>
+        <w:pStyle w:val="Heading1"/>
+      </w:pPr>
+      <w:r>
+        <w:t>Reference bank and extra practice</w:t>
+      </w:r>
+    </w:p>
+    <w:p>
+      <w:pPr>
+        <w:pStyle w:val="Heading1"/>
+      </w:pPr>
+      <w:r>
+        <w:t>05. Reference · Use service vocabulary precisely</w:t>
+      </w:r>
+    </w:p>
+    <w:p>
+      <w:r>
+        <w:t>Connect each term to an input, operation, evidence source or outcome.</w:t>
+      </w:r>
+    </w:p>
+    <w:p>
+      <w:pPr>
+        <w:pStyle w:val="Heading2"/>
+      </w:pPr>
+      <w:r>
+        <w:t>Vocabulary and your explanation</w:t>
+      </w:r>
+    </w:p>
+    <w:tbl>
+      <w:tblPr>
+        <w:tblStyle w:val="LightShading-Accent1"/>
+        <w:tblW w:type="auto" w:w="0"/>
+        <w:tblLook w:firstColumn="1" w:firstRow="1" w:lastColumn="0" w:lastRow="0" w:noHBand="0" w:noVBand="1" w:val="04A0"/>
+      </w:tblPr>
+      <w:tblGrid>
+        <w:gridCol w:w="5112"/>
+        <w:gridCol w:w="5112"/>
+      </w:tblGrid>
+      <w:tr>
+        <w:trPr>
+          <w:tblHeader/>
+        </w:trPr>
+        <w:tc>
+          <w:tcPr>
+            <w:tcW w:type="dxa" w:w="5112"/>
+          </w:tcPr>
+          <w:p>
+            <w:r>
+              <w:t>Word</w:t>
+            </w:r>
+          </w:p>
+        </w:tc>
+        <w:tc>
+          <w:tcPr>
+            <w:tcW w:type="dxa" w:w="5112"/>
+          </w:tcPr>
+          <w:p>
+            <w:r>
+              <w:t>Meaning</w:t>
+            </w:r>
+          </w:p>
+        </w:tc>
+      </w:tr>
+      <w:tr>
+        <w:tc>
+          <w:tcPr>
+            <w:tcW w:type="dxa" w:w="5112"/>
+          </w:tcPr>
+          <w:p>
+            <w:r>
+              <w:t>Retention period</w:t>
+            </w:r>
+          </w:p>
+        </w:tc>
+        <w:tc>
+          <w:tcPr>
+            <w:tcW w:type="dxa" w:w="5112"/>
+          </w:tcPr>
+          <w:p>
+            <w:r>
+              <w:t>The declared lifetime of stored information</w:t>
+            </w:r>
+          </w:p>
+        </w:tc>
+      </w:tr>
+      <w:tr>
+        <w:tc>
+          <w:tcPr>
+            <w:tcW w:type="dxa" w:w="5112"/>
+          </w:tcPr>
+          <w:p>
+            <w:r>
+              <w:t>Deletion boundary</w:t>
+            </w:r>
+          </w:p>
+        </w:tc>
+        <w:tc>
+          <w:tcPr>
+            <w:tcW w:type="dxa" w:w="5112"/>
+          </w:tcPr>
+          <w:p>
+            <w:r>
+              <w:t>The age at which removal applies</w:t>
+            </w:r>
+          </w:p>
+        </w:tc>
+      </w:tr>
+      <w:tr>
+        <w:tc>
+          <w:tcPr>
+            <w:tcW w:type="dxa" w:w="5112"/>
+          </w:tcPr>
+          <w:p>
+            <w:r>
+              <w:t>Residual copy</w:t>
+            </w:r>
+          </w:p>
+        </w:tc>
+        <w:tc>
+          <w:tcPr>
+            <w:tcW w:type="dxa" w:w="5112"/>
+          </w:tcPr>
+          <w:p>
+            <w:r>
+              <w:t>A remaining duplicate in another store</w:t>
+            </w:r>
+          </w:p>
+        </w:tc>
+      </w:tr>
+    </w:tbl>
     <w:p>
       <w:pPr>
         <w:pStyle w:val="Heading3"/>
       </w:pPr>
       <w:r>
+        <w:t>Use two terms to explain a step in this week’s example.</w:t>
+      </w:r>
+    </w:p>
+    <w:p>
+      <w:r>
+        <w:t>________________________________________________________________</w:t>
+      </w:r>
+    </w:p>
+    <w:p>
+      <w:r>
+        <w:t>________________________________________________________________</w:t>
+      </w:r>
+    </w:p>
+    <w:p>
+      <w:r>
+        <w:t>________________________________________________________________</w:t>
+      </w:r>
+    </w:p>
+    <w:p>
+      <w:pPr>
+        <w:pStyle w:val="Heading1"/>
+      </w:pPr>
+      <w:r>
+        <w:t>10. Extra challenge · Explain a stronger case</w:t>
+      </w:r>
+    </w:p>
+    <w:p>
+      <w:r>
+        <w:t>Choose the next challenge after the main route.</w:t>
+      </w:r>
+    </w:p>
+    <w:p>
+      <w:pPr>
+        <w:pStyle w:val="Heading2"/>
+      </w:pPr>
+      <w:r>
+        <w:t>Explain,repair and extend</w:t>
+      </w:r>
+    </w:p>
+    <w:p>
+      <w:pPr>
+        <w:pStyle w:val="Heading3"/>
+      </w:pPr>
+      <w:r>
+        <w:t>Explain → apply → challenge</w:t>
+      </w:r>
+    </w:p>
+    <w:p>
+      <w:pPr>
+        <w:pStyle w:val="ListBullet"/>
+      </w:pPr>
+      <w:r>
+        <w:t>Explain the weekly mechanism in your own words. Use the worked scenario to name its input, decision rule and output.</w:t>
+      </w:r>
+    </w:p>
+    <w:p>
+      <w:pPr>
+        <w:pStyle w:val="ListBullet"/>
+      </w:pPr>
+      <w:r>
+        <w:t>A report omits this qualification: This fictional retention exercise is not a statement of legal retention requirements. Explain how omitting it could change a reader's interpretation, and write an accurate replacement.</w:t>
+      </w:r>
+    </w:p>
+    <w:p>
+      <w:pPr>
+        <w:pStyle w:val="ListBullet"/>
+      </w:pPr>
+      <w:r>
+        <w:t>For the worked scenario, propose one additional case that could reveal a failure, describe its expected outcome before running it, and explain what would need to remain fixed for a fair comparison. Do not reuse W4 as a new final test after receiving feedback.</w:t>
+      </w:r>
+    </w:p>
+    <w:p>
+      <w:pPr>
+        <w:pStyle w:val="Heading3"/>
+      </w:pPr>
+      <w:r>
+        <w:t>Explain which evidence supports your conclusion and which claim remains unproved.</w:t>
+      </w:r>
+    </w:p>
+    <w:p>
+      <w:r>
+        <w:t>________________________________________________________________</w:t>
+      </w:r>
+    </w:p>
+    <w:p>
+      <w:r>
+        <w:t>________________________________________________________________</w:t>
+      </w:r>
+    </w:p>
+    <w:p>
+      <w:r>
+        <w:t>________________________________________________________________</w:t>
+      </w:r>
+    </w:p>
+    <w:p>
+      <w:r>
+        <w:t>________________________________________________________________</w:t>
+      </w:r>
+    </w:p>
+    <w:p>
+      <w:r>
+        <w:t>________________________________________________________________</w:t>
+      </w:r>
+    </w:p>
+    <w:p>
+      <w:pPr>
+        <w:pStyle w:val="Heading1"/>
+      </w:pPr>
+      <w:r>
+        <w:t>12. Reference · Check the service reasoning and its limits</w:t>
+      </w:r>
+    </w:p>
+    <w:p>
+      <w:r>
+        <w:t>Use after practice; keep the selected independent case for its first attempt.</w:t>
+      </w:r>
+    </w:p>
+    <w:p>
+      <w:pPr>
+        <w:pStyle w:val="Heading2"/>
+      </w:pPr>
+      <w:r>
+        <w:t>Current explanation and response</w:t>
+      </w:r>
+    </w:p>
+    <w:p>
+      <w:pPr>
+        <w:pStyle w:val="ListBullet"/>
+      </w:pPr>
+      <w:r>
+        <w:t>Complete the supported workbook tasks before attempting W4 independently. Record any hints or help used. After feedback, use the teacher's fresh retry rather than copying the earlier answer. For a project, select a relevant new case, predict the outcome from the declared rule and preserve the result alongside any revision.</w:t>
+      </w:r>
+    </w:p>
+    <w:p>
+      <w:pPr>
+        <w:pStyle w:val="Heading3"/>
+      </w:pPr>
+      <w:r>
+        <w:t>Exit: propose one revealing change to the worked scenario. State the expected outcome and the evidence that would make you revise your explanation.</w:t>
+      </w:r>
+    </w:p>
+    <w:p>
+      <w:r>
+        <w:t>________________________________________________________________</w:t>
+      </w:r>
+    </w:p>
+    <w:p>
+      <w:r>
+        <w:t>________________________________________________________________</w:t>
+      </w:r>
+    </w:p>
+    <w:p>
+      <w:r>
+        <w:t>________________________________________________________________</w:t>
+      </w:r>
+    </w:p>
+    <w:p>
+      <w:r>
+        <w:t>________________________________________________________________</w:t>
+      </w:r>
+    </w:p>
+    <w:p>
+      <w:r>
+        <w:t>________________________________________________________________</w:t>
+      </w:r>
+    </w:p>
+    <w:p>
+      <w:pPr>
+        <w:pStyle w:val="ListBullet"/>
+      </w:pPr>
+      <w:r>
+        <w:t>For the worked scenario, propose one additional case that could reveal a failure, describe its expected outcome before running it, and explain what would need to remain fixed for a fair comparison. Do not reuse W4 as a new final test after receiving feedback.</w:t>
+      </w:r>
+    </w:p>
+    <w:p>
+      <w:pPr>
+        <w:pStyle w:val="Heading3"/>
+      </w:pPr>
+      <w:r>
         <w:t>My limited claim and a useful next check</w:t>
       </w:r>
     </w:p>
@@ -2467,12 +3970,20 @@
         <w:pStyle w:val="Heading1"/>
       </w:pPr>
       <w:r>
-        <w:t>13. Study a complete case</w:t>
-      </w:r>
-    </w:p>
-    <w:p>
-      <w:r>
-        <w:t>Revisit the complete Data retention and deletion case for supported practice. Repeated examples do not become fresh assessments.</w:t>
+        <w:t>13. Extra practice · Revisit the complete trace</w:t>
+      </w:r>
+    </w:p>
+    <w:p>
+      <w:r>
+        <w:t>Predict before reading the supplied steps.</w:t>
+      </w:r>
+    </w:p>
+    <w:p>
+      <w:pPr>
+        <w:pStyle w:val="Heading2"/>
+      </w:pPr>
+      <w:r>
+        <w:t>Complete trace and evidence</w:t>
       </w:r>
     </w:p>
     <w:p>
@@ -2641,218 +4152,20 @@
         <w:pStyle w:val="Heading1"/>
       </w:pPr>
       <w:r>
-        <w:t>14. Try a new case independently</w:t>
-      </w:r>
-    </w:p>
-    <w:p>
-      <w:r>
-        <w:t>Attempt the reserved new case before feedback. Record support; the earlier examples below remain additional practice.</w:t>
-      </w:r>
-    </w:p>
-    <w:p>
-      <w:pPr>
-        <w:pStyle w:val="Heading3"/>
-      </w:pPr>
-      <w:r>
-        <w:t>Independent case: Changed independent case</w:t>
-      </w:r>
-    </w:p>
-    <w:p>
-      <w:pPr>
-        <w:spacing w:line="336" w:lineRule="auto" w:after="180"/>
-      </w:pPr>
-      <w:r>
-        <w:rPr>
-          <w:b w:val="0"/>
-        </w:rPr>
-        <w:t>Fictional retention policy deletes records at age &gt;=4 days. X is3 days, Y4, Z5. A copy of Y remains in a temporary log after its main record is deleted. Evaluate compliance.</w:t>
-      </w:r>
-    </w:p>
-    <w:p>
-      <w:pPr>
-        <w:pStyle w:val="Heading3"/>
-      </w:pPr>
-      <w:r>
-        <w:t>My independent explanation, trace and limits</w:t>
-      </w:r>
-    </w:p>
-    <w:p>
-      <w:r>
-        <w:t>________________________________________________________________</w:t>
-      </w:r>
-    </w:p>
-    <w:p>
-      <w:r>
-        <w:t>________________________________________________________________</w:t>
-      </w:r>
-    </w:p>
-    <w:p>
-      <w:r>
-        <w:t>________________________________________________________________</w:t>
-      </w:r>
-    </w:p>
-    <w:p>
-      <w:r>
-        <w:t>________________________________________________________________</w:t>
-      </w:r>
-    </w:p>
-    <w:p>
-      <w:r>
-        <w:t>________________________________________________________________</w:t>
-      </w:r>
-    </w:p>
-    <w:p>
-      <w:r>
-        <w:t>________________________________________________________________</w:t>
-      </w:r>
-    </w:p>
-    <w:p>
-      <w:r>
-        <w:t>________________________________________________________________</w:t>
-      </w:r>
-    </w:p>
-    <w:p>
-      <w:pPr>
-        <w:spacing w:line="336" w:lineRule="auto" w:after="180"/>
-      </w:pPr>
-      <w:r>
-        <w:rPr>
-          <w:b w:val="0"/>
-        </w:rPr>
-        <w:t>Attempt this case before feedback. Record any help. Earlier examples below are further practice; a case already practised with feedback cannot establish fresh transfer.</w:t>
-      </w:r>
-    </w:p>
-    <w:p>
-      <w:pPr>
-        <w:pStyle w:val="Heading3"/>
-      </w:pPr>
-      <w:r>
-        <w:t>Attempt this without hints</w:t>
-      </w:r>
-    </w:p>
-    <w:p>
-      <w:pPr>
-        <w:spacing w:line="336" w:lineRule="auto" w:after="180"/>
-      </w:pPr>
-      <w:r>
-        <w:rPr>
-          <w:b w:val="0"/>
-        </w:rPr>
-        <w:t xml:space="preserve">Retention is5 days, inclusive </w:t>
-      </w:r>
-      <w:r>
-        <w:rPr>
-          <w:b/>
-        </w:rPr>
-        <w:t>deletion boundary</w:t>
-      </w:r>
-      <w:r>
-        <w:rPr>
-          <w:b w:val="0"/>
-        </w:rPr>
-        <w:t>. Ages 4, 5, 6; a log stores complete content. Trace required action.</w:t>
-      </w:r>
-    </w:p>
-    <w:p>
-      <w:pPr>
-        <w:pStyle w:val="Heading3"/>
-      </w:pPr>
-      <w:r>
-        <w:t>My independent procedure, result and limitation</w:t>
-      </w:r>
-    </w:p>
-    <w:p>
-      <w:r>
-        <w:t>________________________________________________________________</w:t>
-      </w:r>
-    </w:p>
-    <w:p>
-      <w:r>
-        <w:t>________________________________________________________________</w:t>
-      </w:r>
-    </w:p>
-    <w:p>
-      <w:r>
-        <w:t>________________________________________________________________</w:t>
-      </w:r>
-    </w:p>
-    <w:p>
-      <w:r>
-        <w:t>________________________________________________________________</w:t>
-      </w:r>
-    </w:p>
-    <w:p>
-      <w:r>
-        <w:t>________________________________________________________________</w:t>
-      </w:r>
-    </w:p>
-    <w:p>
-      <w:r>
-        <w:t>________________________________________________________________</w:t>
-      </w:r>
-    </w:p>
-    <w:p>
-      <w:r>
-        <w:t>________________________________________________________________</w:t>
-      </w:r>
-    </w:p>
-    <w:p>
-      <w:r>
-        <w:t>________________________________________________________________</w:t>
-      </w:r>
-    </w:p>
-    <w:p>
-      <w:pPr>
-        <w:spacing w:line="336" w:lineRule="auto" w:after="180"/>
-      </w:pPr>
-      <w:r>
-        <w:rPr>
-          <w:b w:val="0"/>
-        </w:rPr>
-        <w:t>Record support used: none, hint or teacher explanation. After feedback, a different case is needed to demonstrate independence.</w:t>
-      </w:r>
-    </w:p>
-    <w:p>
-      <w:pPr>
-        <w:pStyle w:val="Heading3"/>
-      </w:pPr>
-      <w:r>
-        <w:t>Use feedback to improve</w:t>
-      </w:r>
-    </w:p>
-    <w:p>
-      <w:pPr>
-        <w:spacing w:line="336" w:lineRule="auto" w:after="180"/>
-      </w:pPr>
-      <w:r>
-        <w:rPr>
-          <w:b w:val="0"/>
-        </w:rPr>
-        <w:t>Attempt the independent case before hints. Record whether you worked alone, used a hint or followed a model. After feedback, fix the first unsupported step and explain why it changed.</w:t>
-      </w:r>
-    </w:p>
-    <w:p>
-      <w:pPr>
-        <w:spacing w:line="336" w:lineRule="auto" w:after="180"/>
-      </w:pPr>
-      <w:r>
-        <w:rPr>
-          <w:b w:val="0"/>
-        </w:rPr>
-        <w:t>A later check uses a changed case, not a copied answer.</w:t>
-      </w:r>
-    </w:p>
-    <w:p>
-      <w:pPr>
-        <w:pStyle w:val="Heading1"/>
-      </w:pPr>
-      <w:r>
-        <w:t>15. Your lesson route</w:t>
-      </w:r>
-    </w:p>
-    <w:p>
-      <w:r>
-        <w:t>Use this map to navigate Data retention and deletion, connect the goals to tasks and keep one evidence record for each attempt.</w:t>
+        <w:t>15. Reference · The earlier route checklist</w:t>
+      </w:r>
+    </w:p>
+    <w:p>
+      <w:r>
+        <w:t>Use one main route rather than repeating the lesson.</w:t>
+      </w:r>
+    </w:p>
+    <w:p>
+      <w:pPr>
+        <w:pStyle w:val="Heading2"/>
+      </w:pPr>
+      <w:r>
+        <w:t>Targets,route and first prediction</w:t>
       </w:r>
     </w:p>
     <w:p>
@@ -3031,12 +4344,117 @@
         <w:pStyle w:val="Heading1"/>
       </w:pPr>
       <w:r>
-        <w:t>16. Finish and return</w:t>
-      </w:r>
-    </w:p>
-    <w:p>
-      <w:r>
-        <w:t>Explain Data retention and deletion without notes, identify a remaining question and plan a later check with a changed case.</w:t>
+        <w:t>17. Extra practice · Predict,check and repair</w:t>
+      </w:r>
+    </w:p>
+    <w:p>
+      <w:r>
+        <w:t>Keep supported feedback separate from the independent case.</w:t>
+      </w:r>
+    </w:p>
+    <w:p>
+      <w:pPr>
+        <w:pStyle w:val="Heading2"/>
+      </w:pPr>
+      <w:r>
+        <w:t>First supported question and optional hint</w:t>
+      </w:r>
+    </w:p>
+    <w:p>
+      <w:pPr>
+        <w:pStyle w:val="ListBullet"/>
+      </w:pPr>
+      <w:r>
+        <w:t>Delete every listed copy. A fictional policy deletes transcripts at age seven days or older, including listed backups.</w:t>
+      </w:r>
+    </w:p>
+    <w:p>
+      <w:pPr>
+        <w:pStyle w:val="Heading3"/>
+      </w:pPr>
+      <w:r>
+        <w:t>Practice 1: explain the deciding evidence</w:t>
+      </w:r>
+    </w:p>
+    <w:p>
+      <w:pPr>
+        <w:pStyle w:val="ListBullet"/>
+      </w:pPr>
+      <w:r>
+        <w:t>Which labelled step matches this detail? The scoped deletion passes only after both T2 copies are removed.</w:t>
+      </w:r>
+    </w:p>
+    <w:p>
+      <w:pPr>
+        <w:pStyle w:val="ListBullet"/>
+      </w:pPr>
+      <w:r>
+        <w:t>1. Check age</w:t>
+      </w:r>
+    </w:p>
+    <w:p>
+      <w:pPr>
+        <w:pStyle w:val="ListBullet"/>
+      </w:pPr>
+      <w:r>
+        <w:t>2. Find copies</w:t>
+      </w:r>
+    </w:p>
+    <w:p>
+      <w:pPr>
+        <w:pStyle w:val="ListBullet"/>
+      </w:pPr>
+      <w:r>
+        <w:t>3. Verify removal</w:t>
+      </w:r>
+    </w:p>
+    <w:p>
+      <w:pPr>
+        <w:pStyle w:val="Heading3"/>
+      </w:pPr>
+      <w:r>
+        <w:t>My selected conclusion, deciding fact and explanation</w:t>
+      </w:r>
+    </w:p>
+    <w:p>
+      <w:r>
+        <w:t>________________________________________________________________</w:t>
+      </w:r>
+    </w:p>
+    <w:p>
+      <w:r>
+        <w:t>________________________________________________________________</w:t>
+      </w:r>
+    </w:p>
+    <w:p>
+      <w:r>
+        <w:t>________________________________________________________________</w:t>
+      </w:r>
+    </w:p>
+    <w:p>
+      <w:r>
+        <w:t>________________________________________________________________</w:t>
+      </w:r>
+    </w:p>
+    <w:p>
+      <w:r>
+        <w:t>________________________________________________________________</w:t>
+      </w:r>
+    </w:p>
+    <w:p>
+      <w:pPr>
+        <w:pStyle w:val="ListBullet"/>
+      </w:pPr>
+      <w:r>
+        <w:t>Hint if needed: Read the steps in the pictorial case. Match the supplied detail to the stage that performs or records it.</w:t>
+      </w:r>
+    </w:p>
+    <w:p>
+      <w:pPr>
+        <w:pStyle w:val="Heading2"/>
+      </w:pPr>
+      <w:r>
+        <w:t>Check after the first attempt · reference / check after trying</w:t>
       </w:r>
     </w:p>
     <w:p>
@@ -3047,7 +4465,145 @@
         <w:rPr>
           <w:b w:val="0"/>
         </w:rPr>
-        <w:t xml:space="preserve">Close your notes. Explain this goal in your own words: Explain the </w:t>
+        <w:t>After your attempt, compare with the supported explanation: Verify removal The scoped deletion passes only after both T2 copies are removed. Retention requires an age rule and an inventory.</w:t>
+      </w:r>
+    </w:p>
+    <w:p>
+      <w:pPr>
+        <w:spacing w:line="336" w:lineRule="auto" w:after="180"/>
+      </w:pPr>
+      <w:r>
+        <w:rPr>
+          <w:b w:val="0"/>
+        </w:rPr>
+        <w:t>Deleting the visible copy alone does not demonstrate removal of listed backups.</w:t>
+      </w:r>
+    </w:p>
+    <w:p>
+      <w:pPr>
+        <w:pStyle w:val="Heading2"/>
+      </w:pPr>
+      <w:r>
+        <w:t>Changed-case question and optional hint</w:t>
+      </w:r>
+    </w:p>
+    <w:p>
+      <w:pPr>
+        <w:pStyle w:val="Heading3"/>
+      </w:pPr>
+      <w:r>
+        <w:t>Practice 2: explain the deciding evidence</w:t>
+      </w:r>
+    </w:p>
+    <w:p>
+      <w:pPr>
+        <w:pStyle w:val="ListBullet"/>
+      </w:pPr>
+      <w:r>
+        <w:t>Changed-case practice: Primary deletion succeeds but backup deletion fails. Which conclusion is supported by the supplied facts?</w:t>
+      </w:r>
+    </w:p>
+    <w:p>
+      <w:pPr>
+        <w:pStyle w:val="ListBullet"/>
+      </w:pPr>
+      <w:r>
+        <w:t>1. Record incomplete deletion and follow the retry or escalation procedure.</w:t>
+      </w:r>
+    </w:p>
+    <w:p>
+      <w:pPr>
+        <w:pStyle w:val="ListBullet"/>
+      </w:pPr>
+      <w:r>
+        <w:t>2. We can decide the result without examining the changed input or the procedure.</w:t>
+      </w:r>
+    </w:p>
+    <w:p>
+      <w:pPr>
+        <w:pStyle w:val="ListBullet"/>
+      </w:pPr>
+      <w:r>
+        <w:t>3. This one example guarantees correct results for every future input.</w:t>
+      </w:r>
+    </w:p>
+    <w:p>
+      <w:pPr>
+        <w:pStyle w:val="Heading3"/>
+      </w:pPr>
+      <w:r>
+        <w:t>My selected conclusion, deciding fact and explanation</w:t>
+      </w:r>
+    </w:p>
+    <w:p>
+      <w:r>
+        <w:t>________________________________________________________________</w:t>
+      </w:r>
+    </w:p>
+    <w:p>
+      <w:r>
+        <w:t>________________________________________________________________</w:t>
+      </w:r>
+    </w:p>
+    <w:p>
+      <w:r>
+        <w:t>________________________________________________________________</w:t>
+      </w:r>
+    </w:p>
+    <w:p>
+      <w:r>
+        <w:t>________________________________________________________________</w:t>
+      </w:r>
+    </w:p>
+    <w:p>
+      <w:r>
+        <w:t>________________________________________________________________</w:t>
+      </w:r>
+    </w:p>
+    <w:p>
+      <w:pPr>
+        <w:pStyle w:val="ListBullet"/>
+      </w:pPr>
+      <w:r>
+        <w:t>Hint if needed: Use the changed condition and the deciding step in the pictorial trace. The answer must say what follows from those facts.</w:t>
+      </w:r>
+    </w:p>
+    <w:p>
+      <w:pPr>
+        <w:pStyle w:val="Heading2"/>
+      </w:pPr>
+      <w:r>
+        <w:t>Check after the changed attempt · reference / check after trying</w:t>
+      </w:r>
+    </w:p>
+    <w:p>
+      <w:pPr>
+        <w:spacing w:line="336" w:lineRule="auto" w:after="180"/>
+      </w:pPr>
+      <w:r>
+        <w:rPr>
+          <w:b w:val="0"/>
+        </w:rPr>
+        <w:t>After your attempt, compare with the supported explanation: Record incomplete deletion and follow the retry or escalation procedure. One required copy remains in the declared scope.</w:t>
+      </w:r>
+    </w:p>
+    <w:p>
+      <w:pPr>
+        <w:pStyle w:val="Heading2"/>
+      </w:pPr>
+      <w:r>
+        <w:t>Repair and retain the record</w:t>
+      </w:r>
+    </w:p>
+    <w:p>
+      <w:pPr>
+        <w:spacing w:line="336" w:lineRule="auto" w:after="180"/>
+      </w:pPr>
+      <w:r>
+        <w:rPr>
+          <w:b w:val="0"/>
+        </w:rPr>
+        <w:t xml:space="preserve">Review Sandboxing and resource limits (ai-6/19). Goal: Explain the </w:t>
       </w:r>
       <w:r>
         <w:rPr>
@@ -3059,40 +4615,7 @@
         <w:rPr>
           <w:b w:val="0"/>
         </w:rPr>
-        <w:t xml:space="preserve"> and terminology of data retention and deletion</w:t>
-      </w:r>
-    </w:p>
-    <w:p>
-      <w:pPr>
-        <w:pStyle w:val="Heading3"/>
-      </w:pPr>
-      <w:r>
-        <w:t>My deciding step, evidence and one remaining question</w:t>
-      </w:r>
-    </w:p>
-    <w:p>
-      <w:r>
-        <w:t>________________________________________________________________</w:t>
-      </w:r>
-    </w:p>
-    <w:p>
-      <w:r>
-        <w:t>________________________________________________________________</w:t>
-      </w:r>
-    </w:p>
-    <w:p>
-      <w:r>
-        <w:t>________________________________________________________________</w:t>
-      </w:r>
-    </w:p>
-    <w:p>
-      <w:r>
-        <w:t>________________________________________________________________</w:t>
-      </w:r>
-    </w:p>
-    <w:p>
-      <w:r>
-        <w:t>________________________________________________________________</w:t>
+        <w:t xml:space="preserve"> and terminology of sandboxing and resource limits. Short practice: Check A against both resource limits and B against network isolation.</w:t>
       </w:r>
     </w:p>
     <w:p>
@@ -3103,31 +4626,42 @@
         <w:rPr>
           <w:b w:val="0"/>
         </w:rPr>
-        <w:t xml:space="preserve">If you are unsure, return to the worked picture and explain one arrow. If you are ready, change an </w:t>
+        <w:t xml:space="preserve">Why must A stop after three seconds even if its </w:t>
       </w:r>
       <w:r>
         <w:rPr>
           <w:b/>
         </w:rPr>
-        <w:t>input</w:t>
+        <w:t>output</w:t>
       </w:r>
       <w:r>
         <w:rPr>
           <w:b w:val="0"/>
         </w:rPr>
-        <w:t xml:space="preserve"> or assumption and justify your </w:t>
+        <w:t xml:space="preserve"> remains only 2 MB?. Return to this week and explain what you changed.</w:t>
+      </w:r>
+    </w:p>
+    <w:p>
+      <w:pPr>
+        <w:spacing w:line="336" w:lineRule="auto" w:after="180"/>
+      </w:pPr>
+      <w:r>
+        <w:rPr>
+          <w:b w:val="0"/>
+        </w:rPr>
+        <w:t xml:space="preserve">Review External side effects and recovery (ai-6/17). Goal: Explain the </w:t>
       </w:r>
       <w:r>
         <w:rPr>
           <w:b/>
         </w:rPr>
-        <w:t>prediction</w:t>
+        <w:t>mechanism</w:t>
       </w:r>
       <w:r>
         <w:rPr>
           <w:b w:val="0"/>
         </w:rPr>
-        <w:t>.</w:t>
+        <w:t xml:space="preserve"> and terminology of external side effects and recovery. Short practice: Distinguish a missing printer acknowledgement from confirmed failure.</w:t>
       </w:r>
     </w:p>
     <w:p>
@@ -3138,7 +4672,7 @@
         <w:rPr>
           <w:b w:val="0"/>
         </w:rPr>
-        <w:t xml:space="preserve">Save your workbook </w:t>
+        <w:t xml:space="preserve">What should happen if J6 is complete, and what </w:t>
       </w:r>
       <w:r>
         <w:rPr>
@@ -3150,20 +4684,83 @@
         <w:rPr>
           <w:b w:val="0"/>
         </w:rPr>
-        <w:t>. At the next review, try a different case before opening your old answer.</w:t>
-      </w:r>
-    </w:p>
-    <w:p>
-      <w:pPr>
-        <w:pStyle w:val="Heading1"/>
-      </w:pPr>
-      <w:r>
-        <w:t>17. Supported practice, repair and portfolio</w:t>
-      </w:r>
-    </w:p>
-    <w:p>
-      <w:r>
-        <w:t>Attempt supported questions before using hints or feedback. Review a missing building block, then keep the completed work.</w:t>
+        <w:t xml:space="preserve"> changes when J6 is reliably reported absent?. Return to this week and explain what you changed.</w:t>
+      </w:r>
+    </w:p>
+    <w:p>
+      <w:pPr>
+        <w:spacing w:line="336" w:lineRule="auto" w:after="180"/>
+      </w:pPr>
+      <w:r>
+        <w:rPr>
+          <w:b w:val="0"/>
+        </w:rPr>
+        <w:t xml:space="preserve">Review Planning and action selection (ai-6/14). Goal: Explain the </w:t>
+      </w:r>
+      <w:r>
+        <w:rPr>
+          <w:b/>
+        </w:rPr>
+        <w:t>mechanism</w:t>
+      </w:r>
+      <w:r>
+        <w:rPr>
+          <w:b w:val="0"/>
+        </w:rPr>
+        <w:t xml:space="preserve"> and terminology of planning and action selection. Short practice: Choose a permitted plan when no approved tower-height card exists.</w:t>
+      </w:r>
+    </w:p>
+    <w:p>
+      <w:pPr>
+        <w:spacing w:line="336" w:lineRule="auto" w:after="180"/>
+      </w:pPr>
+      <w:r>
+        <w:rPr>
+          <w:b w:val="0"/>
+        </w:rPr>
+        <w:t>What new answer becomes supported after a card records 24 metres, and why could the bot not invent it earlier?. Return to this week and explain what you changed.</w:t>
+      </w:r>
+    </w:p>
+    <w:p>
+      <w:pPr>
+        <w:spacing w:line="336" w:lineRule="auto" w:after="180"/>
+      </w:pPr>
+      <w:r>
+        <w:rPr>
+          <w:b w:val="0"/>
+        </w:rPr>
+        <w:t xml:space="preserve">Use Download completed work in the hosted lesson to export your answers, reflections, practice feedback and code-run </w:t>
+      </w:r>
+      <w:r>
+        <w:rPr>
+          <w:b/>
+        </w:rPr>
+        <w:t>evidence</w:t>
+      </w:r>
+      <w:r>
+        <w:rPr>
+          <w:b w:val="0"/>
+        </w:rPr>
+        <w:t>. Open the HTML copy to read or print it.</w:t>
+      </w:r>
+    </w:p>
+    <w:p>
+      <w:pPr>
+        <w:spacing w:line="336" w:lineRule="auto" w:after="180"/>
+      </w:pPr>
+      <w:r>
+        <w:rPr>
+          <w:b w:val="0"/>
+        </w:rPr>
+        <w:t>Drafts stay in this browser when storage is available; clear drafts on a shared device.</w:t>
+      </w:r>
+    </w:p>
+    <w:p>
+      <w:pPr>
+        <w:pStyle w:val="Heading2"/>
+      </w:pPr>
+      <w:r>
+        <w:t>Earlier wording, alternatives and picture transcripts · reference / check after trying</w:t>
       </w:r>
     </w:p>
     <w:p>
@@ -3179,68 +4776,10 @@
     </w:p>
     <w:p>
       <w:pPr>
-        <w:spacing w:line="336" w:lineRule="auto" w:after="180"/>
-      </w:pPr>
-      <w:r>
-        <w:rPr>
-          <w:b w:val="0"/>
-        </w:rPr>
-        <w:t>Delete every listed copy. A fictional policy deletes transcripts at age seven days or older, including listed backups.</w:t>
-      </w:r>
-    </w:p>
-    <w:p>
-      <w:pPr>
         <w:pStyle w:val="Heading3"/>
       </w:pPr>
       <w:r>
-        <w:t>Practice 1: explain the deciding evidence</w:t>
-      </w:r>
-    </w:p>
-    <w:p>
-      <w:pPr>
-        <w:spacing w:line="336" w:lineRule="auto" w:after="180"/>
-      </w:pPr>
-      <w:r>
-        <w:rPr>
-          <w:b w:val="0"/>
-        </w:rPr>
-        <w:t>Which labelled step matches this detail? The scoped deletion passes only after both T2 copies are removed.</w:t>
-      </w:r>
-    </w:p>
-    <w:p>
-      <w:pPr>
-        <w:spacing w:line="336" w:lineRule="auto" w:after="180"/>
-        <w:shd w:fill="F4F9FC"/>
-      </w:pPr>
-      <w:r>
-        <w:rPr>
-          <w:b w:val="0"/>
-        </w:rPr>
-        <w:t>1. Check age</w:t>
-      </w:r>
-    </w:p>
-    <w:p>
-      <w:pPr>
-        <w:spacing w:line="336" w:lineRule="auto" w:after="180"/>
-        <w:shd w:fill="F4F9FC"/>
-      </w:pPr>
-      <w:r>
-        <w:rPr>
-          <w:b w:val="0"/>
-        </w:rPr>
-        <w:t>2. Find copies</w:t>
-      </w:r>
-    </w:p>
-    <w:p>
-      <w:pPr>
-        <w:spacing w:line="336" w:lineRule="auto" w:after="180"/>
-        <w:shd w:fill="F4F9FC"/>
-      </w:pPr>
-      <w:r>
-        <w:rPr>
-          <w:b w:val="0"/>
-        </w:rPr>
-        <w:t>3. Verify removal</w:t>
+        <w:t>Repair a missing building block</w:t>
       </w:r>
     </w:p>
     <w:p>
@@ -3248,439 +4787,25 @@
         <w:pStyle w:val="Heading3"/>
       </w:pPr>
       <w:r>
-        <w:t>My selected conclusion, deciding fact and explanation</w:t>
-      </w:r>
-    </w:p>
-    <w:p>
-      <w:r>
-        <w:t>________________________________________________________________</w:t>
-      </w:r>
-    </w:p>
-    <w:p>
-      <w:r>
-        <w:t>________________________________________________________________</w:t>
-      </w:r>
-    </w:p>
-    <w:p>
-      <w:r>
-        <w:t>________________________________________________________________</w:t>
-      </w:r>
-    </w:p>
-    <w:p>
-      <w:r>
-        <w:t>________________________________________________________________</w:t>
-      </w:r>
-    </w:p>
-    <w:p>
-      <w:r>
-        <w:t>________________________________________________________________</w:t>
-      </w:r>
-    </w:p>
-    <w:p>
-      <w:pPr>
-        <w:pStyle w:val="Heading3"/>
-      </w:pPr>
-      <w:r>
-        <w:t>Hint · try first</w:t>
-      </w:r>
-    </w:p>
-    <w:p>
-      <w:pPr>
-        <w:spacing w:line="336" w:lineRule="auto" w:after="180"/>
-        <w:shd w:fill="F1F6F8"/>
-      </w:pPr>
-      <w:r>
-        <w:rPr>
-          <w:b w:val="0"/>
-        </w:rPr>
-        <w:t>Hint if needed: Read the steps in the pictorial case. Match the supplied detail to the stage that performs or records it.</w:t>
-      </w:r>
-    </w:p>
-    <w:p>
-      <w:pPr>
-        <w:pStyle w:val="Heading3"/>
-      </w:pPr>
-      <w:r>
-        <w:t>Feedback · compare after trying</w:t>
-      </w:r>
-    </w:p>
-    <w:p>
-      <w:pPr>
-        <w:spacing w:line="336" w:lineRule="auto" w:after="180"/>
-        <w:shd w:fill="F1F6FC"/>
-      </w:pPr>
-      <w:r>
-        <w:rPr>
-          <w:b w:val="0"/>
-        </w:rPr>
-        <w:t>After your attempt, compare with the supported explanation: Verify removal The scoped deletion passes only after both T2 copies are removed. Retention requires an age rule and an inventory.</w:t>
-      </w:r>
-    </w:p>
-    <w:p>
-      <w:pPr>
-        <w:spacing w:line="336" w:lineRule="auto" w:after="180"/>
-        <w:shd w:fill="F1F6FC"/>
-      </w:pPr>
-      <w:r>
-        <w:rPr>
-          <w:b w:val="0"/>
-        </w:rPr>
-        <w:t>Deleting the visible copy alone does not demonstrate removal of listed backups.</w:t>
-      </w:r>
-    </w:p>
-    <w:p>
-      <w:pPr>
-        <w:pStyle w:val="Heading3"/>
-      </w:pPr>
-      <w:r>
-        <w:t>Practice 2: explain the deciding evidence</w:t>
-      </w:r>
-    </w:p>
-    <w:p>
-      <w:pPr>
-        <w:pStyle w:val="Heading3"/>
-      </w:pPr>
-      <w:r>
-        <w:t>Changed case · predict first</w:t>
-      </w:r>
-    </w:p>
-    <w:p>
-      <w:pPr>
-        <w:spacing w:line="336" w:lineRule="auto" w:after="180"/>
-        <w:shd w:fill="F5F1FB"/>
-      </w:pPr>
-      <w:r>
-        <w:rPr>
-          <w:b w:val="0"/>
-        </w:rPr>
-        <w:t>Changed-case practice: Primary deletion succeeds but backup deletion fails. Which conclusion is supported by the supplied facts?</w:t>
-      </w:r>
-    </w:p>
-    <w:p>
-      <w:pPr>
-        <w:spacing w:line="336" w:lineRule="auto" w:after="180"/>
-        <w:shd w:fill="F4F9FC"/>
-      </w:pPr>
-      <w:r>
-        <w:rPr>
-          <w:b w:val="0"/>
-        </w:rPr>
-        <w:t>1. Record incomplete deletion and follow the retry or escalation procedure.</w:t>
-      </w:r>
-    </w:p>
-    <w:p>
-      <w:pPr>
-        <w:spacing w:line="336" w:lineRule="auto" w:after="180"/>
-        <w:shd w:fill="F4F9FC"/>
-      </w:pPr>
-      <w:r>
-        <w:rPr>
-          <w:b w:val="0"/>
-        </w:rPr>
-        <w:t xml:space="preserve">2. We can decide the result without examining the changed </w:t>
-      </w:r>
-      <w:r>
-        <w:rPr>
-          <w:b/>
-        </w:rPr>
-        <w:t>input</w:t>
-      </w:r>
-      <w:r>
-        <w:rPr>
-          <w:b w:val="0"/>
-        </w:rPr>
-        <w:t xml:space="preserve"> or the procedure.</w:t>
-      </w:r>
-    </w:p>
-    <w:p>
-      <w:pPr>
-        <w:spacing w:line="336" w:lineRule="auto" w:after="180"/>
-        <w:shd w:fill="F4F9FC"/>
-      </w:pPr>
-      <w:r>
-        <w:rPr>
-          <w:b w:val="0"/>
-        </w:rPr>
-        <w:t xml:space="preserve">3. This one example guarantees correct results for every future </w:t>
-      </w:r>
-      <w:r>
-        <w:rPr>
-          <w:b/>
-        </w:rPr>
-        <w:t>input</w:t>
-      </w:r>
-      <w:r>
-        <w:rPr>
-          <w:b w:val="0"/>
-        </w:rPr>
-        <w:t>.</w:t>
-      </w:r>
-    </w:p>
-    <w:p>
-      <w:pPr>
-        <w:pStyle w:val="Heading3"/>
-      </w:pPr>
-      <w:r>
-        <w:t>My selected conclusion, deciding fact and explanation</w:t>
-      </w:r>
-    </w:p>
-    <w:p>
-      <w:r>
-        <w:t>________________________________________________________________</w:t>
-      </w:r>
-    </w:p>
-    <w:p>
-      <w:r>
-        <w:t>________________________________________________________________</w:t>
-      </w:r>
-    </w:p>
-    <w:p>
-      <w:r>
-        <w:t>________________________________________________________________</w:t>
-      </w:r>
-    </w:p>
-    <w:p>
-      <w:r>
-        <w:t>________________________________________________________________</w:t>
-      </w:r>
-    </w:p>
-    <w:p>
-      <w:r>
-        <w:t>________________________________________________________________</w:t>
-      </w:r>
-    </w:p>
-    <w:p>
-      <w:pPr>
-        <w:pStyle w:val="Heading3"/>
-      </w:pPr>
-      <w:r>
-        <w:t>Hint · try first</w:t>
-      </w:r>
-    </w:p>
-    <w:p>
-      <w:pPr>
-        <w:spacing w:line="336" w:lineRule="auto" w:after="180"/>
-        <w:shd w:fill="F1F6F8"/>
-      </w:pPr>
-      <w:r>
-        <w:rPr>
-          <w:b w:val="0"/>
-        </w:rPr>
-        <w:t>Hint if needed: Use the changed condition and the deciding step in the pictorial trace. The answer must say what follows from those facts.</w:t>
-      </w:r>
-    </w:p>
-    <w:p>
-      <w:pPr>
-        <w:pStyle w:val="Heading3"/>
-      </w:pPr>
-      <w:r>
-        <w:t>Feedback · compare after trying</w:t>
-      </w:r>
-    </w:p>
-    <w:p>
-      <w:pPr>
-        <w:spacing w:line="336" w:lineRule="auto" w:after="180"/>
-        <w:shd w:fill="F1F6FC"/>
-      </w:pPr>
-      <w:r>
-        <w:rPr>
-          <w:b w:val="0"/>
-        </w:rPr>
-        <w:t>After your attempt, compare with the supported explanation: Record incomplete deletion and follow the retry or escalation procedure. One required copy remains in the declared scope.</w:t>
-      </w:r>
-    </w:p>
-    <w:p>
-      <w:pPr>
-        <w:pStyle w:val="Heading3"/>
-      </w:pPr>
-      <w:r>
-        <w:t>Repair a missing building block</w:t>
-      </w:r>
-    </w:p>
-    <w:p>
-      <w:pPr>
-        <w:spacing w:line="336" w:lineRule="auto" w:after="180"/>
-      </w:pPr>
-      <w:r>
-        <w:rPr>
-          <w:b w:val="0"/>
-        </w:rPr>
-        <w:t xml:space="preserve">Review Sandboxing and resource limits (ai-6/19). Goal: Explain the </w:t>
-      </w:r>
-      <w:r>
-        <w:rPr>
-          <w:b/>
-        </w:rPr>
-        <w:t>mechanism</w:t>
-      </w:r>
-      <w:r>
-        <w:rPr>
-          <w:b w:val="0"/>
-        </w:rPr>
-        <w:t xml:space="preserve"> and terminology of sandboxing and resource limits. Short practice: Check A against both resource limits and B against network isolation.</w:t>
-      </w:r>
-    </w:p>
-    <w:p>
-      <w:pPr>
-        <w:spacing w:line="336" w:lineRule="auto" w:after="180"/>
-      </w:pPr>
-      <w:r>
-        <w:rPr>
-          <w:b w:val="0"/>
-        </w:rPr>
-        <w:t xml:space="preserve">Why must A stop after three seconds even if its </w:t>
-      </w:r>
-      <w:r>
-        <w:rPr>
-          <w:b/>
-        </w:rPr>
-        <w:t>output</w:t>
-      </w:r>
-      <w:r>
-        <w:rPr>
-          <w:b w:val="0"/>
-        </w:rPr>
-        <w:t xml:space="preserve"> remains only 2 MB?. Return to this week and explain what you changed.</w:t>
-      </w:r>
-    </w:p>
-    <w:p>
-      <w:pPr>
-        <w:spacing w:line="336" w:lineRule="auto" w:after="180"/>
-      </w:pPr>
-      <w:r>
-        <w:rPr>
-          <w:b w:val="0"/>
-        </w:rPr>
-        <w:t xml:space="preserve">Review External side effects and recovery (ai-6/17). Goal: Explain the </w:t>
-      </w:r>
-      <w:r>
-        <w:rPr>
-          <w:b/>
-        </w:rPr>
-        <w:t>mechanism</w:t>
-      </w:r>
-      <w:r>
-        <w:rPr>
-          <w:b w:val="0"/>
-        </w:rPr>
-        <w:t xml:space="preserve"> and terminology of external side effects and recovery. Short practice: Distinguish a missing printer acknowledgement from confirmed failure.</w:t>
-      </w:r>
-    </w:p>
-    <w:p>
-      <w:pPr>
-        <w:spacing w:line="336" w:lineRule="auto" w:after="180"/>
-      </w:pPr>
-      <w:r>
-        <w:rPr>
-          <w:b w:val="0"/>
-        </w:rPr>
-        <w:t xml:space="preserve">What should happen if J6 is complete, and what </w:t>
-      </w:r>
-      <w:r>
-        <w:rPr>
-          <w:b/>
-        </w:rPr>
-        <w:t>evidence</w:t>
-      </w:r>
-      <w:r>
-        <w:rPr>
-          <w:b w:val="0"/>
-        </w:rPr>
-        <w:t xml:space="preserve"> changes when J6 is reliably reported absent?. Return to this week and explain what you changed.</w:t>
-      </w:r>
-    </w:p>
-    <w:p>
-      <w:pPr>
-        <w:spacing w:line="336" w:lineRule="auto" w:after="180"/>
-      </w:pPr>
-      <w:r>
-        <w:rPr>
-          <w:b w:val="0"/>
-        </w:rPr>
-        <w:t xml:space="preserve">Review Planning and action selection (ai-6/14). Goal: Explain the </w:t>
-      </w:r>
-      <w:r>
-        <w:rPr>
-          <w:b/>
-        </w:rPr>
-        <w:t>mechanism</w:t>
-      </w:r>
-      <w:r>
-        <w:rPr>
-          <w:b w:val="0"/>
-        </w:rPr>
-        <w:t xml:space="preserve"> and terminology of planning and action selection. Short practice: Choose a permitted plan when no approved tower-height card exists.</w:t>
-      </w:r>
-    </w:p>
-    <w:p>
-      <w:pPr>
-        <w:spacing w:line="336" w:lineRule="auto" w:after="180"/>
-      </w:pPr>
-      <w:r>
-        <w:rPr>
-          <w:b w:val="0"/>
-        </w:rPr>
-        <w:t>What new answer becomes supported after a card records 24 metres, and why could the bot not invent it earlier?. Return to this week and explain what you changed.</w:t>
-      </w:r>
-    </w:p>
-    <w:p>
-      <w:pPr>
-        <w:pStyle w:val="Heading3"/>
-      </w:pPr>
-      <w:r>
         <w:t>Keep your completed work</w:t>
       </w:r>
     </w:p>
     <w:p>
       <w:pPr>
-        <w:spacing w:line="336" w:lineRule="auto" w:after="180"/>
-      </w:pPr>
-      <w:r>
-        <w:rPr>
-          <w:b w:val="0"/>
-        </w:rPr>
-        <w:t xml:space="preserve">Use Download completed work in the hosted lesson to export your answers, reflections, practice feedback and code-run </w:t>
-      </w:r>
-      <w:r>
-        <w:rPr>
-          <w:b/>
-        </w:rPr>
-        <w:t>evidence</w:t>
-      </w:r>
-      <w:r>
-        <w:rPr>
-          <w:b w:val="0"/>
-        </w:rPr>
-        <w:t>. Open the HTML copy to read or print it.</w:t>
-      </w:r>
-    </w:p>
-    <w:p>
-      <w:pPr>
-        <w:spacing w:line="336" w:lineRule="auto" w:after="180"/>
-      </w:pPr>
-      <w:r>
-        <w:rPr>
-          <w:b w:val="0"/>
-        </w:rPr>
-        <w:t>Drafts stay in this browser when storage is available; clear drafts on a shared device.</w:t>
-      </w:r>
-    </w:p>
-    <w:p>
-      <w:pPr>
         <w:pStyle w:val="Heading1"/>
       </w:pPr>
       <w:r>
-        <w:t>18. Visual concept journey</w:t>
-      </w:r>
-    </w:p>
-    <w:p>
-      <w:r>
-        <w:t>Explain each Data retention and deletion graphic using its labels, deciding evidence and relevant limitation.</w:t>
-      </w:r>
-    </w:p>
-    <w:p>
-      <w:pPr>
-        <w:pStyle w:val="Heading3"/>
+        <w:t>18. Reference · Six-picture concept journey</w:t>
+      </w:r>
+    </w:p>
+    <w:p>
+      <w:r>
+        <w:t>Choose the picture that supports the current explanation.</w:t>
+      </w:r>
+    </w:p>
+    <w:p>
+      <w:pPr>
+        <w:pStyle w:val="Heading2"/>
       </w:pPr>
       <w:r>
         <w:t>01. Data retention and deletion: the case</w:t>
@@ -3691,7 +4816,7 @@
         <w:drawing>
           <wp:inline xmlns:a="http://schemas.openxmlformats.org/drawingml/2006/main" xmlns:pic="http://schemas.openxmlformats.org/drawingml/2006/picture">
             <wp:extent cx="5486400" cy="2834640"/>
-            <wp:docPr id="2" name="Picture 2" descr="Delete every listed copy. A fictional policy deletes transcripts at age seven days or older, including listed backups. Supplied facts: T1 is six days old. T2 is seven days old with one backup. Scope lists primary storage and that backup only."/>
+            <wp:docPr id="4" name="Picture 4" descr="Delete every listed copy. A fictional policy deletes transcripts at age seven days or older, including listed backups. Supplied facts: T1 is six days old. T2 is seven days old with one backup. Scope lists primary storage and that backup only."/>
             <wp:cNvGraphicFramePr>
               <a:graphicFrameLocks noChangeAspect="1"/>
             </wp:cNvGraphicFramePr>
@@ -3703,7 +4828,7 @@
                     <pic:cNvPicPr/>
                   </pic:nvPicPr>
                   <pic:blipFill>
-                    <a:blip r:embed="rId10"/>
+                    <a:blip r:embed="rId12"/>
                     <a:stretch>
                       <a:fillRect/>
                     </a:stretch>
@@ -3747,7 +4872,6 @@
     <w:p>
       <w:pPr>
         <w:spacing w:line="336" w:lineRule="auto" w:after="180"/>
-        <w:shd w:fill="F5F1FB"/>
       </w:pPr>
       <w:r>
         <w:rPr>
@@ -3758,7 +4882,7 @@
     </w:p>
     <w:p>
       <w:pPr>
-        <w:pStyle w:val="Heading3"/>
+        <w:pStyle w:val="Heading2"/>
       </w:pPr>
       <w:r>
         <w:t>02. Follow the deciding steps</w:t>
@@ -3769,7 +4893,7 @@
         <w:drawing>
           <wp:inline xmlns:a="http://schemas.openxmlformats.org/drawingml/2006/main" xmlns:pic="http://schemas.openxmlformats.org/drawingml/2006/picture">
             <wp:extent cx="5486400" cy="3182112"/>
-            <wp:docPr id="3" name="Picture 3" descr="Check age: Keep T1 for now; T2 reaches the deletion boundary. → Find copies: T2 is present in two declared locations. → Verify removal: The scoped deletion passes only after both T2 copies are removed."/>
+            <wp:docPr id="5" name="Picture 5" descr="Check age: Keep T1 for now; T2 reaches the deletion boundary. → Find copies: T2 is present in two declared locations. → Verify removal: The scoped deletion passes only after both T2 copies are removed."/>
             <wp:cNvGraphicFramePr>
               <a:graphicFrameLocks noChangeAspect="1"/>
             </wp:cNvGraphicFramePr>
@@ -3781,7 +4905,7 @@
                     <pic:cNvPicPr/>
                   </pic:nvPicPr>
                   <pic:blipFill>
-                    <a:blip r:embed="rId11"/>
+                    <a:blip r:embed="rId9"/>
                     <a:stretch>
                       <a:fillRect/>
                     </a:stretch>
@@ -3826,7 +4950,6 @@
     <w:p>
       <w:pPr>
         <w:spacing w:line="336" w:lineRule="auto" w:after="180"/>
-        <w:shd w:fill="F5F1FB"/>
       </w:pPr>
       <w:r>
         <w:rPr>
@@ -3849,7 +4972,7 @@
     </w:p>
     <w:p>
       <w:pPr>
-        <w:pStyle w:val="Heading3"/>
+        <w:pStyle w:val="Heading2"/>
       </w:pPr>
       <w:r>
         <w:t>03. A deletion rule needs an inventory of copies</w:t>
@@ -3860,7 +4983,7 @@
         <w:drawing>
           <wp:inline xmlns:a="http://schemas.openxmlformats.org/drawingml/2006/main" xmlns:pic="http://schemas.openxmlformats.org/drawingml/2006/picture">
             <wp:extent cx="5486400" cy="3337560"/>
-            <wp:docPr id="4" name="Picture 4" descr="The toy retention boundary is seven days or older. Keep six-day T1 for now. Seven-day T2 appears in primary storage and one listed backup; both locations need removal verification. This diagram specifies required checks, not an actual deletion run."/>
+            <wp:docPr id="6" name="Picture 6" descr="The toy retention boundary is seven days or older. Keep six-day T1 for now. Seven-day T2 appears in primary storage and one listed backup; both locations need removal verification. This diagram specifies required checks, not an actual deletion run."/>
             <wp:cNvGraphicFramePr>
               <a:graphicFrameLocks noChangeAspect="1"/>
             </wp:cNvGraphicFramePr>
@@ -3872,7 +4995,7 @@
                     <pic:cNvPicPr/>
                   </pic:nvPicPr>
                   <pic:blipFill>
-                    <a:blip r:embed="rId12"/>
+                    <a:blip r:embed="rId13"/>
                     <a:stretch>
                       <a:fillRect/>
                     </a:stretch>
@@ -3916,7 +5039,6 @@
     <w:p>
       <w:pPr>
         <w:spacing w:line="336" w:lineRule="auto" w:after="180"/>
-        <w:shd w:fill="F5F1FB"/>
       </w:pPr>
       <w:r>
         <w:rPr>
@@ -3927,7 +5049,7 @@
     </w:p>
     <w:p>
       <w:pPr>
-        <w:pStyle w:val="Heading3"/>
+        <w:pStyle w:val="Heading2"/>
       </w:pPr>
       <w:r>
         <w:t>04. Change one thing. Trace what follows.</w:t>
@@ -3938,7 +5060,7 @@
         <w:drawing>
           <wp:inline xmlns:a="http://schemas.openxmlformats.org/drawingml/2006/main" xmlns:pic="http://schemas.openxmlformats.org/drawingml/2006/picture">
             <wp:extent cx="5486400" cy="3026664"/>
-            <wp:docPr id="5" name="Picture 5" descr="Original case: The scoped deletion passes only after both T2 copies are removed. Changed condition: Primary deletion succeeds but backup deletion fails. Expected result: Record incomplete deletion and follow the retry or escalation procedure. Reason: One required copy remains in the declared scope."/>
+            <wp:docPr id="7" name="Picture 7" descr="Original case: The scoped deletion passes only after both T2 copies are removed. Changed condition: Primary deletion succeeds but backup deletion fails. Expected result: Record incomplete deletion and follow the retry or escalation procedure. Reason: One required copy remains in the declared scope."/>
             <wp:cNvGraphicFramePr>
               <a:graphicFrameLocks noChangeAspect="1"/>
             </wp:cNvGraphicFramePr>
@@ -3950,7 +5072,7 @@
                     <pic:cNvPicPr/>
                   </pic:nvPicPr>
                   <pic:blipFill>
-                    <a:blip r:embed="rId13"/>
+                    <a:blip r:embed="rId10"/>
                     <a:stretch>
                       <a:fillRect/>
                     </a:stretch>
@@ -3994,7 +5116,6 @@
     <w:p>
       <w:pPr>
         <w:spacing w:line="336" w:lineRule="auto" w:after="180"/>
-        <w:shd w:fill="F5F1FB"/>
       </w:pPr>
       <w:r>
         <w:rPr>
@@ -4005,7 +5126,7 @@
     </w:p>
     <w:p>
       <w:pPr>
-        <w:pStyle w:val="Heading3"/>
+        <w:pStyle w:val="Heading2"/>
       </w:pPr>
       <w:r>
         <w:t>05. Connect the explanation to its limit</w:t>
@@ -4016,7 +5137,7 @@
         <w:drawing>
           <wp:inline xmlns:a="http://schemas.openxmlformats.org/drawingml/2006/main" xmlns:pic="http://schemas.openxmlformats.org/drawingml/2006/picture">
             <wp:extent cx="5486400" cy="2834640"/>
-            <wp:docPr id="6" name="Picture 6" descr="Retention requires an age rule and an inventory. Deleting the visible copy alone does not demonstrate removal of listed backups. Limit: The inventory cannot prove deletion from unknown locations; document scope and investigate untracked copies."/>
+            <wp:docPr id="8" name="Picture 8" descr="Retention requires an age rule and an inventory. Deleting the visible copy alone does not demonstrate removal of listed backups. Limit: The inventory cannot prove deletion from unknown locations; document scope and investigate untracked copies."/>
             <wp:cNvGraphicFramePr>
               <a:graphicFrameLocks noChangeAspect="1"/>
             </wp:cNvGraphicFramePr>
@@ -4072,7 +5193,6 @@
     <w:p>
       <w:pPr>
         <w:spacing w:line="336" w:lineRule="auto" w:after="180"/>
-        <w:shd w:fill="F5F1FB"/>
       </w:pPr>
       <w:r>
         <w:rPr>
@@ -4083,7 +5203,7 @@
     </w:p>
     <w:p>
       <w:pPr>
-        <w:pStyle w:val="Heading3"/>
+        <w:pStyle w:val="Heading2"/>
       </w:pPr>
       <w:r>
         <w:t>06. Make the idea visible in your project</w:t>
@@ -4094,7 +5214,7 @@
         <w:drawing>
           <wp:inline xmlns:a="http://schemas.openxmlformats.org/drawingml/2006/main" xmlns:pic="http://schemas.openxmlformats.org/drawingml/2006/picture">
             <wp:extent cx="5486400" cy="3529584"/>
-            <wp:docPr id="7" name="Picture 7" descr="For the Grounded Learning Service, retain an annotated trace and the changed-case result. Name the contract or evidence that makes the deciding step valid, so another team can review it. Draw your input, deciding step, result and limit. Supported question: Apply the seven-day boundary to T1 and T2. How many T2 locations need verification, and may deletion be called complete if its backup remains?"/>
+            <wp:docPr id="9" name="Picture 9" descr="For the Grounded Learning Service, retain an annotated trace and the changed-case result. Name the contract or evidence that makes the deciding step valid, so another team can review it. Draw your input, deciding step, result and limit. Supported question: Apply the seven-day boundary to T1 and T2. How many T2 locations need verification, and may deletion be called complete if its backup remains?"/>
             <wp:cNvGraphicFramePr>
               <a:graphicFrameLocks noChangeAspect="1"/>
             </wp:cNvGraphicFramePr>
@@ -4174,7 +5294,6 @@
     <w:p>
       <w:pPr>
         <w:spacing w:line="336" w:lineRule="auto" w:after="180"/>
-        <w:shd w:fill="F5F1FB"/>
       </w:pPr>
       <w:r>
         <w:rPr>
@@ -4193,6 +5312,62 @@
           <w:b w:val="0"/>
         </w:rPr>
         <w:t>.</w:t>
+      </w:r>
+    </w:p>
+    <w:p>
+      <w:pPr>
+        <w:pStyle w:val="Heading2"/>
+      </w:pPr>
+      <w:r>
+        <w:t>Earlier wording, alternatives and picture transcripts · reference / check after trying</w:t>
+      </w:r>
+    </w:p>
+    <w:p>
+      <w:pPr>
+        <w:pStyle w:val="Heading3"/>
+      </w:pPr>
+      <w:r>
+        <w:t>01. Data retention and deletion: the case</w:t>
+      </w:r>
+    </w:p>
+    <w:p>
+      <w:pPr>
+        <w:pStyle w:val="Heading3"/>
+      </w:pPr>
+      <w:r>
+        <w:t>02. Follow the deciding steps</w:t>
+      </w:r>
+    </w:p>
+    <w:p>
+      <w:pPr>
+        <w:pStyle w:val="Heading3"/>
+      </w:pPr>
+      <w:r>
+        <w:t>03. A deletion rule needs an inventory of copies</w:t>
+      </w:r>
+    </w:p>
+    <w:p>
+      <w:pPr>
+        <w:pStyle w:val="Heading3"/>
+      </w:pPr>
+      <w:r>
+        <w:t>04. Change one thing. Trace what follows.</w:t>
+      </w:r>
+    </w:p>
+    <w:p>
+      <w:pPr>
+        <w:pStyle w:val="Heading3"/>
+      </w:pPr>
+      <w:r>
+        <w:t>05. Connect the explanation to its limit</w:t>
+      </w:r>
+    </w:p>
+    <w:p>
+      <w:pPr>
+        <w:pStyle w:val="Heading3"/>
+      </w:pPr>
+      <w:r>
+        <w:t>06. Make the idea visible in your project</w:t>
       </w:r>
     </w:p>
     <w:sectPr>
